--- a/Документация/Руководство по развёртыванию и сопровождению/Руководство по развёртыванию и сопровождению.docx
+++ b/Документация/Руководство по развёртыванию и сопровождению/Руководство по развёртыванию и сопровождению.docx
@@ -2446,7 +2446,7 @@
           <w:sz w:val="26"/>
         </w:rPr>
         <w:tab/>
-        <w:t>35</w:t>
+        <w:t>36</w:t>
       </w:r>
     </w:p>
     <w:p>
@@ -2539,7 +2539,7 @@
           <w:sz w:val="26"/>
         </w:rPr>
         <w:tab/>
-        <w:t>36</w:t>
+        <w:t>37</w:t>
       </w:r>
     </w:p>
     <w:p>
@@ -2632,7 +2632,7 @@
           <w:sz w:val="26"/>
         </w:rPr>
         <w:tab/>
-        <w:t>37</w:t>
+        <w:t>38</w:t>
       </w:r>
     </w:p>
     <w:p>
@@ -3069,6 +3069,205 @@
           <w:sz w:val="24"/>
         </w:rPr>
         <w:t>Таблица 2.1 — Термины, применяемые в документе</w:t>
+      </w:r>
+    </w:p>
+    <w:tbl>
+      <w:tblPr>
+        <w:tblStyle w:val="TableGrid"/>
+        <w:tblW w:type="auto" w:w="0"/>
+        <w:jc w:val="center"/>
+        <w:tblLayout w:type="fixed"/>
+        <w:tblLook w:firstColumn="1" w:firstRow="1" w:lastColumn="0" w:lastRow="0" w:noHBand="0" w:noVBand="1" w:val="04A0"/>
+        <w:tblLayout w:type="fixed"/>
+      </w:tblPr>
+      <w:tblGrid>
+        <w:gridCol w:w="1843"/>
+        <w:gridCol w:w="7513"/>
+      </w:tblGrid>
+      <w:tr>
+        <w:trPr>
+          <w:tblHeader w:val="true"/>
+          <w:cantSplit w:val="true"/>
+        </w:trPr>
+        <w:tc>
+          <w:tcPr>
+            <w:tcW w:type="dxa" w:w="1843"/>
+            <w:shd w:val="clear" w:fill="E8E8E8"/>
+          </w:tcPr>
+          <w:p>
+            <w:pPr>
+              <w:keepNext/>
+              <w:spacing w:line="240" w:lineRule="auto" w:after="0"/>
+              <w:ind w:firstLine="0"/>
+              <w:jc w:val="left"/>
+            </w:pPr>
+            <w:r>
+              <w:rPr>
+                <w:rFonts w:ascii="Times New Roman" w:hAnsi="Times New Roman" w:cs="Times New Roman" w:eastAsia="Times New Roman"/>
+                <w:b/>
+                <w:i w:val="0"/>
+                <w:color w:val="000000"/>
+                <w:sz w:val="24"/>
+              </w:rPr>
+              <w:t>Термин</w:t>
+            </w:r>
+          </w:p>
+        </w:tc>
+        <w:tc>
+          <w:tcPr>
+            <w:tcW w:type="dxa" w:w="7512"/>
+            <w:shd w:val="clear" w:fill="E8E8E8"/>
+          </w:tcPr>
+          <w:p>
+            <w:pPr>
+              <w:keepNext/>
+              <w:spacing w:line="240" w:lineRule="auto" w:after="0"/>
+              <w:ind w:firstLine="0"/>
+              <w:jc w:val="left"/>
+            </w:pPr>
+            <w:r>
+              <w:rPr>
+                <w:rFonts w:ascii="Times New Roman" w:hAnsi="Times New Roman" w:cs="Times New Roman" w:eastAsia="Times New Roman"/>
+                <w:b/>
+                <w:i w:val="0"/>
+                <w:color w:val="000000"/>
+                <w:sz w:val="24"/>
+              </w:rPr>
+              <w:t>Значение</w:t>
+            </w:r>
+          </w:p>
+        </w:tc>
+      </w:tr>
+      <w:tr>
+        <w:trPr>
+          <w:cantSplit w:val="true"/>
+        </w:trPr>
+        <w:tc>
+          <w:tcPr>
+            <w:tcW w:type="dxa" w:w="1843"/>
+          </w:tcPr>
+          <w:p>
+            <w:pPr>
+              <w:spacing w:line="240" w:lineRule="auto" w:after="0"/>
+              <w:ind w:firstLine="0"/>
+              <w:jc w:val="left"/>
+            </w:pPr>
+            <w:r>
+              <w:rPr>
+                <w:rFonts w:ascii="Times New Roman" w:hAnsi="Times New Roman" w:cs="Times New Roman" w:eastAsia="Times New Roman"/>
+                <w:b w:val="0"/>
+                <w:i w:val="0"/>
+                <w:color w:val="000000"/>
+                <w:sz w:val="24"/>
+              </w:rPr>
+              <w:t>Рабочий сервер</w:t>
+            </w:r>
+          </w:p>
+        </w:tc>
+        <w:tc>
+          <w:tcPr>
+            <w:tcW w:type="dxa" w:w="7512"/>
+          </w:tcPr>
+          <w:p>
+            <w:pPr>
+              <w:spacing w:line="240" w:lineRule="auto" w:after="0"/>
+              <w:ind w:firstLine="0"/>
+              <w:jc w:val="left"/>
+            </w:pPr>
+            <w:r>
+              <w:rPr>
+                <w:rFonts w:ascii="Times New Roman" w:hAnsi="Times New Roman" w:cs="Times New Roman" w:eastAsia="Times New Roman"/>
+                <w:b w:val="0"/>
+                <w:i w:val="0"/>
+                <w:color w:val="000000"/>
+                <w:sz w:val="24"/>
+              </w:rPr>
+              <w:t>Сервер, на котором система работает для сотрудников предприятия. В обиходе «прод», «продакшн»</w:t>
+            </w:r>
+          </w:p>
+        </w:tc>
+      </w:tr>
+      <w:tr>
+        <w:trPr>
+          <w:cantSplit w:val="true"/>
+        </w:trPr>
+        <w:tc>
+          <w:tcPr>
+            <w:tcW w:type="dxa" w:w="1843"/>
+          </w:tcPr>
+          <w:p>
+            <w:pPr>
+              <w:spacing w:line="240" w:lineRule="auto" w:after="0"/>
+              <w:ind w:firstLine="0"/>
+              <w:jc w:val="left"/>
+            </w:pPr>
+            <w:r>
+              <w:rPr>
+                <w:rFonts w:ascii="Times New Roman" w:hAnsi="Times New Roman" w:cs="Times New Roman" w:eastAsia="Times New Roman"/>
+                <w:b w:val="0"/>
+                <w:i w:val="0"/>
+                <w:color w:val="000000"/>
+                <w:sz w:val="24"/>
+              </w:rPr>
+              <w:t>Проверочный стенд</w:t>
+            </w:r>
+          </w:p>
+        </w:tc>
+        <w:tc>
+          <w:tcPr>
+            <w:tcW w:type="dxa" w:w="7512"/>
+          </w:tcPr>
+          <w:p>
+            <w:pPr>
+              <w:spacing w:line="240" w:lineRule="auto" w:after="0"/>
+              <w:ind w:firstLine="0"/>
+              <w:jc w:val="left"/>
+            </w:pPr>
+            <w:r>
+              <w:rPr>
+                <w:rFonts w:ascii="Times New Roman" w:hAnsi="Times New Roman" w:cs="Times New Roman" w:eastAsia="Times New Roman"/>
+                <w:b w:val="0"/>
+                <w:i w:val="0"/>
+                <w:color w:val="000000"/>
+                <w:sz w:val="24"/>
+              </w:rPr>
+              <w:t>Отдельный сервер с той же системой для проверки изменений до выкладывания на рабочий. В обиходе «стенд», «стейдж»</w:t>
+            </w:r>
+          </w:p>
+        </w:tc>
+      </w:tr>
+    </w:tbl>
+    <w:p>
+      <w:pPr>
+        <w:spacing w:after="0" w:line="240" w:lineRule="auto"/>
+        <w:ind w:firstLine="0"/>
+      </w:pPr>
+      <w:r>
+        <w:rPr>
+          <w:rFonts w:ascii="Times New Roman" w:hAnsi="Times New Roman" w:cs="Times New Roman" w:eastAsia="Times New Roman"/>
+          <w:b w:val="0"/>
+          <w:i w:val="0"/>
+          <w:color w:val="000000"/>
+          <w:sz w:val="12"/>
+        </w:rPr>
+      </w:r>
+    </w:p>
+    <w:p>
+      <w:pPr>
+        <w:keepNext/>
+        <w:spacing w:line="240" w:lineRule="auto" w:before="160" w:after="80"/>
+        <w:ind w:firstLine="0"/>
+        <w:jc w:val="left"/>
+      </w:pPr>
+      <w:r>
+        <w:rPr>
+          <w:rFonts w:ascii="Times New Roman" w:hAnsi="Times New Roman" w:cs="Times New Roman" w:eastAsia="Times New Roman"/>
+          <w:b w:val="0"/>
+          <w:i/>
+          <w:color w:val="000000"/>
+          <w:sz w:val="24"/>
+        </w:rPr>
+        <w:t>Продолжение таблицы 2.1</w:t>
       </w:r>
     </w:p>
     <w:tbl>
@@ -3134,104 +3333,6 @@
                 <w:sz w:val="24"/>
               </w:rPr>
               <w:t>Значение</w:t>
-            </w:r>
-          </w:p>
-        </w:tc>
-      </w:tr>
-      <w:tr>
-        <w:trPr>
-          <w:cantSplit w:val="true"/>
-        </w:trPr>
-        <w:tc>
-          <w:tcPr>
-            <w:tcW w:type="dxa" w:w="2268"/>
-          </w:tcPr>
-          <w:p>
-            <w:pPr>
-              <w:spacing w:line="240" w:lineRule="auto" w:after="0"/>
-              <w:ind w:firstLine="0"/>
-              <w:jc w:val="left"/>
-            </w:pPr>
-            <w:r>
-              <w:rPr>
-                <w:rFonts w:ascii="Times New Roman" w:hAnsi="Times New Roman" w:cs="Times New Roman" w:eastAsia="Times New Roman"/>
-                <w:b w:val="0"/>
-                <w:i w:val="0"/>
-                <w:color w:val="000000"/>
-                <w:sz w:val="24"/>
-              </w:rPr>
-              <w:t>Рабочий сервер</w:t>
-            </w:r>
-          </w:p>
-        </w:tc>
-        <w:tc>
-          <w:tcPr>
-            <w:tcW w:type="dxa" w:w="7087"/>
-          </w:tcPr>
-          <w:p>
-            <w:pPr>
-              <w:spacing w:line="240" w:lineRule="auto" w:after="0"/>
-              <w:ind w:firstLine="0"/>
-              <w:jc w:val="left"/>
-            </w:pPr>
-            <w:r>
-              <w:rPr>
-                <w:rFonts w:ascii="Times New Roman" w:hAnsi="Times New Roman" w:cs="Times New Roman" w:eastAsia="Times New Roman"/>
-                <w:b w:val="0"/>
-                <w:i w:val="0"/>
-                <w:color w:val="000000"/>
-                <w:sz w:val="24"/>
-              </w:rPr>
-              <w:t>Сервер, на котором система работает для сотрудников предприятия. В обиходе «прод», «продакшн»</w:t>
-            </w:r>
-          </w:p>
-        </w:tc>
-      </w:tr>
-      <w:tr>
-        <w:trPr>
-          <w:cantSplit w:val="true"/>
-        </w:trPr>
-        <w:tc>
-          <w:tcPr>
-            <w:tcW w:type="dxa" w:w="2268"/>
-          </w:tcPr>
-          <w:p>
-            <w:pPr>
-              <w:spacing w:line="240" w:lineRule="auto" w:after="0"/>
-              <w:ind w:firstLine="0"/>
-              <w:jc w:val="left"/>
-            </w:pPr>
-            <w:r>
-              <w:rPr>
-                <w:rFonts w:ascii="Times New Roman" w:hAnsi="Times New Roman" w:cs="Times New Roman" w:eastAsia="Times New Roman"/>
-                <w:b w:val="0"/>
-                <w:i w:val="0"/>
-                <w:color w:val="000000"/>
-                <w:sz w:val="24"/>
-              </w:rPr>
-              <w:t>Проверочный стенд</w:t>
-            </w:r>
-          </w:p>
-        </w:tc>
-        <w:tc>
-          <w:tcPr>
-            <w:tcW w:type="dxa" w:w="7087"/>
-          </w:tcPr>
-          <w:p>
-            <w:pPr>
-              <w:spacing w:line="240" w:lineRule="auto" w:after="0"/>
-              <w:ind w:firstLine="0"/>
-              <w:jc w:val="left"/>
-            </w:pPr>
-            <w:r>
-              <w:rPr>
-                <w:rFonts w:ascii="Times New Roman" w:hAnsi="Times New Roman" w:cs="Times New Roman" w:eastAsia="Times New Roman"/>
-                <w:b w:val="0"/>
-                <w:i w:val="0"/>
-                <w:color w:val="000000"/>
-                <w:sz w:val="24"/>
-              </w:rPr>
-              <w:t>Отдельный сервер с той же системой для проверки изменений до выкладывания на рабочий. В обиходе «стенд», «стейдж»</w:t>
             </w:r>
           </w:p>
         </w:tc>
@@ -17786,6 +17887,375 @@
         <w:tblLayout w:type="fixed"/>
       </w:tblPr>
       <w:tblGrid>
+        <w:gridCol w:w="1843"/>
+        <w:gridCol w:w="1701"/>
+        <w:gridCol w:w="5812"/>
+      </w:tblGrid>
+      <w:tr>
+        <w:trPr>
+          <w:tblHeader w:val="true"/>
+          <w:cantSplit w:val="true"/>
+        </w:trPr>
+        <w:tc>
+          <w:tcPr>
+            <w:tcW w:type="dxa" w:w="1843"/>
+            <w:shd w:val="clear" w:fill="E8E8E8"/>
+          </w:tcPr>
+          <w:p>
+            <w:pPr>
+              <w:keepNext/>
+              <w:spacing w:line="240" w:lineRule="auto" w:after="0"/>
+              <w:ind w:firstLine="0"/>
+              <w:jc w:val="left"/>
+            </w:pPr>
+            <w:r>
+              <w:rPr>
+                <w:rFonts w:ascii="Times New Roman" w:hAnsi="Times New Roman" w:cs="Times New Roman" w:eastAsia="Times New Roman"/>
+                <w:b/>
+                <w:i w:val="0"/>
+                <w:color w:val="000000"/>
+                <w:sz w:val="24"/>
+              </w:rPr>
+              <w:t>Элемент</w:t>
+            </w:r>
+          </w:p>
+        </w:tc>
+        <w:tc>
+          <w:tcPr>
+            <w:tcW w:type="dxa" w:w="1701"/>
+            <w:shd w:val="clear" w:fill="E8E8E8"/>
+          </w:tcPr>
+          <w:p>
+            <w:pPr>
+              <w:keepNext/>
+              <w:spacing w:line="240" w:lineRule="auto" w:after="0"/>
+              <w:ind w:firstLine="0"/>
+              <w:jc w:val="left"/>
+            </w:pPr>
+            <w:r>
+              <w:rPr>
+                <w:rFonts w:ascii="Times New Roman" w:hAnsi="Times New Roman" w:cs="Times New Roman" w:eastAsia="Times New Roman"/>
+                <w:b/>
+                <w:i w:val="0"/>
+                <w:color w:val="000000"/>
+                <w:sz w:val="24"/>
+              </w:rPr>
+              <w:t>Где расположен</w:t>
+            </w:r>
+          </w:p>
+        </w:tc>
+        <w:tc>
+          <w:tcPr>
+            <w:tcW w:type="dxa" w:w="5811"/>
+            <w:shd w:val="clear" w:fill="E8E8E8"/>
+          </w:tcPr>
+          <w:p>
+            <w:pPr>
+              <w:keepNext/>
+              <w:spacing w:line="240" w:lineRule="auto" w:after="0"/>
+              <w:ind w:firstLine="0"/>
+              <w:jc w:val="left"/>
+            </w:pPr>
+            <w:r>
+              <w:rPr>
+                <w:rFonts w:ascii="Times New Roman" w:hAnsi="Times New Roman" w:cs="Times New Roman" w:eastAsia="Times New Roman"/>
+                <w:b/>
+                <w:i w:val="0"/>
+                <w:color w:val="000000"/>
+                <w:sz w:val="24"/>
+              </w:rPr>
+              <w:t>Последствия утраты</w:t>
+            </w:r>
+          </w:p>
+        </w:tc>
+      </w:tr>
+      <w:tr>
+        <w:trPr>
+          <w:cantSplit w:val="true"/>
+        </w:trPr>
+        <w:tc>
+          <w:tcPr>
+            <w:tcW w:type="dxa" w:w="1843"/>
+          </w:tcPr>
+          <w:p>
+            <w:pPr>
+              <w:spacing w:line="240" w:lineRule="auto" w:after="0"/>
+              <w:ind w:firstLine="0"/>
+              <w:jc w:val="left"/>
+            </w:pPr>
+            <w:r>
+              <w:rPr>
+                <w:rFonts w:ascii="Times New Roman" w:hAnsi="Times New Roman" w:cs="Times New Roman" w:eastAsia="Times New Roman"/>
+                <w:b w:val="0"/>
+                <w:i w:val="0"/>
+                <w:color w:val="000000"/>
+                <w:sz w:val="24"/>
+              </w:rPr>
+              <w:t>База данных</w:t>
+            </w:r>
+          </w:p>
+        </w:tc>
+        <w:tc>
+          <w:tcPr>
+            <w:tcW w:type="dxa" w:w="1701"/>
+          </w:tcPr>
+          <w:p>
+            <w:pPr>
+              <w:spacing w:line="240" w:lineRule="auto" w:after="0"/>
+              <w:ind w:firstLine="0"/>
+              <w:jc w:val="left"/>
+            </w:pPr>
+            <w:r>
+              <w:rPr>
+                <w:rFonts w:ascii="Times New Roman" w:hAnsi="Times New Roman" w:cs="Times New Roman" w:eastAsia="Times New Roman"/>
+                <w:b w:val="0"/>
+                <w:i w:val="0"/>
+                <w:color w:val="000000"/>
+                <w:sz w:val="24"/>
+              </w:rPr>
+              <w:t xml:space="preserve">Том </w:t>
+            </w:r>
+            <w:r>
+              <w:rPr>
+                <w:rFonts w:ascii="Courier New" w:hAnsi="Courier New" w:cs="Courier New" w:eastAsia="Courier New"/>
+                <w:b w:val="0"/>
+                <w:i w:val="0"/>
+                <w:color w:val="000000"/>
+                <w:sz w:val="20"/>
+              </w:rPr>
+              <w:t>pgdata</w:t>
+            </w:r>
+          </w:p>
+        </w:tc>
+        <w:tc>
+          <w:tcPr>
+            <w:tcW w:type="dxa" w:w="5811"/>
+          </w:tcPr>
+          <w:p>
+            <w:pPr>
+              <w:spacing w:line="240" w:lineRule="auto" w:after="0"/>
+              <w:ind w:firstLine="0"/>
+              <w:jc w:val="left"/>
+            </w:pPr>
+            <w:r>
+              <w:rPr>
+                <w:rFonts w:ascii="Times New Roman" w:hAnsi="Times New Roman" w:cs="Times New Roman" w:eastAsia="Times New Roman"/>
+                <w:b w:val="0"/>
+                <w:i w:val="0"/>
+                <w:color w:val="000000"/>
+                <w:sz w:val="24"/>
+              </w:rPr>
+              <w:t>Полная утрата заявок, реестров, журналов, учётных записей</w:t>
+            </w:r>
+          </w:p>
+        </w:tc>
+      </w:tr>
+      <w:tr>
+        <w:trPr>
+          <w:cantSplit w:val="true"/>
+        </w:trPr>
+        <w:tc>
+          <w:tcPr>
+            <w:tcW w:type="dxa" w:w="1843"/>
+          </w:tcPr>
+          <w:p>
+            <w:pPr>
+              <w:spacing w:line="240" w:lineRule="auto" w:after="0"/>
+              <w:ind w:firstLine="0"/>
+              <w:jc w:val="left"/>
+            </w:pPr>
+            <w:r>
+              <w:rPr>
+                <w:rFonts w:ascii="Times New Roman" w:hAnsi="Times New Roman" w:cs="Times New Roman" w:eastAsia="Times New Roman"/>
+                <w:b w:val="0"/>
+                <w:i w:val="0"/>
+                <w:color w:val="000000"/>
+                <w:sz w:val="24"/>
+              </w:rPr>
+              <w:t>Загруженные файлы</w:t>
+            </w:r>
+          </w:p>
+        </w:tc>
+        <w:tc>
+          <w:tcPr>
+            <w:tcW w:type="dxa" w:w="1701"/>
+          </w:tcPr>
+          <w:p>
+            <w:pPr>
+              <w:spacing w:line="240" w:lineRule="auto" w:after="0"/>
+              <w:ind w:firstLine="0"/>
+              <w:jc w:val="left"/>
+            </w:pPr>
+            <w:r>
+              <w:rPr>
+                <w:rFonts w:ascii="Times New Roman" w:hAnsi="Times New Roman" w:cs="Times New Roman" w:eastAsia="Times New Roman"/>
+                <w:b w:val="0"/>
+                <w:i w:val="0"/>
+                <w:color w:val="000000"/>
+                <w:sz w:val="24"/>
+              </w:rPr>
+              <w:t xml:space="preserve">Том </w:t>
+            </w:r>
+            <w:r>
+              <w:rPr>
+                <w:rFonts w:ascii="Courier New" w:hAnsi="Courier New" w:cs="Courier New" w:eastAsia="Courier New"/>
+                <w:b w:val="0"/>
+                <w:i w:val="0"/>
+                <w:color w:val="000000"/>
+                <w:sz w:val="20"/>
+              </w:rPr>
+              <w:t>uploads</w:t>
+            </w:r>
+          </w:p>
+        </w:tc>
+        <w:tc>
+          <w:tcPr>
+            <w:tcW w:type="dxa" w:w="5811"/>
+          </w:tcPr>
+          <w:p>
+            <w:pPr>
+              <w:spacing w:line="240" w:lineRule="auto" w:after="0"/>
+              <w:ind w:firstLine="0"/>
+              <w:jc w:val="left"/>
+            </w:pPr>
+            <w:r>
+              <w:rPr>
+                <w:rFonts w:ascii="Times New Roman" w:hAnsi="Times New Roman" w:cs="Times New Roman" w:eastAsia="Times New Roman"/>
+                <w:b w:val="0"/>
+                <w:i w:val="0"/>
+                <w:color w:val="000000"/>
+                <w:sz w:val="24"/>
+              </w:rPr>
+              <w:t>Утрата фотографий, шаблонов бланков, приложений к заявкам. Записи в базе останутся со ссылками на отсутствующие файлы</w:t>
+            </w:r>
+          </w:p>
+        </w:tc>
+      </w:tr>
+      <w:tr>
+        <w:trPr>
+          <w:cantSplit w:val="true"/>
+        </w:trPr>
+        <w:tc>
+          <w:tcPr>
+            <w:tcW w:type="dxa" w:w="1843"/>
+          </w:tcPr>
+          <w:p>
+            <w:pPr>
+              <w:spacing w:line="240" w:lineRule="auto" w:after="0"/>
+              <w:ind w:firstLine="0"/>
+              <w:jc w:val="left"/>
+            </w:pPr>
+            <w:r>
+              <w:rPr>
+                <w:rFonts w:ascii="Times New Roman" w:hAnsi="Times New Roman" w:cs="Times New Roman" w:eastAsia="Times New Roman"/>
+                <w:b w:val="0"/>
+                <w:i w:val="0"/>
+                <w:color w:val="000000"/>
+                <w:sz w:val="24"/>
+              </w:rPr>
+              <w:t>Файл параметров</w:t>
+            </w:r>
+          </w:p>
+        </w:tc>
+        <w:tc>
+          <w:tcPr>
+            <w:tcW w:type="dxa" w:w="1701"/>
+          </w:tcPr>
+          <w:p>
+            <w:pPr>
+              <w:spacing w:line="240" w:lineRule="auto" w:after="0"/>
+              <w:ind w:firstLine="0"/>
+              <w:jc w:val="left"/>
+            </w:pPr>
+            <w:r>
+              <w:rPr>
+                <w:rFonts w:ascii="Courier New" w:hAnsi="Courier New" w:cs="Courier New" w:eastAsia="Courier New"/>
+                <w:b w:val="0"/>
+                <w:i w:val="0"/>
+                <w:color w:val="000000"/>
+                <w:sz w:val="20"/>
+              </w:rPr>
+              <w:t>.env</w:t>
+            </w:r>
+            <w:r>
+              <w:rPr>
+                <w:rFonts w:ascii="Times New Roman" w:hAnsi="Times New Roman" w:cs="Times New Roman" w:eastAsia="Times New Roman"/>
+                <w:b w:val="0"/>
+                <w:i w:val="0"/>
+                <w:color w:val="000000"/>
+                <w:sz w:val="24"/>
+              </w:rPr>
+              <w:t xml:space="preserve"> в каталоге системы</w:t>
+            </w:r>
+          </w:p>
+        </w:tc>
+        <w:tc>
+          <w:tcPr>
+            <w:tcW w:type="dxa" w:w="5811"/>
+          </w:tcPr>
+          <w:p>
+            <w:pPr>
+              <w:spacing w:line="240" w:lineRule="auto" w:after="0"/>
+              <w:ind w:firstLine="0"/>
+              <w:jc w:val="left"/>
+            </w:pPr>
+            <w:r>
+              <w:rPr>
+                <w:rFonts w:ascii="Times New Roman" w:hAnsi="Times New Roman" w:cs="Times New Roman" w:eastAsia="Times New Roman"/>
+                <w:b w:val="0"/>
+                <w:i w:val="0"/>
+                <w:color w:val="000000"/>
+                <w:sz w:val="24"/>
+              </w:rPr>
+              <w:t>Утрата ключа шифрования персональных данных</w:t>
+            </w:r>
+          </w:p>
+        </w:tc>
+      </w:tr>
+    </w:tbl>
+    <w:p>
+      <w:pPr>
+        <w:spacing w:after="0" w:line="240" w:lineRule="auto"/>
+        <w:ind w:firstLine="0"/>
+      </w:pPr>
+      <w:r>
+        <w:rPr>
+          <w:rFonts w:ascii="Times New Roman" w:hAnsi="Times New Roman" w:cs="Times New Roman" w:eastAsia="Times New Roman"/>
+          <w:b w:val="0"/>
+          <w:i w:val="0"/>
+          <w:color w:val="000000"/>
+          <w:sz w:val="12"/>
+        </w:rPr>
+      </w:r>
+    </w:p>
+    <w:p>
+      <w:pPr>
+        <w:keepNext/>
+        <w:spacing w:line="240" w:lineRule="auto" w:before="160" w:after="80"/>
+        <w:ind w:firstLine="0"/>
+        <w:jc w:val="left"/>
+      </w:pPr>
+      <w:r>
+        <w:rPr>
+          <w:rFonts w:ascii="Times New Roman" w:hAnsi="Times New Roman" w:cs="Times New Roman" w:eastAsia="Times New Roman"/>
+          <w:b w:val="0"/>
+          <w:i/>
+          <w:color w:val="000000"/>
+          <w:sz w:val="24"/>
+        </w:rPr>
+        <w:t>Продолжение таблицы 11.1</w:t>
+      </w:r>
+    </w:p>
+    <w:tbl>
+      <w:tblPr>
+        <w:tblStyle w:val="TableGrid"/>
+        <w:tblW w:type="auto" w:w="0"/>
+        <w:jc w:val="center"/>
+        <w:tblLayout w:type="fixed"/>
+        <w:tblLook w:firstColumn="1" w:firstRow="1" w:lastColumn="0" w:lastRow="0" w:noHBand="0" w:noVBand="1" w:val="04A0"/>
+        <w:tblLayout w:type="fixed"/>
+      </w:tblPr>
+      <w:tblGrid>
         <w:gridCol w:w="2410"/>
         <w:gridCol w:w="2053"/>
         <w:gridCol w:w="4893"/>
@@ -17864,249 +18334,6 @@
                 <w:sz w:val="24"/>
               </w:rPr>
               <w:t>Последствия утраты</w:t>
-            </w:r>
-          </w:p>
-        </w:tc>
-      </w:tr>
-      <w:tr>
-        <w:trPr>
-          <w:cantSplit w:val="true"/>
-        </w:trPr>
-        <w:tc>
-          <w:tcPr>
-            <w:tcW w:type="dxa" w:w="2409"/>
-          </w:tcPr>
-          <w:p>
-            <w:pPr>
-              <w:spacing w:line="240" w:lineRule="auto" w:after="0"/>
-              <w:ind w:firstLine="0"/>
-              <w:jc w:val="left"/>
-            </w:pPr>
-            <w:r>
-              <w:rPr>
-                <w:rFonts w:ascii="Times New Roman" w:hAnsi="Times New Roman" w:cs="Times New Roman" w:eastAsia="Times New Roman"/>
-                <w:b w:val="0"/>
-                <w:i w:val="0"/>
-                <w:color w:val="000000"/>
-                <w:sz w:val="24"/>
-              </w:rPr>
-              <w:t>База данных</w:t>
-            </w:r>
-          </w:p>
-        </w:tc>
-        <w:tc>
-          <w:tcPr>
-            <w:tcW w:type="dxa" w:w="2052"/>
-          </w:tcPr>
-          <w:p>
-            <w:pPr>
-              <w:spacing w:line="240" w:lineRule="auto" w:after="0"/>
-              <w:ind w:firstLine="0"/>
-              <w:jc w:val="left"/>
-            </w:pPr>
-            <w:r>
-              <w:rPr>
-                <w:rFonts w:ascii="Times New Roman" w:hAnsi="Times New Roman" w:cs="Times New Roman" w:eastAsia="Times New Roman"/>
-                <w:b w:val="0"/>
-                <w:i w:val="0"/>
-                <w:color w:val="000000"/>
-                <w:sz w:val="24"/>
-              </w:rPr>
-              <w:t xml:space="preserve">Том </w:t>
-            </w:r>
-            <w:r>
-              <w:rPr>
-                <w:rFonts w:ascii="Courier New" w:hAnsi="Courier New" w:cs="Courier New" w:eastAsia="Courier New"/>
-                <w:b w:val="0"/>
-                <w:i w:val="0"/>
-                <w:color w:val="000000"/>
-                <w:sz w:val="20"/>
-              </w:rPr>
-              <w:t>pgdata</w:t>
-            </w:r>
-          </w:p>
-        </w:tc>
-        <w:tc>
-          <w:tcPr>
-            <w:tcW w:type="dxa" w:w="4893"/>
-          </w:tcPr>
-          <w:p>
-            <w:pPr>
-              <w:spacing w:line="240" w:lineRule="auto" w:after="0"/>
-              <w:ind w:firstLine="0"/>
-              <w:jc w:val="left"/>
-            </w:pPr>
-            <w:r>
-              <w:rPr>
-                <w:rFonts w:ascii="Times New Roman" w:hAnsi="Times New Roman" w:cs="Times New Roman" w:eastAsia="Times New Roman"/>
-                <w:b w:val="0"/>
-                <w:i w:val="0"/>
-                <w:color w:val="000000"/>
-                <w:sz w:val="24"/>
-              </w:rPr>
-              <w:t>Полная утрата заявок, реестров, журналов, учётных записей</w:t>
-            </w:r>
-          </w:p>
-        </w:tc>
-      </w:tr>
-      <w:tr>
-        <w:trPr>
-          <w:cantSplit w:val="true"/>
-        </w:trPr>
-        <w:tc>
-          <w:tcPr>
-            <w:tcW w:type="dxa" w:w="2409"/>
-          </w:tcPr>
-          <w:p>
-            <w:pPr>
-              <w:spacing w:line="240" w:lineRule="auto" w:after="0"/>
-              <w:ind w:firstLine="0"/>
-              <w:jc w:val="left"/>
-            </w:pPr>
-            <w:r>
-              <w:rPr>
-                <w:rFonts w:ascii="Times New Roman" w:hAnsi="Times New Roman" w:cs="Times New Roman" w:eastAsia="Times New Roman"/>
-                <w:b w:val="0"/>
-                <w:i w:val="0"/>
-                <w:color w:val="000000"/>
-                <w:sz w:val="24"/>
-              </w:rPr>
-              <w:t>Загруженные файлы</w:t>
-            </w:r>
-          </w:p>
-        </w:tc>
-        <w:tc>
-          <w:tcPr>
-            <w:tcW w:type="dxa" w:w="2052"/>
-          </w:tcPr>
-          <w:p>
-            <w:pPr>
-              <w:spacing w:line="240" w:lineRule="auto" w:after="0"/>
-              <w:ind w:firstLine="0"/>
-              <w:jc w:val="left"/>
-            </w:pPr>
-            <w:r>
-              <w:rPr>
-                <w:rFonts w:ascii="Times New Roman" w:hAnsi="Times New Roman" w:cs="Times New Roman" w:eastAsia="Times New Roman"/>
-                <w:b w:val="0"/>
-                <w:i w:val="0"/>
-                <w:color w:val="000000"/>
-                <w:sz w:val="24"/>
-              </w:rPr>
-              <w:t xml:space="preserve">Том </w:t>
-            </w:r>
-            <w:r>
-              <w:rPr>
-                <w:rFonts w:ascii="Courier New" w:hAnsi="Courier New" w:cs="Courier New" w:eastAsia="Courier New"/>
-                <w:b w:val="0"/>
-                <w:i w:val="0"/>
-                <w:color w:val="000000"/>
-                <w:sz w:val="20"/>
-              </w:rPr>
-              <w:t>uploads</w:t>
-            </w:r>
-          </w:p>
-        </w:tc>
-        <w:tc>
-          <w:tcPr>
-            <w:tcW w:type="dxa" w:w="4893"/>
-          </w:tcPr>
-          <w:p>
-            <w:pPr>
-              <w:spacing w:line="240" w:lineRule="auto" w:after="0"/>
-              <w:ind w:firstLine="0"/>
-              <w:jc w:val="left"/>
-            </w:pPr>
-            <w:r>
-              <w:rPr>
-                <w:rFonts w:ascii="Times New Roman" w:hAnsi="Times New Roman" w:cs="Times New Roman" w:eastAsia="Times New Roman"/>
-                <w:b w:val="0"/>
-                <w:i w:val="0"/>
-                <w:color w:val="000000"/>
-                <w:sz w:val="24"/>
-              </w:rPr>
-              <w:t>Утрата фотографий, шаблонов бланков, приложений к заявкам. Записи в базе останутся со ссылками на отсутствующие файлы</w:t>
-            </w:r>
-          </w:p>
-        </w:tc>
-      </w:tr>
-      <w:tr>
-        <w:trPr>
-          <w:cantSplit w:val="true"/>
-        </w:trPr>
-        <w:tc>
-          <w:tcPr>
-            <w:tcW w:type="dxa" w:w="2409"/>
-          </w:tcPr>
-          <w:p>
-            <w:pPr>
-              <w:spacing w:line="240" w:lineRule="auto" w:after="0"/>
-              <w:ind w:firstLine="0"/>
-              <w:jc w:val="left"/>
-            </w:pPr>
-            <w:r>
-              <w:rPr>
-                <w:rFonts w:ascii="Times New Roman" w:hAnsi="Times New Roman" w:cs="Times New Roman" w:eastAsia="Times New Roman"/>
-                <w:b w:val="0"/>
-                <w:i w:val="0"/>
-                <w:color w:val="000000"/>
-                <w:sz w:val="24"/>
-              </w:rPr>
-              <w:t>Файл параметров</w:t>
-            </w:r>
-          </w:p>
-        </w:tc>
-        <w:tc>
-          <w:tcPr>
-            <w:tcW w:type="dxa" w:w="2052"/>
-          </w:tcPr>
-          <w:p>
-            <w:pPr>
-              <w:spacing w:line="240" w:lineRule="auto" w:after="0"/>
-              <w:ind w:firstLine="0"/>
-              <w:jc w:val="left"/>
-            </w:pPr>
-            <w:r>
-              <w:rPr>
-                <w:rFonts w:ascii="Courier New" w:hAnsi="Courier New" w:cs="Courier New" w:eastAsia="Courier New"/>
-                <w:b w:val="0"/>
-                <w:i w:val="0"/>
-                <w:color w:val="000000"/>
-                <w:sz w:val="20"/>
-              </w:rPr>
-              <w:t>.env</w:t>
-            </w:r>
-            <w:r>
-              <w:rPr>
-                <w:rFonts w:ascii="Times New Roman" w:hAnsi="Times New Roman" w:cs="Times New Roman" w:eastAsia="Times New Roman"/>
-                <w:b w:val="0"/>
-                <w:i w:val="0"/>
-                <w:color w:val="000000"/>
-                <w:sz w:val="24"/>
-              </w:rPr>
-              <w:t xml:space="preserve"> в каталоге системы</w:t>
-            </w:r>
-          </w:p>
-        </w:tc>
-        <w:tc>
-          <w:tcPr>
-            <w:tcW w:type="dxa" w:w="4893"/>
-          </w:tcPr>
-          <w:p>
-            <w:pPr>
-              <w:spacing w:line="240" w:lineRule="auto" w:after="0"/>
-              <w:ind w:firstLine="0"/>
-              <w:jc w:val="left"/>
-            </w:pPr>
-            <w:r>
-              <w:rPr>
-                <w:rFonts w:ascii="Times New Roman" w:hAnsi="Times New Roman" w:cs="Times New Roman" w:eastAsia="Times New Roman"/>
-                <w:b w:val="0"/>
-                <w:i w:val="0"/>
-                <w:color w:val="000000"/>
-                <w:sz w:val="24"/>
-              </w:rPr>
-              <w:t>Утрата ключа шифрования персональных данных</w:t>
             </w:r>
           </w:p>
         </w:tc>
@@ -27969,71 +28196,103 @@
           </w:p>
         </w:tc>
       </w:tr>
+    </w:tbl>
+    <w:p>
+      <w:pPr>
+        <w:spacing w:after="0" w:line="240" w:lineRule="auto"/>
+        <w:ind w:firstLine="0"/>
+      </w:pPr>
+      <w:r>
+        <w:rPr>
+          <w:rFonts w:ascii="Times New Roman" w:hAnsi="Times New Roman" w:cs="Times New Roman" w:eastAsia="Times New Roman"/>
+          <w:b w:val="0"/>
+          <w:i w:val="0"/>
+          <w:color w:val="000000"/>
+          <w:sz w:val="12"/>
+        </w:rPr>
+      </w:r>
+    </w:p>
+    <w:p>
+      <w:pPr>
+        <w:keepNext/>
+        <w:spacing w:line="240" w:lineRule="auto" w:before="160" w:after="80"/>
+        <w:ind w:firstLine="0"/>
+        <w:jc w:val="left"/>
+      </w:pPr>
+      <w:r>
+        <w:rPr>
+          <w:rFonts w:ascii="Times New Roman" w:hAnsi="Times New Roman" w:cs="Times New Roman" w:eastAsia="Times New Roman"/>
+          <w:b w:val="0"/>
+          <w:i/>
+          <w:color w:val="000000"/>
+          <w:sz w:val="24"/>
+        </w:rPr>
+        <w:t>Продолжение таблицы В.1</w:t>
+      </w:r>
+    </w:p>
+    <w:tbl>
+      <w:tblPr>
+        <w:tblStyle w:val="TableGrid"/>
+        <w:tblW w:type="auto" w:w="0"/>
+        <w:jc w:val="center"/>
+        <w:tblLayout w:type="fixed"/>
+        <w:tblLook w:firstColumn="1" w:firstRow="1" w:lastColumn="0" w:lastRow="0" w:noHBand="0" w:noVBand="1" w:val="04A0"/>
+        <w:tblLayout w:type="fixed"/>
+      </w:tblPr>
+      <w:tblGrid>
+        <w:gridCol w:w="6323"/>
+        <w:gridCol w:w="3032"/>
+      </w:tblGrid>
       <w:tr>
         <w:trPr>
+          <w:tblHeader w:val="true"/>
           <w:cantSplit w:val="true"/>
         </w:trPr>
         <w:tc>
           <w:tcPr>
-            <w:tcW w:type="dxa" w:w="4116"/>
-          </w:tcPr>
-          <w:p>
-            <w:pPr>
-              <w:spacing w:line="240" w:lineRule="auto" w:after="0"/>
-              <w:ind w:firstLine="0"/>
-              <w:jc w:val="left"/>
-            </w:pPr>
-            <w:r>
-              <w:rPr>
-                <w:rFonts w:ascii="Courier New" w:hAnsi="Courier New" w:cs="Courier New" w:eastAsia="Courier New"/>
-                <w:b w:val="0"/>
-                <w:i w:val="0"/>
-                <w:color w:val="000000"/>
-                <w:sz w:val="20"/>
-              </w:rPr>
-              <w:t>frontend/package.json</w:t>
-            </w:r>
-            <w:r>
-              <w:rPr>
-                <w:rFonts w:ascii="Times New Roman" w:hAnsi="Times New Roman" w:cs="Times New Roman" w:eastAsia="Times New Roman"/>
-                <w:b w:val="0"/>
+            <w:tcW w:type="dxa" w:w="6323"/>
+            <w:shd w:val="clear" w:fill="E8E8E8"/>
+          </w:tcPr>
+          <w:p>
+            <w:pPr>
+              <w:keepNext/>
+              <w:spacing w:line="240" w:lineRule="auto" w:after="0"/>
+              <w:ind w:firstLine="0"/>
+              <w:jc w:val="left"/>
+            </w:pPr>
+            <w:r>
+              <w:rPr>
+                <w:rFonts w:ascii="Times New Roman" w:hAnsi="Times New Roman" w:cs="Times New Roman" w:eastAsia="Times New Roman"/>
+                <w:b/>
                 <w:i w:val="0"/>
                 <w:color w:val="000000"/>
                 <w:sz w:val="24"/>
               </w:rPr>
-              <w:t xml:space="preserve">, </w:t>
-            </w:r>
-            <w:r>
-              <w:rPr>
-                <w:rFonts w:ascii="Courier New" w:hAnsi="Courier New" w:cs="Courier New" w:eastAsia="Courier New"/>
-                <w:b w:val="0"/>
-                <w:i w:val="0"/>
-                <w:color w:val="000000"/>
-                <w:sz w:val="20"/>
-              </w:rPr>
-              <w:t>frontend/package-lock.json</w:t>
-            </w:r>
-          </w:p>
-        </w:tc>
-        <w:tc>
-          <w:tcPr>
-            <w:tcW w:type="dxa" w:w="5238"/>
-          </w:tcPr>
-          <w:p>
-            <w:pPr>
-              <w:spacing w:line="240" w:lineRule="auto" w:after="0"/>
-              <w:ind w:firstLine="0"/>
-              <w:jc w:val="left"/>
-            </w:pPr>
-            <w:r>
-              <w:rPr>
-                <w:rFonts w:ascii="Times New Roman" w:hAnsi="Times New Roman" w:cs="Times New Roman" w:eastAsia="Times New Roman"/>
-                <w:b w:val="0"/>
+              <w:t>Путь</w:t>
+            </w:r>
+          </w:p>
+        </w:tc>
+        <w:tc>
+          <w:tcPr>
+            <w:tcW w:type="dxa" w:w="3032"/>
+            <w:shd w:val="clear" w:fill="E8E8E8"/>
+          </w:tcPr>
+          <w:p>
+            <w:pPr>
+              <w:keepNext/>
+              <w:spacing w:line="240" w:lineRule="auto" w:after="0"/>
+              <w:ind w:firstLine="0"/>
+              <w:jc w:val="left"/>
+            </w:pPr>
+            <w:r>
+              <w:rPr>
+                <w:rFonts w:ascii="Times New Roman" w:hAnsi="Times New Roman" w:cs="Times New Roman" w:eastAsia="Times New Roman"/>
+                <w:b/>
                 <w:i w:val="0"/>
                 <w:color w:val="000000"/>
                 <w:sz w:val="24"/>
               </w:rPr>
-              <w:t>Перечень библиотек интерфейса</w:t>
+              <w:t>Назначение</w:t>
             </w:r>
           </w:p>
         </w:tc>
@@ -28044,7 +28303,7 @@
         </w:trPr>
         <w:tc>
           <w:tcPr>
-            <w:tcW w:type="dxa" w:w="4116"/>
+            <w:tcW w:type="dxa" w:w="6323"/>
           </w:tcPr>
           <w:p>
             <w:pPr>
@@ -28060,6 +28319,75 @@
                 <w:color w:val="000000"/>
                 <w:sz w:val="20"/>
               </w:rPr>
+              <w:t>frontend/package.json</w:t>
+            </w:r>
+            <w:r>
+              <w:rPr>
+                <w:rFonts w:ascii="Times New Roman" w:hAnsi="Times New Roman" w:cs="Times New Roman" w:eastAsia="Times New Roman"/>
+                <w:b w:val="0"/>
+                <w:i w:val="0"/>
+                <w:color w:val="000000"/>
+                <w:sz w:val="24"/>
+              </w:rPr>
+              <w:t xml:space="preserve">, </w:t>
+            </w:r>
+            <w:r>
+              <w:rPr>
+                <w:rFonts w:ascii="Courier New" w:hAnsi="Courier New" w:cs="Courier New" w:eastAsia="Courier New"/>
+                <w:b w:val="0"/>
+                <w:i w:val="0"/>
+                <w:color w:val="000000"/>
+                <w:sz w:val="20"/>
+              </w:rPr>
+              <w:t>frontend/package-lock.json</w:t>
+            </w:r>
+          </w:p>
+        </w:tc>
+        <w:tc>
+          <w:tcPr>
+            <w:tcW w:type="dxa" w:w="3032"/>
+          </w:tcPr>
+          <w:p>
+            <w:pPr>
+              <w:spacing w:line="240" w:lineRule="auto" w:after="0"/>
+              <w:ind w:firstLine="0"/>
+              <w:jc w:val="left"/>
+            </w:pPr>
+            <w:r>
+              <w:rPr>
+                <w:rFonts w:ascii="Times New Roman" w:hAnsi="Times New Roman" w:cs="Times New Roman" w:eastAsia="Times New Roman"/>
+                <w:b w:val="0"/>
+                <w:i w:val="0"/>
+                <w:color w:val="000000"/>
+                <w:sz w:val="24"/>
+              </w:rPr>
+              <w:t>Перечень библиотек интерфейса</w:t>
+            </w:r>
+          </w:p>
+        </w:tc>
+      </w:tr>
+      <w:tr>
+        <w:trPr>
+          <w:cantSplit w:val="true"/>
+        </w:trPr>
+        <w:tc>
+          <w:tcPr>
+            <w:tcW w:type="dxa" w:w="6323"/>
+          </w:tcPr>
+          <w:p>
+            <w:pPr>
+              <w:spacing w:line="240" w:lineRule="auto" w:after="0"/>
+              <w:ind w:firstLine="0"/>
+              <w:jc w:val="left"/>
+            </w:pPr>
+            <w:r>
+              <w:rPr>
+                <w:rFonts w:ascii="Courier New" w:hAnsi="Courier New" w:cs="Courier New" w:eastAsia="Courier New"/>
+                <w:b w:val="0"/>
+                <w:i w:val="0"/>
+                <w:color w:val="000000"/>
+                <w:sz w:val="20"/>
+              </w:rPr>
               <w:t>frontend/src/</w:t>
             </w:r>
             <w:r>
@@ -28106,7 +28434,7 @@
         </w:tc>
         <w:tc>
           <w:tcPr>
-            <w:tcW w:type="dxa" w:w="5238"/>
+            <w:tcW w:type="dxa" w:w="3032"/>
           </w:tcPr>
           <w:p>
             <w:pPr>

--- a/Документация/Руководство по развёртыванию и сопровождению/Руководство по развёртыванию и сопровождению.docx
+++ b/Документация/Руководство по развёртыванию и сопровождению/Руководство по развёртыванию и сопровождению.docx
@@ -2446,7 +2446,7 @@
           <w:sz w:val="26"/>
         </w:rPr>
         <w:tab/>
-        <w:t>36</w:t>
+        <w:t>35</w:t>
       </w:r>
     </w:p>
     <w:p>
@@ -2539,7 +2539,7 @@
           <w:sz w:val="26"/>
         </w:rPr>
         <w:tab/>
-        <w:t>37</w:t>
+        <w:t>36</w:t>
       </w:r>
     </w:p>
     <w:p>
@@ -2632,7 +2632,7 @@
           <w:sz w:val="26"/>
         </w:rPr>
         <w:tab/>
-        <w:t>38</w:t>
+        <w:t>37</w:t>
       </w:r>
     </w:p>
     <w:p>
@@ -17887,375 +17887,6 @@
         <w:tblLayout w:type="fixed"/>
       </w:tblPr>
       <w:tblGrid>
-        <w:gridCol w:w="1843"/>
-        <w:gridCol w:w="1701"/>
-        <w:gridCol w:w="5812"/>
-      </w:tblGrid>
-      <w:tr>
-        <w:trPr>
-          <w:tblHeader w:val="true"/>
-          <w:cantSplit w:val="true"/>
-        </w:trPr>
-        <w:tc>
-          <w:tcPr>
-            <w:tcW w:type="dxa" w:w="1843"/>
-            <w:shd w:val="clear" w:fill="E8E8E8"/>
-          </w:tcPr>
-          <w:p>
-            <w:pPr>
-              <w:keepNext/>
-              <w:spacing w:line="240" w:lineRule="auto" w:after="0"/>
-              <w:ind w:firstLine="0"/>
-              <w:jc w:val="left"/>
-            </w:pPr>
-            <w:r>
-              <w:rPr>
-                <w:rFonts w:ascii="Times New Roman" w:hAnsi="Times New Roman" w:cs="Times New Roman" w:eastAsia="Times New Roman"/>
-                <w:b/>
-                <w:i w:val="0"/>
-                <w:color w:val="000000"/>
-                <w:sz w:val="24"/>
-              </w:rPr>
-              <w:t>Элемент</w:t>
-            </w:r>
-          </w:p>
-        </w:tc>
-        <w:tc>
-          <w:tcPr>
-            <w:tcW w:type="dxa" w:w="1701"/>
-            <w:shd w:val="clear" w:fill="E8E8E8"/>
-          </w:tcPr>
-          <w:p>
-            <w:pPr>
-              <w:keepNext/>
-              <w:spacing w:line="240" w:lineRule="auto" w:after="0"/>
-              <w:ind w:firstLine="0"/>
-              <w:jc w:val="left"/>
-            </w:pPr>
-            <w:r>
-              <w:rPr>
-                <w:rFonts w:ascii="Times New Roman" w:hAnsi="Times New Roman" w:cs="Times New Roman" w:eastAsia="Times New Roman"/>
-                <w:b/>
-                <w:i w:val="0"/>
-                <w:color w:val="000000"/>
-                <w:sz w:val="24"/>
-              </w:rPr>
-              <w:t>Где расположен</w:t>
-            </w:r>
-          </w:p>
-        </w:tc>
-        <w:tc>
-          <w:tcPr>
-            <w:tcW w:type="dxa" w:w="5811"/>
-            <w:shd w:val="clear" w:fill="E8E8E8"/>
-          </w:tcPr>
-          <w:p>
-            <w:pPr>
-              <w:keepNext/>
-              <w:spacing w:line="240" w:lineRule="auto" w:after="0"/>
-              <w:ind w:firstLine="0"/>
-              <w:jc w:val="left"/>
-            </w:pPr>
-            <w:r>
-              <w:rPr>
-                <w:rFonts w:ascii="Times New Roman" w:hAnsi="Times New Roman" w:cs="Times New Roman" w:eastAsia="Times New Roman"/>
-                <w:b/>
-                <w:i w:val="0"/>
-                <w:color w:val="000000"/>
-                <w:sz w:val="24"/>
-              </w:rPr>
-              <w:t>Последствия утраты</w:t>
-            </w:r>
-          </w:p>
-        </w:tc>
-      </w:tr>
-      <w:tr>
-        <w:trPr>
-          <w:cantSplit w:val="true"/>
-        </w:trPr>
-        <w:tc>
-          <w:tcPr>
-            <w:tcW w:type="dxa" w:w="1843"/>
-          </w:tcPr>
-          <w:p>
-            <w:pPr>
-              <w:spacing w:line="240" w:lineRule="auto" w:after="0"/>
-              <w:ind w:firstLine="0"/>
-              <w:jc w:val="left"/>
-            </w:pPr>
-            <w:r>
-              <w:rPr>
-                <w:rFonts w:ascii="Times New Roman" w:hAnsi="Times New Roman" w:cs="Times New Roman" w:eastAsia="Times New Roman"/>
-                <w:b w:val="0"/>
-                <w:i w:val="0"/>
-                <w:color w:val="000000"/>
-                <w:sz w:val="24"/>
-              </w:rPr>
-              <w:t>База данных</w:t>
-            </w:r>
-          </w:p>
-        </w:tc>
-        <w:tc>
-          <w:tcPr>
-            <w:tcW w:type="dxa" w:w="1701"/>
-          </w:tcPr>
-          <w:p>
-            <w:pPr>
-              <w:spacing w:line="240" w:lineRule="auto" w:after="0"/>
-              <w:ind w:firstLine="0"/>
-              <w:jc w:val="left"/>
-            </w:pPr>
-            <w:r>
-              <w:rPr>
-                <w:rFonts w:ascii="Times New Roman" w:hAnsi="Times New Roman" w:cs="Times New Roman" w:eastAsia="Times New Roman"/>
-                <w:b w:val="0"/>
-                <w:i w:val="0"/>
-                <w:color w:val="000000"/>
-                <w:sz w:val="24"/>
-              </w:rPr>
-              <w:t xml:space="preserve">Том </w:t>
-            </w:r>
-            <w:r>
-              <w:rPr>
-                <w:rFonts w:ascii="Courier New" w:hAnsi="Courier New" w:cs="Courier New" w:eastAsia="Courier New"/>
-                <w:b w:val="0"/>
-                <w:i w:val="0"/>
-                <w:color w:val="000000"/>
-                <w:sz w:val="20"/>
-              </w:rPr>
-              <w:t>pgdata</w:t>
-            </w:r>
-          </w:p>
-        </w:tc>
-        <w:tc>
-          <w:tcPr>
-            <w:tcW w:type="dxa" w:w="5811"/>
-          </w:tcPr>
-          <w:p>
-            <w:pPr>
-              <w:spacing w:line="240" w:lineRule="auto" w:after="0"/>
-              <w:ind w:firstLine="0"/>
-              <w:jc w:val="left"/>
-            </w:pPr>
-            <w:r>
-              <w:rPr>
-                <w:rFonts w:ascii="Times New Roman" w:hAnsi="Times New Roman" w:cs="Times New Roman" w:eastAsia="Times New Roman"/>
-                <w:b w:val="0"/>
-                <w:i w:val="0"/>
-                <w:color w:val="000000"/>
-                <w:sz w:val="24"/>
-              </w:rPr>
-              <w:t>Полная утрата заявок, реестров, журналов, учётных записей</w:t>
-            </w:r>
-          </w:p>
-        </w:tc>
-      </w:tr>
-      <w:tr>
-        <w:trPr>
-          <w:cantSplit w:val="true"/>
-        </w:trPr>
-        <w:tc>
-          <w:tcPr>
-            <w:tcW w:type="dxa" w:w="1843"/>
-          </w:tcPr>
-          <w:p>
-            <w:pPr>
-              <w:spacing w:line="240" w:lineRule="auto" w:after="0"/>
-              <w:ind w:firstLine="0"/>
-              <w:jc w:val="left"/>
-            </w:pPr>
-            <w:r>
-              <w:rPr>
-                <w:rFonts w:ascii="Times New Roman" w:hAnsi="Times New Roman" w:cs="Times New Roman" w:eastAsia="Times New Roman"/>
-                <w:b w:val="0"/>
-                <w:i w:val="0"/>
-                <w:color w:val="000000"/>
-                <w:sz w:val="24"/>
-              </w:rPr>
-              <w:t>Загруженные файлы</w:t>
-            </w:r>
-          </w:p>
-        </w:tc>
-        <w:tc>
-          <w:tcPr>
-            <w:tcW w:type="dxa" w:w="1701"/>
-          </w:tcPr>
-          <w:p>
-            <w:pPr>
-              <w:spacing w:line="240" w:lineRule="auto" w:after="0"/>
-              <w:ind w:firstLine="0"/>
-              <w:jc w:val="left"/>
-            </w:pPr>
-            <w:r>
-              <w:rPr>
-                <w:rFonts w:ascii="Times New Roman" w:hAnsi="Times New Roman" w:cs="Times New Roman" w:eastAsia="Times New Roman"/>
-                <w:b w:val="0"/>
-                <w:i w:val="0"/>
-                <w:color w:val="000000"/>
-                <w:sz w:val="24"/>
-              </w:rPr>
-              <w:t xml:space="preserve">Том </w:t>
-            </w:r>
-            <w:r>
-              <w:rPr>
-                <w:rFonts w:ascii="Courier New" w:hAnsi="Courier New" w:cs="Courier New" w:eastAsia="Courier New"/>
-                <w:b w:val="0"/>
-                <w:i w:val="0"/>
-                <w:color w:val="000000"/>
-                <w:sz w:val="20"/>
-              </w:rPr>
-              <w:t>uploads</w:t>
-            </w:r>
-          </w:p>
-        </w:tc>
-        <w:tc>
-          <w:tcPr>
-            <w:tcW w:type="dxa" w:w="5811"/>
-          </w:tcPr>
-          <w:p>
-            <w:pPr>
-              <w:spacing w:line="240" w:lineRule="auto" w:after="0"/>
-              <w:ind w:firstLine="0"/>
-              <w:jc w:val="left"/>
-            </w:pPr>
-            <w:r>
-              <w:rPr>
-                <w:rFonts w:ascii="Times New Roman" w:hAnsi="Times New Roman" w:cs="Times New Roman" w:eastAsia="Times New Roman"/>
-                <w:b w:val="0"/>
-                <w:i w:val="0"/>
-                <w:color w:val="000000"/>
-                <w:sz w:val="24"/>
-              </w:rPr>
-              <w:t>Утрата фотографий, шаблонов бланков, приложений к заявкам. Записи в базе останутся со ссылками на отсутствующие файлы</w:t>
-            </w:r>
-          </w:p>
-        </w:tc>
-      </w:tr>
-      <w:tr>
-        <w:trPr>
-          <w:cantSplit w:val="true"/>
-        </w:trPr>
-        <w:tc>
-          <w:tcPr>
-            <w:tcW w:type="dxa" w:w="1843"/>
-          </w:tcPr>
-          <w:p>
-            <w:pPr>
-              <w:spacing w:line="240" w:lineRule="auto" w:after="0"/>
-              <w:ind w:firstLine="0"/>
-              <w:jc w:val="left"/>
-            </w:pPr>
-            <w:r>
-              <w:rPr>
-                <w:rFonts w:ascii="Times New Roman" w:hAnsi="Times New Roman" w:cs="Times New Roman" w:eastAsia="Times New Roman"/>
-                <w:b w:val="0"/>
-                <w:i w:val="0"/>
-                <w:color w:val="000000"/>
-                <w:sz w:val="24"/>
-              </w:rPr>
-              <w:t>Файл параметров</w:t>
-            </w:r>
-          </w:p>
-        </w:tc>
-        <w:tc>
-          <w:tcPr>
-            <w:tcW w:type="dxa" w:w="1701"/>
-          </w:tcPr>
-          <w:p>
-            <w:pPr>
-              <w:spacing w:line="240" w:lineRule="auto" w:after="0"/>
-              <w:ind w:firstLine="0"/>
-              <w:jc w:val="left"/>
-            </w:pPr>
-            <w:r>
-              <w:rPr>
-                <w:rFonts w:ascii="Courier New" w:hAnsi="Courier New" w:cs="Courier New" w:eastAsia="Courier New"/>
-                <w:b w:val="0"/>
-                <w:i w:val="0"/>
-                <w:color w:val="000000"/>
-                <w:sz w:val="20"/>
-              </w:rPr>
-              <w:t>.env</w:t>
-            </w:r>
-            <w:r>
-              <w:rPr>
-                <w:rFonts w:ascii="Times New Roman" w:hAnsi="Times New Roman" w:cs="Times New Roman" w:eastAsia="Times New Roman"/>
-                <w:b w:val="0"/>
-                <w:i w:val="0"/>
-                <w:color w:val="000000"/>
-                <w:sz w:val="24"/>
-              </w:rPr>
-              <w:t xml:space="preserve"> в каталоге системы</w:t>
-            </w:r>
-          </w:p>
-        </w:tc>
-        <w:tc>
-          <w:tcPr>
-            <w:tcW w:type="dxa" w:w="5811"/>
-          </w:tcPr>
-          <w:p>
-            <w:pPr>
-              <w:spacing w:line="240" w:lineRule="auto" w:after="0"/>
-              <w:ind w:firstLine="0"/>
-              <w:jc w:val="left"/>
-            </w:pPr>
-            <w:r>
-              <w:rPr>
-                <w:rFonts w:ascii="Times New Roman" w:hAnsi="Times New Roman" w:cs="Times New Roman" w:eastAsia="Times New Roman"/>
-                <w:b w:val="0"/>
-                <w:i w:val="0"/>
-                <w:color w:val="000000"/>
-                <w:sz w:val="24"/>
-              </w:rPr>
-              <w:t>Утрата ключа шифрования персональных данных</w:t>
-            </w:r>
-          </w:p>
-        </w:tc>
-      </w:tr>
-    </w:tbl>
-    <w:p>
-      <w:pPr>
-        <w:spacing w:after="0" w:line="240" w:lineRule="auto"/>
-        <w:ind w:firstLine="0"/>
-      </w:pPr>
-      <w:r>
-        <w:rPr>
-          <w:rFonts w:ascii="Times New Roman" w:hAnsi="Times New Roman" w:cs="Times New Roman" w:eastAsia="Times New Roman"/>
-          <w:b w:val="0"/>
-          <w:i w:val="0"/>
-          <w:color w:val="000000"/>
-          <w:sz w:val="12"/>
-        </w:rPr>
-      </w:r>
-    </w:p>
-    <w:p>
-      <w:pPr>
-        <w:keepNext/>
-        <w:spacing w:line="240" w:lineRule="auto" w:before="160" w:after="80"/>
-        <w:ind w:firstLine="0"/>
-        <w:jc w:val="left"/>
-      </w:pPr>
-      <w:r>
-        <w:rPr>
-          <w:rFonts w:ascii="Times New Roman" w:hAnsi="Times New Roman" w:cs="Times New Roman" w:eastAsia="Times New Roman"/>
-          <w:b w:val="0"/>
-          <w:i/>
-          <w:color w:val="000000"/>
-          <w:sz w:val="24"/>
-        </w:rPr>
-        <w:t>Продолжение таблицы 11.1</w:t>
-      </w:r>
-    </w:p>
-    <w:tbl>
-      <w:tblPr>
-        <w:tblStyle w:val="TableGrid"/>
-        <w:tblW w:type="auto" w:w="0"/>
-        <w:jc w:val="center"/>
-        <w:tblLayout w:type="fixed"/>
-        <w:tblLook w:firstColumn="1" w:firstRow="1" w:lastColumn="0" w:lastRow="0" w:noHBand="0" w:noVBand="1" w:val="04A0"/>
-        <w:tblLayout w:type="fixed"/>
-      </w:tblPr>
-      <w:tblGrid>
         <w:gridCol w:w="2410"/>
         <w:gridCol w:w="2053"/>
         <w:gridCol w:w="4893"/>
@@ -18334,6 +17965,249 @@
                 <w:sz w:val="24"/>
               </w:rPr>
               <w:t>Последствия утраты</w:t>
+            </w:r>
+          </w:p>
+        </w:tc>
+      </w:tr>
+      <w:tr>
+        <w:trPr>
+          <w:cantSplit w:val="true"/>
+        </w:trPr>
+        <w:tc>
+          <w:tcPr>
+            <w:tcW w:type="dxa" w:w="2409"/>
+          </w:tcPr>
+          <w:p>
+            <w:pPr>
+              <w:spacing w:line="240" w:lineRule="auto" w:after="0"/>
+              <w:ind w:firstLine="0"/>
+              <w:jc w:val="left"/>
+            </w:pPr>
+            <w:r>
+              <w:rPr>
+                <w:rFonts w:ascii="Times New Roman" w:hAnsi="Times New Roman" w:cs="Times New Roman" w:eastAsia="Times New Roman"/>
+                <w:b w:val="0"/>
+                <w:i w:val="0"/>
+                <w:color w:val="000000"/>
+                <w:sz w:val="24"/>
+              </w:rPr>
+              <w:t>База данных</w:t>
+            </w:r>
+          </w:p>
+        </w:tc>
+        <w:tc>
+          <w:tcPr>
+            <w:tcW w:type="dxa" w:w="2052"/>
+          </w:tcPr>
+          <w:p>
+            <w:pPr>
+              <w:spacing w:line="240" w:lineRule="auto" w:after="0"/>
+              <w:ind w:firstLine="0"/>
+              <w:jc w:val="left"/>
+            </w:pPr>
+            <w:r>
+              <w:rPr>
+                <w:rFonts w:ascii="Times New Roman" w:hAnsi="Times New Roman" w:cs="Times New Roman" w:eastAsia="Times New Roman"/>
+                <w:b w:val="0"/>
+                <w:i w:val="0"/>
+                <w:color w:val="000000"/>
+                <w:sz w:val="24"/>
+              </w:rPr>
+              <w:t xml:space="preserve">Том </w:t>
+            </w:r>
+            <w:r>
+              <w:rPr>
+                <w:rFonts w:ascii="Courier New" w:hAnsi="Courier New" w:cs="Courier New" w:eastAsia="Courier New"/>
+                <w:b w:val="0"/>
+                <w:i w:val="0"/>
+                <w:color w:val="000000"/>
+                <w:sz w:val="20"/>
+              </w:rPr>
+              <w:t>pgdata</w:t>
+            </w:r>
+          </w:p>
+        </w:tc>
+        <w:tc>
+          <w:tcPr>
+            <w:tcW w:type="dxa" w:w="4893"/>
+          </w:tcPr>
+          <w:p>
+            <w:pPr>
+              <w:spacing w:line="240" w:lineRule="auto" w:after="0"/>
+              <w:ind w:firstLine="0"/>
+              <w:jc w:val="left"/>
+            </w:pPr>
+            <w:r>
+              <w:rPr>
+                <w:rFonts w:ascii="Times New Roman" w:hAnsi="Times New Roman" w:cs="Times New Roman" w:eastAsia="Times New Roman"/>
+                <w:b w:val="0"/>
+                <w:i w:val="0"/>
+                <w:color w:val="000000"/>
+                <w:sz w:val="24"/>
+              </w:rPr>
+              <w:t>Полная утрата заявок, реестров, журналов, учётных записей</w:t>
+            </w:r>
+          </w:p>
+        </w:tc>
+      </w:tr>
+      <w:tr>
+        <w:trPr>
+          <w:cantSplit w:val="true"/>
+        </w:trPr>
+        <w:tc>
+          <w:tcPr>
+            <w:tcW w:type="dxa" w:w="2409"/>
+          </w:tcPr>
+          <w:p>
+            <w:pPr>
+              <w:spacing w:line="240" w:lineRule="auto" w:after="0"/>
+              <w:ind w:firstLine="0"/>
+              <w:jc w:val="left"/>
+            </w:pPr>
+            <w:r>
+              <w:rPr>
+                <w:rFonts w:ascii="Times New Roman" w:hAnsi="Times New Roman" w:cs="Times New Roman" w:eastAsia="Times New Roman"/>
+                <w:b w:val="0"/>
+                <w:i w:val="0"/>
+                <w:color w:val="000000"/>
+                <w:sz w:val="24"/>
+              </w:rPr>
+              <w:t>Загруженные файлы</w:t>
+            </w:r>
+          </w:p>
+        </w:tc>
+        <w:tc>
+          <w:tcPr>
+            <w:tcW w:type="dxa" w:w="2052"/>
+          </w:tcPr>
+          <w:p>
+            <w:pPr>
+              <w:spacing w:line="240" w:lineRule="auto" w:after="0"/>
+              <w:ind w:firstLine="0"/>
+              <w:jc w:val="left"/>
+            </w:pPr>
+            <w:r>
+              <w:rPr>
+                <w:rFonts w:ascii="Times New Roman" w:hAnsi="Times New Roman" w:cs="Times New Roman" w:eastAsia="Times New Roman"/>
+                <w:b w:val="0"/>
+                <w:i w:val="0"/>
+                <w:color w:val="000000"/>
+                <w:sz w:val="24"/>
+              </w:rPr>
+              <w:t xml:space="preserve">Том </w:t>
+            </w:r>
+            <w:r>
+              <w:rPr>
+                <w:rFonts w:ascii="Courier New" w:hAnsi="Courier New" w:cs="Courier New" w:eastAsia="Courier New"/>
+                <w:b w:val="0"/>
+                <w:i w:val="0"/>
+                <w:color w:val="000000"/>
+                <w:sz w:val="20"/>
+              </w:rPr>
+              <w:t>uploads</w:t>
+            </w:r>
+          </w:p>
+        </w:tc>
+        <w:tc>
+          <w:tcPr>
+            <w:tcW w:type="dxa" w:w="4893"/>
+          </w:tcPr>
+          <w:p>
+            <w:pPr>
+              <w:spacing w:line="240" w:lineRule="auto" w:after="0"/>
+              <w:ind w:firstLine="0"/>
+              <w:jc w:val="left"/>
+            </w:pPr>
+            <w:r>
+              <w:rPr>
+                <w:rFonts w:ascii="Times New Roman" w:hAnsi="Times New Roman" w:cs="Times New Roman" w:eastAsia="Times New Roman"/>
+                <w:b w:val="0"/>
+                <w:i w:val="0"/>
+                <w:color w:val="000000"/>
+                <w:sz w:val="24"/>
+              </w:rPr>
+              <w:t>Утрата фотографий, шаблонов бланков, приложений к заявкам. Записи в базе останутся со ссылками на отсутствующие файлы</w:t>
+            </w:r>
+          </w:p>
+        </w:tc>
+      </w:tr>
+      <w:tr>
+        <w:trPr>
+          <w:cantSplit w:val="true"/>
+        </w:trPr>
+        <w:tc>
+          <w:tcPr>
+            <w:tcW w:type="dxa" w:w="2409"/>
+          </w:tcPr>
+          <w:p>
+            <w:pPr>
+              <w:spacing w:line="240" w:lineRule="auto" w:after="0"/>
+              <w:ind w:firstLine="0"/>
+              <w:jc w:val="left"/>
+            </w:pPr>
+            <w:r>
+              <w:rPr>
+                <w:rFonts w:ascii="Times New Roman" w:hAnsi="Times New Roman" w:cs="Times New Roman" w:eastAsia="Times New Roman"/>
+                <w:b w:val="0"/>
+                <w:i w:val="0"/>
+                <w:color w:val="000000"/>
+                <w:sz w:val="24"/>
+              </w:rPr>
+              <w:t>Файл параметров</w:t>
+            </w:r>
+          </w:p>
+        </w:tc>
+        <w:tc>
+          <w:tcPr>
+            <w:tcW w:type="dxa" w:w="2052"/>
+          </w:tcPr>
+          <w:p>
+            <w:pPr>
+              <w:spacing w:line="240" w:lineRule="auto" w:after="0"/>
+              <w:ind w:firstLine="0"/>
+              <w:jc w:val="left"/>
+            </w:pPr>
+            <w:r>
+              <w:rPr>
+                <w:rFonts w:ascii="Courier New" w:hAnsi="Courier New" w:cs="Courier New" w:eastAsia="Courier New"/>
+                <w:b w:val="0"/>
+                <w:i w:val="0"/>
+                <w:color w:val="000000"/>
+                <w:sz w:val="20"/>
+              </w:rPr>
+              <w:t>.env</w:t>
+            </w:r>
+            <w:r>
+              <w:rPr>
+                <w:rFonts w:ascii="Times New Roman" w:hAnsi="Times New Roman" w:cs="Times New Roman" w:eastAsia="Times New Roman"/>
+                <w:b w:val="0"/>
+                <w:i w:val="0"/>
+                <w:color w:val="000000"/>
+                <w:sz w:val="24"/>
+              </w:rPr>
+              <w:t xml:space="preserve"> в каталоге системы</w:t>
+            </w:r>
+          </w:p>
+        </w:tc>
+        <w:tc>
+          <w:tcPr>
+            <w:tcW w:type="dxa" w:w="4893"/>
+          </w:tcPr>
+          <w:p>
+            <w:pPr>
+              <w:spacing w:line="240" w:lineRule="auto" w:after="0"/>
+              <w:ind w:firstLine="0"/>
+              <w:jc w:val="left"/>
+            </w:pPr>
+            <w:r>
+              <w:rPr>
+                <w:rFonts w:ascii="Times New Roman" w:hAnsi="Times New Roman" w:cs="Times New Roman" w:eastAsia="Times New Roman"/>
+                <w:b w:val="0"/>
+                <w:i w:val="0"/>
+                <w:color w:val="000000"/>
+                <w:sz w:val="24"/>
+              </w:rPr>
+              <w:t>Утрата ключа шифрования персональных данных</w:t>
             </w:r>
           </w:p>
         </w:tc>
@@ -23891,9 +23765,9 @@
         <w:tblLayout w:type="fixed"/>
       </w:tblPr>
       <w:tblGrid>
-        <w:gridCol w:w="2495"/>
-        <w:gridCol w:w="2200"/>
-        <w:gridCol w:w="4661"/>
+        <w:gridCol w:w="2195"/>
+        <w:gridCol w:w="2711"/>
+        <w:gridCol w:w="4449"/>
       </w:tblGrid>
       <w:tr>
         <w:trPr>
@@ -23902,7 +23776,7 @@
         </w:trPr>
         <w:tc>
           <w:tcPr>
-            <w:tcW w:type="dxa" w:w="2494"/>
+            <w:tcW w:type="dxa" w:w="2195"/>
             <w:shd w:val="clear" w:fill="E8E8E8"/>
           </w:tcPr>
           <w:p>
@@ -23926,7 +23800,7 @@
         </w:tc>
         <w:tc>
           <w:tcPr>
-            <w:tcW w:type="dxa" w:w="2200"/>
+            <w:tcW w:type="dxa" w:w="2711"/>
             <w:shd w:val="clear" w:fill="E8E8E8"/>
           </w:tcPr>
           <w:p>
@@ -23950,7 +23824,7 @@
         </w:tc>
         <w:tc>
           <w:tcPr>
-            <w:tcW w:type="dxa" w:w="4660"/>
+            <w:tcW w:type="dxa" w:w="4449"/>
             <w:shd w:val="clear" w:fill="E8E8E8"/>
           </w:tcPr>
           <w:p>
@@ -23979,7 +23853,7 @@
         </w:trPr>
         <w:tc>
           <w:tcPr>
-            <w:tcW w:type="dxa" w:w="2494"/>
+            <w:tcW w:type="dxa" w:w="2195"/>
           </w:tcPr>
           <w:p>
             <w:pPr>
@@ -24001,7 +23875,7 @@
         </w:tc>
         <w:tc>
           <w:tcPr>
-            <w:tcW w:type="dxa" w:w="2200"/>
+            <w:tcW w:type="dxa" w:w="2711"/>
           </w:tcPr>
           <w:p>
             <w:pPr>
@@ -24023,7 +23897,7 @@
         </w:tc>
         <w:tc>
           <w:tcPr>
-            <w:tcW w:type="dxa" w:w="4660"/>
+            <w:tcW w:type="dxa" w:w="4449"/>
           </w:tcPr>
           <w:p>
             <w:pPr>
@@ -24050,67 +23924,193 @@
         </w:trPr>
         <w:tc>
           <w:tcPr>
+            <w:tcW w:type="dxa" w:w="2195"/>
+          </w:tcPr>
+          <w:p>
+            <w:pPr>
+              <w:spacing w:line="240" w:lineRule="auto" w:after="0"/>
+              <w:ind w:firstLine="0"/>
+              <w:jc w:val="left"/>
+            </w:pPr>
+            <w:r>
+              <w:rPr>
+                <w:rFonts w:ascii="Courier New" w:hAnsi="Courier New" w:cs="Courier New" w:eastAsia="Courier New"/>
+                <w:b w:val="0"/>
+                <w:i w:val="0"/>
+                <w:color w:val="000000"/>
+                <w:sz w:val="20"/>
+              </w:rPr>
+              <w:t>DB_NAME</w:t>
+            </w:r>
+          </w:p>
+        </w:tc>
+        <w:tc>
+          <w:tcPr>
+            <w:tcW w:type="dxa" w:w="2711"/>
+          </w:tcPr>
+          <w:p>
+            <w:pPr>
+              <w:spacing w:line="240" w:lineRule="auto" w:after="0"/>
+              <w:ind w:firstLine="0"/>
+              <w:jc w:val="left"/>
+            </w:pPr>
+            <w:r>
+              <w:rPr>
+                <w:rFonts w:ascii="Courier New" w:hAnsi="Courier New" w:cs="Courier New" w:eastAsia="Courier New"/>
+                <w:b w:val="0"/>
+                <w:i w:val="0"/>
+                <w:color w:val="000000"/>
+                <w:sz w:val="20"/>
+              </w:rPr>
+              <w:t>auto_registry</w:t>
+            </w:r>
+          </w:p>
+        </w:tc>
+        <w:tc>
+          <w:tcPr>
+            <w:tcW w:type="dxa" w:w="4449"/>
+          </w:tcPr>
+          <w:p>
+            <w:pPr>
+              <w:spacing w:line="240" w:lineRule="auto" w:after="0"/>
+              <w:ind w:firstLine="0"/>
+              <w:jc w:val="left"/>
+            </w:pPr>
+            <w:r>
+              <w:rPr>
+                <w:rFonts w:ascii="Times New Roman" w:hAnsi="Times New Roman" w:cs="Times New Roman" w:eastAsia="Times New Roman"/>
+                <w:b w:val="0"/>
+                <w:i w:val="0"/>
+                <w:color w:val="000000"/>
+                <w:sz w:val="24"/>
+              </w:rPr>
+              <w:t>Имя базы данных</w:t>
+            </w:r>
+          </w:p>
+        </w:tc>
+      </w:tr>
+    </w:tbl>
+    <w:p>
+      <w:pPr>
+        <w:spacing w:after="0" w:line="240" w:lineRule="auto"/>
+        <w:ind w:firstLine="0"/>
+      </w:pPr>
+      <w:r>
+        <w:rPr>
+          <w:rFonts w:ascii="Times New Roman" w:hAnsi="Times New Roman" w:cs="Times New Roman" w:eastAsia="Times New Roman"/>
+          <w:b w:val="0"/>
+          <w:i w:val="0"/>
+          <w:color w:val="000000"/>
+          <w:sz w:val="12"/>
+        </w:rPr>
+      </w:r>
+    </w:p>
+    <w:p>
+      <w:pPr>
+        <w:keepNext/>
+        <w:spacing w:line="240" w:lineRule="auto" w:before="160" w:after="80"/>
+        <w:ind w:firstLine="0"/>
+        <w:jc w:val="left"/>
+      </w:pPr>
+      <w:r>
+        <w:rPr>
+          <w:rFonts w:ascii="Times New Roman" w:hAnsi="Times New Roman" w:cs="Times New Roman" w:eastAsia="Times New Roman"/>
+          <w:b w:val="0"/>
+          <w:i/>
+          <w:color w:val="000000"/>
+          <w:sz w:val="24"/>
+        </w:rPr>
+        <w:t>Продолжение таблицы Б.1</w:t>
+      </w:r>
+    </w:p>
+    <w:tbl>
+      <w:tblPr>
+        <w:tblStyle w:val="TableGrid"/>
+        <w:tblW w:type="auto" w:w="0"/>
+        <w:jc w:val="center"/>
+        <w:tblLayout w:type="fixed"/>
+        <w:tblLook w:firstColumn="1" w:firstRow="1" w:lastColumn="0" w:lastRow="0" w:noHBand="0" w:noVBand="1" w:val="04A0"/>
+        <w:tblLayout w:type="fixed"/>
+      </w:tblPr>
+      <w:tblGrid>
+        <w:gridCol w:w="2495"/>
+        <w:gridCol w:w="1559"/>
+        <w:gridCol w:w="5301"/>
+      </w:tblGrid>
+      <w:tr>
+        <w:trPr>
+          <w:tblHeader w:val="true"/>
+          <w:cantSplit w:val="true"/>
+        </w:trPr>
+        <w:tc>
+          <w:tcPr>
             <w:tcW w:type="dxa" w:w="2494"/>
-          </w:tcPr>
-          <w:p>
-            <w:pPr>
-              <w:spacing w:line="240" w:lineRule="auto" w:after="0"/>
-              <w:ind w:firstLine="0"/>
-              <w:jc w:val="left"/>
-            </w:pPr>
-            <w:r>
-              <w:rPr>
-                <w:rFonts w:ascii="Courier New" w:hAnsi="Courier New" w:cs="Courier New" w:eastAsia="Courier New"/>
-                <w:b w:val="0"/>
-                <w:i w:val="0"/>
-                <w:color w:val="000000"/>
-                <w:sz w:val="20"/>
-              </w:rPr>
-              <w:t>DB_NAME</w:t>
-            </w:r>
-          </w:p>
-        </w:tc>
-        <w:tc>
-          <w:tcPr>
-            <w:tcW w:type="dxa" w:w="2200"/>
-          </w:tcPr>
-          <w:p>
-            <w:pPr>
-              <w:spacing w:line="240" w:lineRule="auto" w:after="0"/>
-              <w:ind w:firstLine="0"/>
-              <w:jc w:val="left"/>
-            </w:pPr>
-            <w:r>
-              <w:rPr>
-                <w:rFonts w:ascii="Courier New" w:hAnsi="Courier New" w:cs="Courier New" w:eastAsia="Courier New"/>
-                <w:b w:val="0"/>
-                <w:i w:val="0"/>
-                <w:color w:val="000000"/>
-                <w:sz w:val="20"/>
-              </w:rPr>
-              <w:t>auto_registry</w:t>
-            </w:r>
-          </w:p>
-        </w:tc>
-        <w:tc>
-          <w:tcPr>
-            <w:tcW w:type="dxa" w:w="4660"/>
-          </w:tcPr>
-          <w:p>
-            <w:pPr>
-              <w:spacing w:line="240" w:lineRule="auto" w:after="0"/>
-              <w:ind w:firstLine="0"/>
-              <w:jc w:val="left"/>
-            </w:pPr>
-            <w:r>
-              <w:rPr>
-                <w:rFonts w:ascii="Times New Roman" w:hAnsi="Times New Roman" w:cs="Times New Roman" w:eastAsia="Times New Roman"/>
-                <w:b w:val="0"/>
+            <w:shd w:val="clear" w:fill="E8E8E8"/>
+          </w:tcPr>
+          <w:p>
+            <w:pPr>
+              <w:keepNext/>
+              <w:spacing w:line="240" w:lineRule="auto" w:after="0"/>
+              <w:ind w:firstLine="0"/>
+              <w:jc w:val="left"/>
+            </w:pPr>
+            <w:r>
+              <w:rPr>
+                <w:rFonts w:ascii="Times New Roman" w:hAnsi="Times New Roman" w:cs="Times New Roman" w:eastAsia="Times New Roman"/>
+                <w:b/>
                 <w:i w:val="0"/>
                 <w:color w:val="000000"/>
                 <w:sz w:val="24"/>
               </w:rPr>
-              <w:t>Имя базы данных</w:t>
+              <w:t>Параметр</w:t>
+            </w:r>
+          </w:p>
+        </w:tc>
+        <w:tc>
+          <w:tcPr>
+            <w:tcW w:type="dxa" w:w="1559"/>
+            <w:shd w:val="clear" w:fill="E8E8E8"/>
+          </w:tcPr>
+          <w:p>
+            <w:pPr>
+              <w:keepNext/>
+              <w:spacing w:line="240" w:lineRule="auto" w:after="0"/>
+              <w:ind w:firstLine="0"/>
+              <w:jc w:val="left"/>
+            </w:pPr>
+            <w:r>
+              <w:rPr>
+                <w:rFonts w:ascii="Times New Roman" w:hAnsi="Times New Roman" w:cs="Times New Roman" w:eastAsia="Times New Roman"/>
+                <w:b/>
+                <w:i w:val="0"/>
+                <w:color w:val="000000"/>
+                <w:sz w:val="24"/>
+              </w:rPr>
+              <w:t>По умолчанию</w:t>
+            </w:r>
+          </w:p>
+        </w:tc>
+        <w:tc>
+          <w:tcPr>
+            <w:tcW w:type="dxa" w:w="5301"/>
+            <w:shd w:val="clear" w:fill="E8E8E8"/>
+          </w:tcPr>
+          <w:p>
+            <w:pPr>
+              <w:keepNext/>
+              <w:spacing w:line="240" w:lineRule="auto" w:after="0"/>
+              <w:ind w:firstLine="0"/>
+              <w:jc w:val="left"/>
+            </w:pPr>
+            <w:r>
+              <w:rPr>
+                <w:rFonts w:ascii="Times New Roman" w:hAnsi="Times New Roman" w:cs="Times New Roman" w:eastAsia="Times New Roman"/>
+                <w:b/>
+                <w:i w:val="0"/>
+                <w:color w:val="000000"/>
+                <w:sz w:val="24"/>
+              </w:rPr>
+              <w:t>Назначение</w:t>
             </w:r>
           </w:p>
         </w:tc>
@@ -24143,7 +24143,7 @@
         </w:tc>
         <w:tc>
           <w:tcPr>
-            <w:tcW w:type="dxa" w:w="2200"/>
+            <w:tcW w:type="dxa" w:w="1559"/>
           </w:tcPr>
           <w:p>
             <w:pPr>
@@ -24165,7 +24165,7 @@
         </w:tc>
         <w:tc>
           <w:tcPr>
-            <w:tcW w:type="dxa" w:w="4660"/>
+            <w:tcW w:type="dxa" w:w="5301"/>
           </w:tcPr>
           <w:p>
             <w:pPr>
@@ -24214,7 +24214,7 @@
         </w:tc>
         <w:tc>
           <w:tcPr>
-            <w:tcW w:type="dxa" w:w="2200"/>
+            <w:tcW w:type="dxa" w:w="1559"/>
           </w:tcPr>
           <w:p>
             <w:pPr>
@@ -24236,7 +24236,7 @@
         </w:tc>
         <w:tc>
           <w:tcPr>
-            <w:tcW w:type="dxa" w:w="4660"/>
+            <w:tcW w:type="dxa" w:w="5301"/>
           </w:tcPr>
           <w:p>
             <w:pPr>
@@ -24285,7 +24285,7 @@
         </w:tc>
         <w:tc>
           <w:tcPr>
-            <w:tcW w:type="dxa" w:w="2200"/>
+            <w:tcW w:type="dxa" w:w="1559"/>
           </w:tcPr>
           <w:p>
             <w:pPr>
@@ -24307,7 +24307,7 @@
         </w:tc>
         <w:tc>
           <w:tcPr>
-            <w:tcW w:type="dxa" w:w="4660"/>
+            <w:tcW w:type="dxa" w:w="5301"/>
           </w:tcPr>
           <w:p>
             <w:pPr>
@@ -24356,7 +24356,7 @@
         </w:tc>
         <w:tc>
           <w:tcPr>
-            <w:tcW w:type="dxa" w:w="2200"/>
+            <w:tcW w:type="dxa" w:w="1559"/>
           </w:tcPr>
           <w:p>
             <w:pPr>
@@ -24378,7 +24378,7 @@
         </w:tc>
         <w:tc>
           <w:tcPr>
-            <w:tcW w:type="dxa" w:w="4660"/>
+            <w:tcW w:type="dxa" w:w="5301"/>
           </w:tcPr>
           <w:p>
             <w:pPr>
@@ -24427,7 +24427,7 @@
         </w:tc>
         <w:tc>
           <w:tcPr>
-            <w:tcW w:type="dxa" w:w="2200"/>
+            <w:tcW w:type="dxa" w:w="1559"/>
           </w:tcPr>
           <w:p>
             <w:pPr>
@@ -24449,7 +24449,7 @@
         </w:tc>
         <w:tc>
           <w:tcPr>
-            <w:tcW w:type="dxa" w:w="4660"/>
+            <w:tcW w:type="dxa" w:w="5301"/>
           </w:tcPr>
           <w:p>
             <w:pPr>
@@ -24498,7 +24498,7 @@
         </w:tc>
         <w:tc>
           <w:tcPr>
-            <w:tcW w:type="dxa" w:w="2200"/>
+            <w:tcW w:type="dxa" w:w="1559"/>
           </w:tcPr>
           <w:p>
             <w:pPr>
@@ -24520,7 +24520,7 @@
         </w:tc>
         <w:tc>
           <w:tcPr>
-            <w:tcW w:type="dxa" w:w="4660"/>
+            <w:tcW w:type="dxa" w:w="5301"/>
           </w:tcPr>
           <w:p>
             <w:pPr>
@@ -25547,6 +25547,274 @@
         <w:tblLayout w:type="fixed"/>
       </w:tblPr>
       <w:tblGrid>
+        <w:gridCol w:w="3598"/>
+        <w:gridCol w:w="1594"/>
+        <w:gridCol w:w="4163"/>
+      </w:tblGrid>
+      <w:tr>
+        <w:trPr>
+          <w:tblHeader w:val="true"/>
+          <w:cantSplit w:val="true"/>
+        </w:trPr>
+        <w:tc>
+          <w:tcPr>
+            <w:tcW w:type="dxa" w:w="3598"/>
+            <w:shd w:val="clear" w:fill="E8E8E8"/>
+          </w:tcPr>
+          <w:p>
+            <w:pPr>
+              <w:keepNext/>
+              <w:spacing w:line="240" w:lineRule="auto" w:after="0"/>
+              <w:ind w:firstLine="0"/>
+              <w:jc w:val="left"/>
+            </w:pPr>
+            <w:r>
+              <w:rPr>
+                <w:rFonts w:ascii="Times New Roman" w:hAnsi="Times New Roman" w:cs="Times New Roman" w:eastAsia="Times New Roman"/>
+                <w:b/>
+                <w:i w:val="0"/>
+                <w:color w:val="000000"/>
+                <w:sz w:val="24"/>
+              </w:rPr>
+              <w:t>Параметр</w:t>
+            </w:r>
+          </w:p>
+        </w:tc>
+        <w:tc>
+          <w:tcPr>
+            <w:tcW w:type="dxa" w:w="1594"/>
+            <w:shd w:val="clear" w:fill="E8E8E8"/>
+          </w:tcPr>
+          <w:p>
+            <w:pPr>
+              <w:keepNext/>
+              <w:spacing w:line="240" w:lineRule="auto" w:after="0"/>
+              <w:ind w:firstLine="0"/>
+              <w:jc w:val="left"/>
+            </w:pPr>
+            <w:r>
+              <w:rPr>
+                <w:rFonts w:ascii="Times New Roman" w:hAnsi="Times New Roman" w:cs="Times New Roman" w:eastAsia="Times New Roman"/>
+                <w:b/>
+                <w:i w:val="0"/>
+                <w:color w:val="000000"/>
+                <w:sz w:val="24"/>
+              </w:rPr>
+              <w:t>По умолчанию</w:t>
+            </w:r>
+          </w:p>
+        </w:tc>
+        <w:tc>
+          <w:tcPr>
+            <w:tcW w:type="dxa" w:w="4163"/>
+            <w:shd w:val="clear" w:fill="E8E8E8"/>
+          </w:tcPr>
+          <w:p>
+            <w:pPr>
+              <w:keepNext/>
+              <w:spacing w:line="240" w:lineRule="auto" w:after="0"/>
+              <w:ind w:firstLine="0"/>
+              <w:jc w:val="left"/>
+            </w:pPr>
+            <w:r>
+              <w:rPr>
+                <w:rFonts w:ascii="Times New Roman" w:hAnsi="Times New Roman" w:cs="Times New Roman" w:eastAsia="Times New Roman"/>
+                <w:b/>
+                <w:i w:val="0"/>
+                <w:color w:val="000000"/>
+                <w:sz w:val="24"/>
+              </w:rPr>
+              <w:t>Назначение</w:t>
+            </w:r>
+          </w:p>
+        </w:tc>
+      </w:tr>
+      <w:tr>
+        <w:trPr>
+          <w:cantSplit w:val="true"/>
+        </w:trPr>
+        <w:tc>
+          <w:tcPr>
+            <w:tcW w:type="dxa" w:w="3598"/>
+          </w:tcPr>
+          <w:p>
+            <w:pPr>
+              <w:spacing w:line="240" w:lineRule="auto" w:after="0"/>
+              <w:ind w:firstLine="0"/>
+              <w:jc w:val="left"/>
+            </w:pPr>
+            <w:r>
+              <w:rPr>
+                <w:rFonts w:ascii="Courier New" w:hAnsi="Courier New" w:cs="Courier New" w:eastAsia="Courier New"/>
+                <w:b w:val="0"/>
+                <w:i w:val="0"/>
+                <w:color w:val="000000"/>
+                <w:sz w:val="20"/>
+              </w:rPr>
+              <w:t>RATE_LIMIT_PER_MINUTE</w:t>
+            </w:r>
+          </w:p>
+        </w:tc>
+        <w:tc>
+          <w:tcPr>
+            <w:tcW w:type="dxa" w:w="1594"/>
+          </w:tcPr>
+          <w:p>
+            <w:pPr>
+              <w:spacing w:line="240" w:lineRule="auto" w:after="0"/>
+              <w:ind w:firstLine="0"/>
+              <w:jc w:val="left"/>
+            </w:pPr>
+            <w:r>
+              <w:rPr>
+                <w:rFonts w:ascii="Courier New" w:hAnsi="Courier New" w:cs="Courier New" w:eastAsia="Courier New"/>
+                <w:b w:val="0"/>
+                <w:i w:val="0"/>
+                <w:color w:val="000000"/>
+                <w:sz w:val="20"/>
+              </w:rPr>
+              <w:t>200</w:t>
+            </w:r>
+          </w:p>
+        </w:tc>
+        <w:tc>
+          <w:tcPr>
+            <w:tcW w:type="dxa" w:w="4163"/>
+          </w:tcPr>
+          <w:p>
+            <w:pPr>
+              <w:spacing w:line="240" w:lineRule="auto" w:after="0"/>
+              <w:ind w:firstLine="0"/>
+              <w:jc w:val="left"/>
+            </w:pPr>
+            <w:r>
+              <w:rPr>
+                <w:rFonts w:ascii="Times New Roman" w:hAnsi="Times New Roman" w:cs="Times New Roman" w:eastAsia="Times New Roman"/>
+                <w:b w:val="0"/>
+                <w:i w:val="0"/>
+                <w:color w:val="000000"/>
+                <w:sz w:val="24"/>
+              </w:rPr>
+              <w:t>Запросов в минуту на работника</w:t>
+            </w:r>
+          </w:p>
+        </w:tc>
+      </w:tr>
+      <w:tr>
+        <w:trPr>
+          <w:cantSplit w:val="true"/>
+        </w:trPr>
+        <w:tc>
+          <w:tcPr>
+            <w:tcW w:type="dxa" w:w="3598"/>
+          </w:tcPr>
+          <w:p>
+            <w:pPr>
+              <w:spacing w:line="240" w:lineRule="auto" w:after="0"/>
+              <w:ind w:firstLine="0"/>
+              <w:jc w:val="left"/>
+            </w:pPr>
+            <w:r>
+              <w:rPr>
+                <w:rFonts w:ascii="Courier New" w:hAnsi="Courier New" w:cs="Courier New" w:eastAsia="Courier New"/>
+                <w:b w:val="0"/>
+                <w:i w:val="0"/>
+                <w:color w:val="000000"/>
+                <w:sz w:val="20"/>
+              </w:rPr>
+              <w:t>RATE_LIMIT_WINDOW_SEC</w:t>
+            </w:r>
+          </w:p>
+        </w:tc>
+        <w:tc>
+          <w:tcPr>
+            <w:tcW w:type="dxa" w:w="1594"/>
+          </w:tcPr>
+          <w:p>
+            <w:pPr>
+              <w:spacing w:line="240" w:lineRule="auto" w:after="0"/>
+              <w:ind w:firstLine="0"/>
+              <w:jc w:val="left"/>
+            </w:pPr>
+            <w:r>
+              <w:rPr>
+                <w:rFonts w:ascii="Courier New" w:hAnsi="Courier New" w:cs="Courier New" w:eastAsia="Courier New"/>
+                <w:b w:val="0"/>
+                <w:i w:val="0"/>
+                <w:color w:val="000000"/>
+                <w:sz w:val="20"/>
+              </w:rPr>
+              <w:t>60</w:t>
+            </w:r>
+          </w:p>
+        </w:tc>
+        <w:tc>
+          <w:tcPr>
+            <w:tcW w:type="dxa" w:w="4163"/>
+          </w:tcPr>
+          <w:p>
+            <w:pPr>
+              <w:spacing w:line="240" w:lineRule="auto" w:after="0"/>
+              <w:ind w:firstLine="0"/>
+              <w:jc w:val="left"/>
+            </w:pPr>
+            <w:r>
+              <w:rPr>
+                <w:rFonts w:ascii="Times New Roman" w:hAnsi="Times New Roman" w:cs="Times New Roman" w:eastAsia="Times New Roman"/>
+                <w:b w:val="0"/>
+                <w:i w:val="0"/>
+                <w:color w:val="000000"/>
+                <w:sz w:val="24"/>
+              </w:rPr>
+              <w:t>Интервал подсчёта</w:t>
+            </w:r>
+          </w:p>
+        </w:tc>
+      </w:tr>
+    </w:tbl>
+    <w:p>
+      <w:pPr>
+        <w:spacing w:after="0" w:line="240" w:lineRule="auto"/>
+        <w:ind w:firstLine="0"/>
+      </w:pPr>
+      <w:r>
+        <w:rPr>
+          <w:rFonts w:ascii="Times New Roman" w:hAnsi="Times New Roman" w:cs="Times New Roman" w:eastAsia="Times New Roman"/>
+          <w:b w:val="0"/>
+          <w:i w:val="0"/>
+          <w:color w:val="000000"/>
+          <w:sz w:val="12"/>
+        </w:rPr>
+      </w:r>
+    </w:p>
+    <w:p>
+      <w:pPr>
+        <w:keepNext/>
+        <w:spacing w:line="240" w:lineRule="auto" w:before="160" w:after="80"/>
+        <w:ind w:firstLine="0"/>
+        <w:jc w:val="left"/>
+      </w:pPr>
+      <w:r>
+        <w:rPr>
+          <w:rFonts w:ascii="Times New Roman" w:hAnsi="Times New Roman" w:cs="Times New Roman" w:eastAsia="Times New Roman"/>
+          <w:b w:val="0"/>
+          <w:i/>
+          <w:color w:val="000000"/>
+          <w:sz w:val="24"/>
+        </w:rPr>
+        <w:t>Продолжение таблицы Б.4</w:t>
+      </w:r>
+    </w:p>
+    <w:tbl>
+      <w:tblPr>
+        <w:tblStyle w:val="TableGrid"/>
+        <w:tblW w:type="auto" w:w="0"/>
+        <w:jc w:val="center"/>
+        <w:tblLayout w:type="fixed"/>
+        <w:tblLook w:firstColumn="1" w:firstRow="1" w:lastColumn="0" w:lastRow="0" w:noHBand="0" w:noVBand="1" w:val="04A0"/>
+        <w:tblLayout w:type="fixed"/>
+      </w:tblPr>
+      <w:tblGrid>
         <w:gridCol w:w="3494"/>
         <w:gridCol w:w="4120"/>
         <w:gridCol w:w="1742"/>
@@ -25625,148 +25893,6 @@
                 <w:sz w:val="24"/>
               </w:rPr>
               <w:t>Назначение</w:t>
-            </w:r>
-          </w:p>
-        </w:tc>
-      </w:tr>
-      <w:tr>
-        <w:trPr>
-          <w:cantSplit w:val="true"/>
-        </w:trPr>
-        <w:tc>
-          <w:tcPr>
-            <w:tcW w:type="dxa" w:w="3493"/>
-          </w:tcPr>
-          <w:p>
-            <w:pPr>
-              <w:spacing w:line="240" w:lineRule="auto" w:after="0"/>
-              <w:ind w:firstLine="0"/>
-              <w:jc w:val="left"/>
-            </w:pPr>
-            <w:r>
-              <w:rPr>
-                <w:rFonts w:ascii="Courier New" w:hAnsi="Courier New" w:cs="Courier New" w:eastAsia="Courier New"/>
-                <w:b w:val="0"/>
-                <w:i w:val="0"/>
-                <w:color w:val="000000"/>
-                <w:sz w:val="20"/>
-              </w:rPr>
-              <w:t>RATE_LIMIT_PER_MINUTE</w:t>
-            </w:r>
-          </w:p>
-        </w:tc>
-        <w:tc>
-          <w:tcPr>
-            <w:tcW w:type="dxa" w:w="4119"/>
-          </w:tcPr>
-          <w:p>
-            <w:pPr>
-              <w:spacing w:line="240" w:lineRule="auto" w:after="0"/>
-              <w:ind w:firstLine="0"/>
-              <w:jc w:val="left"/>
-            </w:pPr>
-            <w:r>
-              <w:rPr>
-                <w:rFonts w:ascii="Courier New" w:hAnsi="Courier New" w:cs="Courier New" w:eastAsia="Courier New"/>
-                <w:b w:val="0"/>
-                <w:i w:val="0"/>
-                <w:color w:val="000000"/>
-                <w:sz w:val="20"/>
-              </w:rPr>
-              <w:t>200</w:t>
-            </w:r>
-          </w:p>
-        </w:tc>
-        <w:tc>
-          <w:tcPr>
-            <w:tcW w:type="dxa" w:w="1742"/>
-          </w:tcPr>
-          <w:p>
-            <w:pPr>
-              <w:spacing w:line="240" w:lineRule="auto" w:after="0"/>
-              <w:ind w:firstLine="0"/>
-              <w:jc w:val="left"/>
-            </w:pPr>
-            <w:r>
-              <w:rPr>
-                <w:rFonts w:ascii="Times New Roman" w:hAnsi="Times New Roman" w:cs="Times New Roman" w:eastAsia="Times New Roman"/>
-                <w:b w:val="0"/>
-                <w:i w:val="0"/>
-                <w:color w:val="000000"/>
-                <w:sz w:val="24"/>
-              </w:rPr>
-              <w:t>Запросов в минуту на работника</w:t>
-            </w:r>
-          </w:p>
-        </w:tc>
-      </w:tr>
-      <w:tr>
-        <w:trPr>
-          <w:cantSplit w:val="true"/>
-        </w:trPr>
-        <w:tc>
-          <w:tcPr>
-            <w:tcW w:type="dxa" w:w="3493"/>
-          </w:tcPr>
-          <w:p>
-            <w:pPr>
-              <w:spacing w:line="240" w:lineRule="auto" w:after="0"/>
-              <w:ind w:firstLine="0"/>
-              <w:jc w:val="left"/>
-            </w:pPr>
-            <w:r>
-              <w:rPr>
-                <w:rFonts w:ascii="Courier New" w:hAnsi="Courier New" w:cs="Courier New" w:eastAsia="Courier New"/>
-                <w:b w:val="0"/>
-                <w:i w:val="0"/>
-                <w:color w:val="000000"/>
-                <w:sz w:val="20"/>
-              </w:rPr>
-              <w:t>RATE_LIMIT_WINDOW_SEC</w:t>
-            </w:r>
-          </w:p>
-        </w:tc>
-        <w:tc>
-          <w:tcPr>
-            <w:tcW w:type="dxa" w:w="4119"/>
-          </w:tcPr>
-          <w:p>
-            <w:pPr>
-              <w:spacing w:line="240" w:lineRule="auto" w:after="0"/>
-              <w:ind w:firstLine="0"/>
-              <w:jc w:val="left"/>
-            </w:pPr>
-            <w:r>
-              <w:rPr>
-                <w:rFonts w:ascii="Courier New" w:hAnsi="Courier New" w:cs="Courier New" w:eastAsia="Courier New"/>
-                <w:b w:val="0"/>
-                <w:i w:val="0"/>
-                <w:color w:val="000000"/>
-                <w:sz w:val="20"/>
-              </w:rPr>
-              <w:t>60</w:t>
-            </w:r>
-          </w:p>
-        </w:tc>
-        <w:tc>
-          <w:tcPr>
-            <w:tcW w:type="dxa" w:w="1742"/>
-          </w:tcPr>
-          <w:p>
-            <w:pPr>
-              <w:spacing w:line="240" w:lineRule="auto" w:after="0"/>
-              <w:ind w:firstLine="0"/>
-              <w:jc w:val="left"/>
-            </w:pPr>
-            <w:r>
-              <w:rPr>
-                <w:rFonts w:ascii="Times New Roman" w:hAnsi="Times New Roman" w:cs="Times New Roman" w:eastAsia="Times New Roman"/>
-                <w:b w:val="0"/>
-                <w:i w:val="0"/>
-                <w:color w:val="000000"/>
-                <w:sz w:val="24"/>
-              </w:rPr>
-              <w:t>Интервал подсчёта</w:t>
             </w:r>
           </w:p>
         </w:tc>
@@ -28196,103 +28322,71 @@
           </w:p>
         </w:tc>
       </w:tr>
-    </w:tbl>
-    <w:p>
-      <w:pPr>
-        <w:spacing w:after="0" w:line="240" w:lineRule="auto"/>
-        <w:ind w:firstLine="0"/>
-      </w:pPr>
-      <w:r>
-        <w:rPr>
-          <w:rFonts w:ascii="Times New Roman" w:hAnsi="Times New Roman" w:cs="Times New Roman" w:eastAsia="Times New Roman"/>
-          <w:b w:val="0"/>
-          <w:i w:val="0"/>
-          <w:color w:val="000000"/>
-          <w:sz w:val="12"/>
-        </w:rPr>
-      </w:r>
-    </w:p>
-    <w:p>
-      <w:pPr>
-        <w:keepNext/>
-        <w:spacing w:line="240" w:lineRule="auto" w:before="160" w:after="80"/>
-        <w:ind w:firstLine="0"/>
-        <w:jc w:val="left"/>
-      </w:pPr>
-      <w:r>
-        <w:rPr>
-          <w:rFonts w:ascii="Times New Roman" w:hAnsi="Times New Roman" w:cs="Times New Roman" w:eastAsia="Times New Roman"/>
-          <w:b w:val="0"/>
-          <w:i/>
-          <w:color w:val="000000"/>
-          <w:sz w:val="24"/>
-        </w:rPr>
-        <w:t>Продолжение таблицы В.1</w:t>
-      </w:r>
-    </w:p>
-    <w:tbl>
-      <w:tblPr>
-        <w:tblStyle w:val="TableGrid"/>
-        <w:tblW w:type="auto" w:w="0"/>
-        <w:jc w:val="center"/>
-        <w:tblLayout w:type="fixed"/>
-        <w:tblLook w:firstColumn="1" w:firstRow="1" w:lastColumn="0" w:lastRow="0" w:noHBand="0" w:noVBand="1" w:val="04A0"/>
-        <w:tblLayout w:type="fixed"/>
-      </w:tblPr>
-      <w:tblGrid>
-        <w:gridCol w:w="6323"/>
-        <w:gridCol w:w="3032"/>
-      </w:tblGrid>
       <w:tr>
         <w:trPr>
-          <w:tblHeader w:val="true"/>
           <w:cantSplit w:val="true"/>
         </w:trPr>
         <w:tc>
           <w:tcPr>
-            <w:tcW w:type="dxa" w:w="6323"/>
-            <w:shd w:val="clear" w:fill="E8E8E8"/>
-          </w:tcPr>
-          <w:p>
-            <w:pPr>
-              <w:keepNext/>
-              <w:spacing w:line="240" w:lineRule="auto" w:after="0"/>
-              <w:ind w:firstLine="0"/>
-              <w:jc w:val="left"/>
-            </w:pPr>
-            <w:r>
-              <w:rPr>
-                <w:rFonts w:ascii="Times New Roman" w:hAnsi="Times New Roman" w:cs="Times New Roman" w:eastAsia="Times New Roman"/>
-                <w:b/>
+            <w:tcW w:type="dxa" w:w="4116"/>
+          </w:tcPr>
+          <w:p>
+            <w:pPr>
+              <w:spacing w:line="240" w:lineRule="auto" w:after="0"/>
+              <w:ind w:firstLine="0"/>
+              <w:jc w:val="left"/>
+            </w:pPr>
+            <w:r>
+              <w:rPr>
+                <w:rFonts w:ascii="Courier New" w:hAnsi="Courier New" w:cs="Courier New" w:eastAsia="Courier New"/>
+                <w:b w:val="0"/>
+                <w:i w:val="0"/>
+                <w:color w:val="000000"/>
+                <w:sz w:val="20"/>
+              </w:rPr>
+              <w:t>frontend/package.json</w:t>
+            </w:r>
+            <w:r>
+              <w:rPr>
+                <w:rFonts w:ascii="Times New Roman" w:hAnsi="Times New Roman" w:cs="Times New Roman" w:eastAsia="Times New Roman"/>
+                <w:b w:val="0"/>
                 <w:i w:val="0"/>
                 <w:color w:val="000000"/>
                 <w:sz w:val="24"/>
               </w:rPr>
-              <w:t>Путь</w:t>
-            </w:r>
-          </w:p>
-        </w:tc>
-        <w:tc>
-          <w:tcPr>
-            <w:tcW w:type="dxa" w:w="3032"/>
-            <w:shd w:val="clear" w:fill="E8E8E8"/>
-          </w:tcPr>
-          <w:p>
-            <w:pPr>
-              <w:keepNext/>
-              <w:spacing w:line="240" w:lineRule="auto" w:after="0"/>
-              <w:ind w:firstLine="0"/>
-              <w:jc w:val="left"/>
-            </w:pPr>
-            <w:r>
-              <w:rPr>
-                <w:rFonts w:ascii="Times New Roman" w:hAnsi="Times New Roman" w:cs="Times New Roman" w:eastAsia="Times New Roman"/>
-                <w:b/>
+              <w:t xml:space="preserve">, </w:t>
+            </w:r>
+            <w:r>
+              <w:rPr>
+                <w:rFonts w:ascii="Courier New" w:hAnsi="Courier New" w:cs="Courier New" w:eastAsia="Courier New"/>
+                <w:b w:val="0"/>
+                <w:i w:val="0"/>
+                <w:color w:val="000000"/>
+                <w:sz w:val="20"/>
+              </w:rPr>
+              <w:t>frontend/package-lock.json</w:t>
+            </w:r>
+          </w:p>
+        </w:tc>
+        <w:tc>
+          <w:tcPr>
+            <w:tcW w:type="dxa" w:w="5238"/>
+          </w:tcPr>
+          <w:p>
+            <w:pPr>
+              <w:spacing w:line="240" w:lineRule="auto" w:after="0"/>
+              <w:ind w:firstLine="0"/>
+              <w:jc w:val="left"/>
+            </w:pPr>
+            <w:r>
+              <w:rPr>
+                <w:rFonts w:ascii="Times New Roman" w:hAnsi="Times New Roman" w:cs="Times New Roman" w:eastAsia="Times New Roman"/>
+                <w:b w:val="0"/>
                 <w:i w:val="0"/>
                 <w:color w:val="000000"/>
                 <w:sz w:val="24"/>
               </w:rPr>
-              <w:t>Назначение</w:t>
+              <w:t>Перечень библиотек интерфейса</w:t>
             </w:r>
           </w:p>
         </w:tc>
@@ -28303,7 +28397,7 @@
         </w:trPr>
         <w:tc>
           <w:tcPr>
-            <w:tcW w:type="dxa" w:w="6323"/>
+            <w:tcW w:type="dxa" w:w="4116"/>
           </w:tcPr>
           <w:p>
             <w:pPr>
@@ -28319,7 +28413,7 @@
                 <w:color w:val="000000"/>
                 <w:sz w:val="20"/>
               </w:rPr>
-              <w:t>frontend/package.json</w:t>
+              <w:t>frontend/src/</w:t>
             </w:r>
             <w:r>
               <w:rPr>
@@ -28339,20 +28433,8 @@
                 <w:color w:val="000000"/>
                 <w:sz w:val="20"/>
               </w:rPr>
-              <w:t>frontend/package-lock.json</w:t>
-            </w:r>
-          </w:p>
-        </w:tc>
-        <w:tc>
-          <w:tcPr>
-            <w:tcW w:type="dxa" w:w="3032"/>
-          </w:tcPr>
-          <w:p>
-            <w:pPr>
-              <w:spacing w:line="240" w:lineRule="auto" w:after="0"/>
-              <w:ind w:firstLine="0"/>
-              <w:jc w:val="left"/>
-            </w:pPr>
+              <w:t>frontend/index.html</w:t>
+            </w:r>
             <w:r>
               <w:rPr>
                 <w:rFonts w:ascii="Times New Roman" w:hAnsi="Times New Roman" w:cs="Times New Roman" w:eastAsia="Times New Roman"/>
@@ -28361,25 +28443,8 @@
                 <w:color w:val="000000"/>
                 <w:sz w:val="24"/>
               </w:rPr>
-              <w:t>Перечень библиотек интерфейса</w:t>
-            </w:r>
-          </w:p>
-        </w:tc>
-      </w:tr>
-      <w:tr>
-        <w:trPr>
-          <w:cantSplit w:val="true"/>
-        </w:trPr>
-        <w:tc>
-          <w:tcPr>
-            <w:tcW w:type="dxa" w:w="6323"/>
-          </w:tcPr>
-          <w:p>
-            <w:pPr>
-              <w:spacing w:line="240" w:lineRule="auto" w:after="0"/>
-              <w:ind w:firstLine="0"/>
-              <w:jc w:val="left"/>
-            </w:pPr>
+              <w:t xml:space="preserve">, </w:t>
+            </w:r>
             <w:r>
               <w:rPr>
                 <w:rFonts w:ascii="Courier New" w:hAnsi="Courier New" w:cs="Courier New" w:eastAsia="Courier New"/>
@@ -28388,53 +28453,13 @@
                 <w:color w:val="000000"/>
                 <w:sz w:val="20"/>
               </w:rPr>
-              <w:t>frontend/src/</w:t>
-            </w:r>
-            <w:r>
-              <w:rPr>
-                <w:rFonts w:ascii="Times New Roman" w:hAnsi="Times New Roman" w:cs="Times New Roman" w:eastAsia="Times New Roman"/>
-                <w:b w:val="0"/>
-                <w:i w:val="0"/>
-                <w:color w:val="000000"/>
-                <w:sz w:val="24"/>
-              </w:rPr>
-              <w:t xml:space="preserve">, </w:t>
-            </w:r>
-            <w:r>
-              <w:rPr>
-                <w:rFonts w:ascii="Courier New" w:hAnsi="Courier New" w:cs="Courier New" w:eastAsia="Courier New"/>
-                <w:b w:val="0"/>
-                <w:i w:val="0"/>
-                <w:color w:val="000000"/>
-                <w:sz w:val="20"/>
-              </w:rPr>
-              <w:t>frontend/index.html</w:t>
-            </w:r>
-            <w:r>
-              <w:rPr>
-                <w:rFonts w:ascii="Times New Roman" w:hAnsi="Times New Roman" w:cs="Times New Roman" w:eastAsia="Times New Roman"/>
-                <w:b w:val="0"/>
-                <w:i w:val="0"/>
-                <w:color w:val="000000"/>
-                <w:sz w:val="24"/>
-              </w:rPr>
-              <w:t xml:space="preserve">, </w:t>
-            </w:r>
-            <w:r>
-              <w:rPr>
-                <w:rFonts w:ascii="Courier New" w:hAnsi="Courier New" w:cs="Courier New" w:eastAsia="Courier New"/>
-                <w:b w:val="0"/>
-                <w:i w:val="0"/>
-                <w:color w:val="000000"/>
-                <w:sz w:val="20"/>
-              </w:rPr>
               <w:t>frontend/vite.config.js</w:t>
             </w:r>
           </w:p>
         </w:tc>
         <w:tc>
           <w:tcPr>
-            <w:tcW w:type="dxa" w:w="3032"/>
+            <w:tcW w:type="dxa" w:w="5238"/>
           </w:tcPr>
           <w:p>
             <w:pPr>

--- a/Документация/Руководство по развёртыванию и сопровождению/Руководство по развёртыванию и сопровождению.docx
+++ b/Документация/Руководство по развёртыванию и сопровождению/Руководство по развёртыванию и сопровождению.docx
@@ -2755,7 +2755,7 @@
           <w:color w:val="000000"/>
           <w:sz w:val="28"/>
         </w:rPr>
-        <w:t>Документ рассчитан на специалиста, ранее с системой не работавшего. Порядок действий описан от состояния «есть сервер с установленной операционной системой» до состояния «система принимает заявки». Команды приведены в виде, пригодном для непосредственного выполнения, с указанием ожидаемого результата каждого шага.</w:t>
+        <w:t>Документ рассчитан на специалиста, не работавшего ранее с данной системой. Порядок действий описан от состояния «есть сервер с установленной операционной системой» до состояния «система принимает заявки». Команды приведены в виде, пригодном для непосредственного выполнения, с указанием ожидаемого результата каждого шага.</w:t>
       </w:r>
     </w:p>
     <w:p>

--- a/Документация/Руководство по развёртыванию и сопровождению/Руководство по развёртыванию и сопровождению.docx
+++ b/Документация/Руководство по развёртыванию и сопровождению/Руководство по развёртыванию и сопровождению.docx
@@ -6142,7 +6142,7 @@
           <w:color w:val="000000"/>
           <w:sz w:val="28"/>
         </w:rPr>
-        <w:t>В поставку намеренно не входят пароли, ключи шифрования и сертификаты. Они создаются на сервере при установке и остаются только у эксплуатирующей организации. Это означает, что разработчик не имеет доступа к данным работающей системы.</w:t>
+        <w:t>В поставку намеренно не входят пароли, ключи шифрования и сертификаты. Они создаются на сервере при установке и остаются только у организации, где развёрнута система. Это означает, что разработчик не имеет доступа к данным работающей системы.</w:t>
       </w:r>
     </w:p>
     <w:p>
@@ -17747,7 +17747,7 @@
           <w:color w:val="000000"/>
           <w:sz w:val="28"/>
         </w:rPr>
-        <w:t>Штатная процедура резервного копирования в составе системы отсутствует. Резервное копирование обеспечивается силами эксплуатирующей организации.</w:t>
+        <w:t>Штатная процедура резервного копирования в составе системы отсутствует. Резервное копирование обеспечивается силами организации, где развёрнута система.</w:t>
       </w:r>
     </w:p>
     <w:tbl>
@@ -28811,8 +28811,8 @@
       </w:tblPr>
       <w:tblGrid>
         <w:gridCol w:w="567"/>
-        <w:gridCol w:w="7513"/>
-        <w:gridCol w:w="1276"/>
+        <w:gridCol w:w="7031"/>
+        <w:gridCol w:w="1757"/>
       </w:tblGrid>
       <w:tr>
         <w:trPr>
@@ -28845,7 +28845,7 @@
         </w:tc>
         <w:tc>
           <w:tcPr>
-            <w:tcW w:type="dxa" w:w="7512"/>
+            <w:tcW w:type="dxa" w:w="7030"/>
             <w:shd w:val="clear" w:fill="E8E8E8"/>
           </w:tcPr>
           <w:p>
@@ -28869,7 +28869,7 @@
         </w:tc>
         <w:tc>
           <w:tcPr>
-            <w:tcW w:type="dxa" w:w="1276"/>
+            <w:tcW w:type="dxa" w:w="1757"/>
             <w:shd w:val="clear" w:fill="E8E8E8"/>
           </w:tcPr>
           <w:p>
@@ -28920,7 +28920,7 @@
         </w:tc>
         <w:tc>
           <w:tcPr>
-            <w:tcW w:type="dxa" w:w="7512"/>
+            <w:tcW w:type="dxa" w:w="7030"/>
           </w:tcPr>
           <w:p>
             <w:pPr>
@@ -28942,7 +28942,7 @@
         </w:tc>
         <w:tc>
           <w:tcPr>
-            <w:tcW w:type="dxa" w:w="1276"/>
+            <w:tcW w:type="dxa" w:w="1757"/>
           </w:tcPr>
           <w:p>
             <w:pPr>
@@ -28981,7 +28981,7 @@
         </w:tc>
         <w:tc>
           <w:tcPr>
-            <w:tcW w:type="dxa" w:w="7512"/>
+            <w:tcW w:type="dxa" w:w="7030"/>
           </w:tcPr>
           <w:p>
             <w:pPr>
@@ -29003,7 +29003,7 @@
         </w:tc>
         <w:tc>
           <w:tcPr>
-            <w:tcW w:type="dxa" w:w="1276"/>
+            <w:tcW w:type="dxa" w:w="1757"/>
           </w:tcPr>
           <w:p>
             <w:pPr>
@@ -29042,7 +29042,7 @@
         </w:tc>
         <w:tc>
           <w:tcPr>
-            <w:tcW w:type="dxa" w:w="7512"/>
+            <w:tcW w:type="dxa" w:w="7030"/>
           </w:tcPr>
           <w:p>
             <w:pPr>
@@ -29064,7 +29064,7 @@
         </w:tc>
         <w:tc>
           <w:tcPr>
-            <w:tcW w:type="dxa" w:w="1276"/>
+            <w:tcW w:type="dxa" w:w="1757"/>
           </w:tcPr>
           <w:p>
             <w:pPr>
@@ -29103,7 +29103,7 @@
         </w:tc>
         <w:tc>
           <w:tcPr>
-            <w:tcW w:type="dxa" w:w="7512"/>
+            <w:tcW w:type="dxa" w:w="7030"/>
           </w:tcPr>
           <w:p>
             <w:pPr>
@@ -29125,7 +29125,7 @@
         </w:tc>
         <w:tc>
           <w:tcPr>
-            <w:tcW w:type="dxa" w:w="1276"/>
+            <w:tcW w:type="dxa" w:w="1757"/>
           </w:tcPr>
           <w:p>
             <w:pPr>
@@ -29164,7 +29164,7 @@
         </w:tc>
         <w:tc>
           <w:tcPr>
-            <w:tcW w:type="dxa" w:w="7512"/>
+            <w:tcW w:type="dxa" w:w="7030"/>
           </w:tcPr>
           <w:p>
             <w:pPr>
@@ -29186,7 +29186,7 @@
         </w:tc>
         <w:tc>
           <w:tcPr>
-            <w:tcW w:type="dxa" w:w="1276"/>
+            <w:tcW w:type="dxa" w:w="1757"/>
           </w:tcPr>
           <w:p>
             <w:pPr>
@@ -29225,7 +29225,7 @@
         </w:tc>
         <w:tc>
           <w:tcPr>
-            <w:tcW w:type="dxa" w:w="7512"/>
+            <w:tcW w:type="dxa" w:w="7030"/>
           </w:tcPr>
           <w:p>
             <w:pPr>
@@ -29247,7 +29247,7 @@
         </w:tc>
         <w:tc>
           <w:tcPr>
-            <w:tcW w:type="dxa" w:w="1276"/>
+            <w:tcW w:type="dxa" w:w="1757"/>
           </w:tcPr>
           <w:p>
             <w:pPr>
@@ -29286,7 +29286,7 @@
         </w:tc>
         <w:tc>
           <w:tcPr>
-            <w:tcW w:type="dxa" w:w="7512"/>
+            <w:tcW w:type="dxa" w:w="7030"/>
           </w:tcPr>
           <w:p>
             <w:pPr>
@@ -29308,7 +29308,7 @@
         </w:tc>
         <w:tc>
           <w:tcPr>
-            <w:tcW w:type="dxa" w:w="1276"/>
+            <w:tcW w:type="dxa" w:w="1757"/>
           </w:tcPr>
           <w:p>
             <w:pPr>
@@ -29347,7 +29347,7 @@
         </w:tc>
         <w:tc>
           <w:tcPr>
-            <w:tcW w:type="dxa" w:w="7512"/>
+            <w:tcW w:type="dxa" w:w="7030"/>
           </w:tcPr>
           <w:p>
             <w:pPr>
@@ -29369,7 +29369,7 @@
         </w:tc>
         <w:tc>
           <w:tcPr>
-            <w:tcW w:type="dxa" w:w="1276"/>
+            <w:tcW w:type="dxa" w:w="1757"/>
           </w:tcPr>
           <w:p>
             <w:pPr>
@@ -29408,7 +29408,7 @@
         </w:tc>
         <w:tc>
           <w:tcPr>
-            <w:tcW w:type="dxa" w:w="7512"/>
+            <w:tcW w:type="dxa" w:w="7030"/>
           </w:tcPr>
           <w:p>
             <w:pPr>
@@ -29430,7 +29430,7 @@
         </w:tc>
         <w:tc>
           <w:tcPr>
-            <w:tcW w:type="dxa" w:w="1276"/>
+            <w:tcW w:type="dxa" w:w="1757"/>
           </w:tcPr>
           <w:p>
             <w:pPr>
@@ -29469,7 +29469,7 @@
         </w:tc>
         <w:tc>
           <w:tcPr>
-            <w:tcW w:type="dxa" w:w="7512"/>
+            <w:tcW w:type="dxa" w:w="7030"/>
           </w:tcPr>
           <w:p>
             <w:pPr>
@@ -29491,7 +29491,7 @@
         </w:tc>
         <w:tc>
           <w:tcPr>
-            <w:tcW w:type="dxa" w:w="1276"/>
+            <w:tcW w:type="dxa" w:w="1757"/>
           </w:tcPr>
           <w:p>
             <w:pPr>
@@ -29530,7 +29530,7 @@
         </w:tc>
         <w:tc>
           <w:tcPr>
-            <w:tcW w:type="dxa" w:w="7512"/>
+            <w:tcW w:type="dxa" w:w="7030"/>
           </w:tcPr>
           <w:p>
             <w:pPr>
@@ -29552,7 +29552,7 @@
         </w:tc>
         <w:tc>
           <w:tcPr>
-            <w:tcW w:type="dxa" w:w="1276"/>
+            <w:tcW w:type="dxa" w:w="1757"/>
           </w:tcPr>
           <w:p>
             <w:pPr>
@@ -29591,7 +29591,7 @@
         </w:tc>
         <w:tc>
           <w:tcPr>
-            <w:tcW w:type="dxa" w:w="7512"/>
+            <w:tcW w:type="dxa" w:w="7030"/>
           </w:tcPr>
           <w:p>
             <w:pPr>
@@ -29613,7 +29613,7 @@
         </w:tc>
         <w:tc>
           <w:tcPr>
-            <w:tcW w:type="dxa" w:w="1276"/>
+            <w:tcW w:type="dxa" w:w="1757"/>
           </w:tcPr>
           <w:p>
             <w:pPr>
@@ -29652,7 +29652,7 @@
         </w:tc>
         <w:tc>
           <w:tcPr>
-            <w:tcW w:type="dxa" w:w="7512"/>
+            <w:tcW w:type="dxa" w:w="7030"/>
           </w:tcPr>
           <w:p>
             <w:pPr>
@@ -29674,7 +29674,7 @@
         </w:tc>
         <w:tc>
           <w:tcPr>
-            <w:tcW w:type="dxa" w:w="1276"/>
+            <w:tcW w:type="dxa" w:w="1757"/>
           </w:tcPr>
           <w:p>
             <w:pPr>
@@ -29713,7 +29713,7 @@
         </w:tc>
         <w:tc>
           <w:tcPr>
-            <w:tcW w:type="dxa" w:w="7512"/>
+            <w:tcW w:type="dxa" w:w="7030"/>
           </w:tcPr>
           <w:p>
             <w:pPr>
@@ -29735,7 +29735,7 @@
         </w:tc>
         <w:tc>
           <w:tcPr>
-            <w:tcW w:type="dxa" w:w="1276"/>
+            <w:tcW w:type="dxa" w:w="1757"/>
           </w:tcPr>
           <w:p>
             <w:pPr>
@@ -29774,7 +29774,7 @@
         </w:tc>
         <w:tc>
           <w:tcPr>
-            <w:tcW w:type="dxa" w:w="7512"/>
+            <w:tcW w:type="dxa" w:w="7030"/>
           </w:tcPr>
           <w:p>
             <w:pPr>
@@ -29796,7 +29796,7 @@
         </w:tc>
         <w:tc>
           <w:tcPr>
-            <w:tcW w:type="dxa" w:w="1276"/>
+            <w:tcW w:type="dxa" w:w="1757"/>
           </w:tcPr>
           <w:p>
             <w:pPr>
@@ -29835,7 +29835,7 @@
         </w:tc>
         <w:tc>
           <w:tcPr>
-            <w:tcW w:type="dxa" w:w="7512"/>
+            <w:tcW w:type="dxa" w:w="7030"/>
           </w:tcPr>
           <w:p>
             <w:pPr>
@@ -29857,7 +29857,7 @@
         </w:tc>
         <w:tc>
           <w:tcPr>
-            <w:tcW w:type="dxa" w:w="1276"/>
+            <w:tcW w:type="dxa" w:w="1757"/>
           </w:tcPr>
           <w:p>
             <w:pPr>
@@ -29896,7 +29896,7 @@
         </w:tc>
         <w:tc>
           <w:tcPr>
-            <w:tcW w:type="dxa" w:w="7512"/>
+            <w:tcW w:type="dxa" w:w="7030"/>
           </w:tcPr>
           <w:p>
             <w:pPr>
@@ -29918,7 +29918,7 @@
         </w:tc>
         <w:tc>
           <w:tcPr>
-            <w:tcW w:type="dxa" w:w="1276"/>
+            <w:tcW w:type="dxa" w:w="1757"/>
           </w:tcPr>
           <w:p>
             <w:pPr>
@@ -29957,7 +29957,7 @@
         </w:tc>
         <w:tc>
           <w:tcPr>
-            <w:tcW w:type="dxa" w:w="7512"/>
+            <w:tcW w:type="dxa" w:w="7030"/>
           </w:tcPr>
           <w:p>
             <w:pPr>
@@ -29979,7 +29979,7 @@
         </w:tc>
         <w:tc>
           <w:tcPr>
-            <w:tcW w:type="dxa" w:w="1276"/>
+            <w:tcW w:type="dxa" w:w="1757"/>
           </w:tcPr>
           <w:p>
             <w:pPr>
@@ -30018,7 +30018,7 @@
         </w:tc>
         <w:tc>
           <w:tcPr>
-            <w:tcW w:type="dxa" w:w="7512"/>
+            <w:tcW w:type="dxa" w:w="7030"/>
           </w:tcPr>
           <w:p>
             <w:pPr>
@@ -30040,7 +30040,7 @@
         </w:tc>
         <w:tc>
           <w:tcPr>
-            <w:tcW w:type="dxa" w:w="1276"/>
+            <w:tcW w:type="dxa" w:w="1757"/>
           </w:tcPr>
           <w:p>
             <w:pPr>
@@ -30079,7 +30079,7 @@
         </w:tc>
         <w:tc>
           <w:tcPr>
-            <w:tcW w:type="dxa" w:w="7512"/>
+            <w:tcW w:type="dxa" w:w="7030"/>
           </w:tcPr>
           <w:p>
             <w:pPr>
@@ -30101,7 +30101,622 @@
         </w:tc>
         <w:tc>
           <w:tcPr>
-            <w:tcW w:type="dxa" w:w="1276"/>
+            <w:tcW w:type="dxa" w:w="1757"/>
+          </w:tcPr>
+          <w:p>
+            <w:pPr>
+              <w:spacing w:line="240" w:lineRule="auto" w:after="0"/>
+              <w:ind w:firstLine="0"/>
+              <w:jc w:val="left"/>
+            </w:pPr>
+          </w:p>
+        </w:tc>
+      </w:tr>
+    </w:tbl>
+    <w:p>
+      <w:pPr>
+        <w:spacing w:after="0" w:line="240" w:lineRule="auto"/>
+        <w:ind w:firstLine="0"/>
+      </w:pPr>
+      <w:r>
+        <w:rPr>
+          <w:rFonts w:ascii="Times New Roman" w:hAnsi="Times New Roman" w:cs="Times New Roman" w:eastAsia="Times New Roman"/>
+          <w:b w:val="0"/>
+          <w:i w:val="0"/>
+          <w:color w:val="000000"/>
+          <w:sz w:val="12"/>
+        </w:rPr>
+      </w:r>
+    </w:p>
+    <w:p>
+      <w:r>
+        <w:br w:type="page"/>
+      </w:r>
+    </w:p>
+    <w:p>
+      <w:pPr>
+        <w:pStyle w:val="Heading1"/>
+        <w:ind w:firstLine="0"/>
+      </w:pPr>
+      <w:r>
+        <w:rPr>
+          <w:rFonts w:ascii="Times New Roman" w:hAnsi="Times New Roman" w:cs="Times New Roman" w:eastAsia="Times New Roman"/>
+          <w:b/>
+          <w:i w:val="0"/>
+          <w:color w:val="000000"/>
+          <w:sz w:val="32"/>
+        </w:rPr>
+        <w:t>ЛИСТ РЕГИСТРАЦИИ ИЗМЕНЕНИЙ</w:t>
+      </w:r>
+    </w:p>
+    <w:p>
+      <w:r>
+        <w:rPr>
+          <w:rFonts w:ascii="Times New Roman" w:hAnsi="Times New Roman" w:cs="Times New Roman" w:eastAsia="Times New Roman"/>
+          <w:b w:val="0"/>
+          <w:i w:val="0"/>
+          <w:color w:val="000000"/>
+          <w:sz w:val="28"/>
+        </w:rPr>
+        <w:t>В таблице фиксируются изменения документа. Версия повышается при выпуске новой редакции: вторая цифра при уточнениях и дополнениях, первая при переработке структуры или существенном изменении требований.</w:t>
+      </w:r>
+    </w:p>
+    <w:p>
+      <w:pPr>
+        <w:keepNext/>
+        <w:spacing w:line="240" w:lineRule="auto" w:before="160" w:after="80"/>
+        <w:ind w:firstLine="0"/>
+        <w:jc w:val="left"/>
+      </w:pPr>
+      <w:r>
+        <w:rPr>
+          <w:rFonts w:ascii="Times New Roman" w:hAnsi="Times New Roman" w:cs="Times New Roman" w:eastAsia="Times New Roman"/>
+          <w:b w:val="0"/>
+          <w:i/>
+          <w:color w:val="000000"/>
+          <w:sz w:val="24"/>
+        </w:rPr>
+        <w:t>Таблица - Регистрация изменений</w:t>
+      </w:r>
+    </w:p>
+    <w:tbl>
+      <w:tblPr>
+        <w:tblStyle w:val="TableGrid"/>
+        <w:tblW w:type="auto" w:w="0"/>
+        <w:jc w:val="center"/>
+        <w:tblLayout w:type="fixed"/>
+        <w:tblLook w:firstColumn="1" w:firstRow="1" w:lastColumn="0" w:lastRow="0" w:noHBand="0" w:noVBand="1" w:val="04A0"/>
+        <w:tblLayout w:type="fixed"/>
+      </w:tblPr>
+      <w:tblGrid>
+        <w:gridCol w:w="1134"/>
+        <w:gridCol w:w="1701"/>
+        <w:gridCol w:w="2584"/>
+        <w:gridCol w:w="3937"/>
+      </w:tblGrid>
+      <w:tr>
+        <w:trPr>
+          <w:tblHeader w:val="true"/>
+          <w:cantSplit w:val="true"/>
+        </w:trPr>
+        <w:tc>
+          <w:tcPr>
+            <w:tcW w:type="dxa" w:w="1134"/>
+            <w:shd w:val="clear" w:fill="E8E8E8"/>
+          </w:tcPr>
+          <w:p>
+            <w:pPr>
+              <w:keepNext/>
+              <w:spacing w:line="240" w:lineRule="auto" w:after="0"/>
+              <w:ind w:firstLine="0"/>
+              <w:jc w:val="left"/>
+            </w:pPr>
+            <w:r>
+              <w:rPr>
+                <w:rFonts w:ascii="Times New Roman" w:hAnsi="Times New Roman" w:cs="Times New Roman" w:eastAsia="Times New Roman"/>
+                <w:b/>
+                <w:i w:val="0"/>
+                <w:color w:val="000000"/>
+                <w:sz w:val="24"/>
+              </w:rPr>
+              <w:t>Версия</w:t>
+            </w:r>
+          </w:p>
+        </w:tc>
+        <w:tc>
+          <w:tcPr>
+            <w:tcW w:type="dxa" w:w="1701"/>
+            <w:shd w:val="clear" w:fill="E8E8E8"/>
+          </w:tcPr>
+          <w:p>
+            <w:pPr>
+              <w:keepNext/>
+              <w:spacing w:line="240" w:lineRule="auto" w:after="0"/>
+              <w:ind w:firstLine="0"/>
+              <w:jc w:val="left"/>
+            </w:pPr>
+            <w:r>
+              <w:rPr>
+                <w:rFonts w:ascii="Times New Roman" w:hAnsi="Times New Roman" w:cs="Times New Roman" w:eastAsia="Times New Roman"/>
+                <w:b/>
+                <w:i w:val="0"/>
+                <w:color w:val="000000"/>
+                <w:sz w:val="24"/>
+              </w:rPr>
+              <w:t>Дата</w:t>
+            </w:r>
+          </w:p>
+        </w:tc>
+        <w:tc>
+          <w:tcPr>
+            <w:tcW w:type="dxa" w:w="2583"/>
+            <w:shd w:val="clear" w:fill="E8E8E8"/>
+          </w:tcPr>
+          <w:p>
+            <w:pPr>
+              <w:keepNext/>
+              <w:spacing w:line="240" w:lineRule="auto" w:after="0"/>
+              <w:ind w:firstLine="0"/>
+              <w:jc w:val="left"/>
+            </w:pPr>
+            <w:r>
+              <w:rPr>
+                <w:rFonts w:ascii="Times New Roman" w:hAnsi="Times New Roman" w:cs="Times New Roman" w:eastAsia="Times New Roman"/>
+                <w:b/>
+                <w:i w:val="0"/>
+                <w:color w:val="000000"/>
+                <w:sz w:val="24"/>
+              </w:rPr>
+              <w:t>Содержание изменения</w:t>
+            </w:r>
+          </w:p>
+        </w:tc>
+        <w:tc>
+          <w:tcPr>
+            <w:tcW w:type="dxa" w:w="3936"/>
+            <w:shd w:val="clear" w:fill="E8E8E8"/>
+          </w:tcPr>
+          <w:p>
+            <w:pPr>
+              <w:keepNext/>
+              <w:spacing w:line="240" w:lineRule="auto" w:after="0"/>
+              <w:ind w:firstLine="0"/>
+              <w:jc w:val="left"/>
+            </w:pPr>
+            <w:r>
+              <w:rPr>
+                <w:rFonts w:ascii="Times New Roman" w:hAnsi="Times New Roman" w:cs="Times New Roman" w:eastAsia="Times New Roman"/>
+                <w:b/>
+                <w:i w:val="0"/>
+                <w:color w:val="000000"/>
+                <w:sz w:val="24"/>
+              </w:rPr>
+              <w:t>Внёс</w:t>
+            </w:r>
+          </w:p>
+        </w:tc>
+      </w:tr>
+      <w:tr>
+        <w:trPr>
+          <w:cantSplit w:val="true"/>
+        </w:trPr>
+        <w:tc>
+          <w:tcPr>
+            <w:tcW w:type="dxa" w:w="1134"/>
+          </w:tcPr>
+          <w:p>
+            <w:pPr>
+              <w:keepNext/>
+              <w:spacing w:line="240" w:lineRule="auto" w:after="0"/>
+              <w:ind w:firstLine="0"/>
+              <w:jc w:val="left"/>
+            </w:pPr>
+            <w:r>
+              <w:rPr>
+                <w:rFonts w:ascii="Times New Roman" w:hAnsi="Times New Roman" w:cs="Times New Roman" w:eastAsia="Times New Roman"/>
+                <w:b w:val="0"/>
+                <w:i w:val="0"/>
+                <w:color w:val="000000"/>
+                <w:sz w:val="24"/>
+              </w:rPr>
+              <w:t>1.0</w:t>
+            </w:r>
+          </w:p>
+        </w:tc>
+        <w:tc>
+          <w:tcPr>
+            <w:tcW w:type="dxa" w:w="1701"/>
+          </w:tcPr>
+          <w:p>
+            <w:pPr>
+              <w:keepNext/>
+              <w:spacing w:line="240" w:lineRule="auto" w:after="0"/>
+              <w:ind w:firstLine="0"/>
+              <w:jc w:val="left"/>
+            </w:pPr>
+            <w:r>
+              <w:rPr>
+                <w:rFonts w:ascii="Times New Roman" w:hAnsi="Times New Roman" w:cs="Times New Roman" w:eastAsia="Times New Roman"/>
+                <w:b w:val="0"/>
+                <w:i w:val="0"/>
+                <w:color w:val="000000"/>
+                <w:sz w:val="24"/>
+              </w:rPr>
+              <w:t>28.07.2026</w:t>
+            </w:r>
+          </w:p>
+        </w:tc>
+        <w:tc>
+          <w:tcPr>
+            <w:tcW w:type="dxa" w:w="2583"/>
+          </w:tcPr>
+          <w:p>
+            <w:pPr>
+              <w:keepNext/>
+              <w:spacing w:line="240" w:lineRule="auto" w:after="0"/>
+              <w:ind w:firstLine="0"/>
+              <w:jc w:val="left"/>
+            </w:pPr>
+            <w:r>
+              <w:rPr>
+                <w:rFonts w:ascii="Times New Roman" w:hAnsi="Times New Roman" w:cs="Times New Roman" w:eastAsia="Times New Roman"/>
+                <w:b w:val="0"/>
+                <w:i w:val="0"/>
+                <w:color w:val="000000"/>
+                <w:sz w:val="24"/>
+              </w:rPr>
+              <w:t>Первая редакция</w:t>
+            </w:r>
+          </w:p>
+        </w:tc>
+        <w:tc>
+          <w:tcPr>
+            <w:tcW w:type="dxa" w:w="3936"/>
+          </w:tcPr>
+          <w:p>
+            <w:pPr>
+              <w:keepNext/>
+              <w:spacing w:line="240" w:lineRule="auto" w:after="0"/>
+              <w:ind w:firstLine="0"/>
+              <w:jc w:val="left"/>
+            </w:pPr>
+          </w:p>
+        </w:tc>
+      </w:tr>
+      <w:tr>
+        <w:trPr>
+          <w:cantSplit w:val="true"/>
+          <w:trHeight w:val="680" w:hRule="atLeast"/>
+        </w:trPr>
+        <w:tc>
+          <w:tcPr>
+            <w:tcW w:type="dxa" w:w="1134"/>
+          </w:tcPr>
+          <w:p>
+            <w:pPr>
+              <w:keepNext/>
+              <w:spacing w:line="240" w:lineRule="auto" w:after="0"/>
+              <w:ind w:firstLine="0"/>
+              <w:jc w:val="left"/>
+            </w:pPr>
+          </w:p>
+        </w:tc>
+        <w:tc>
+          <w:tcPr>
+            <w:tcW w:type="dxa" w:w="1701"/>
+          </w:tcPr>
+          <w:p>
+            <w:pPr>
+              <w:keepNext/>
+              <w:spacing w:line="240" w:lineRule="auto" w:after="0"/>
+              <w:ind w:firstLine="0"/>
+              <w:jc w:val="left"/>
+            </w:pPr>
+          </w:p>
+        </w:tc>
+        <w:tc>
+          <w:tcPr>
+            <w:tcW w:type="dxa" w:w="2583"/>
+          </w:tcPr>
+          <w:p>
+            <w:pPr>
+              <w:keepNext/>
+              <w:spacing w:line="240" w:lineRule="auto" w:after="0"/>
+              <w:ind w:firstLine="0"/>
+              <w:jc w:val="left"/>
+            </w:pPr>
+          </w:p>
+        </w:tc>
+        <w:tc>
+          <w:tcPr>
+            <w:tcW w:type="dxa" w:w="3936"/>
+          </w:tcPr>
+          <w:p>
+            <w:pPr>
+              <w:keepNext/>
+              <w:spacing w:line="240" w:lineRule="auto" w:after="0"/>
+              <w:ind w:firstLine="0"/>
+              <w:jc w:val="left"/>
+            </w:pPr>
+          </w:p>
+        </w:tc>
+      </w:tr>
+      <w:tr>
+        <w:trPr>
+          <w:cantSplit w:val="true"/>
+          <w:trHeight w:val="680" w:hRule="atLeast"/>
+        </w:trPr>
+        <w:tc>
+          <w:tcPr>
+            <w:tcW w:type="dxa" w:w="1134"/>
+          </w:tcPr>
+          <w:p>
+            <w:pPr>
+              <w:keepNext/>
+              <w:spacing w:line="240" w:lineRule="auto" w:after="0"/>
+              <w:ind w:firstLine="0"/>
+              <w:jc w:val="left"/>
+            </w:pPr>
+          </w:p>
+        </w:tc>
+        <w:tc>
+          <w:tcPr>
+            <w:tcW w:type="dxa" w:w="1701"/>
+          </w:tcPr>
+          <w:p>
+            <w:pPr>
+              <w:keepNext/>
+              <w:spacing w:line="240" w:lineRule="auto" w:after="0"/>
+              <w:ind w:firstLine="0"/>
+              <w:jc w:val="left"/>
+            </w:pPr>
+          </w:p>
+        </w:tc>
+        <w:tc>
+          <w:tcPr>
+            <w:tcW w:type="dxa" w:w="2583"/>
+          </w:tcPr>
+          <w:p>
+            <w:pPr>
+              <w:keepNext/>
+              <w:spacing w:line="240" w:lineRule="auto" w:after="0"/>
+              <w:ind w:firstLine="0"/>
+              <w:jc w:val="left"/>
+            </w:pPr>
+          </w:p>
+        </w:tc>
+        <w:tc>
+          <w:tcPr>
+            <w:tcW w:type="dxa" w:w="3936"/>
+          </w:tcPr>
+          <w:p>
+            <w:pPr>
+              <w:keepNext/>
+              <w:spacing w:line="240" w:lineRule="auto" w:after="0"/>
+              <w:ind w:firstLine="0"/>
+              <w:jc w:val="left"/>
+            </w:pPr>
+          </w:p>
+        </w:tc>
+      </w:tr>
+      <w:tr>
+        <w:trPr>
+          <w:cantSplit w:val="true"/>
+          <w:trHeight w:val="680" w:hRule="atLeast"/>
+        </w:trPr>
+        <w:tc>
+          <w:tcPr>
+            <w:tcW w:type="dxa" w:w="1134"/>
+          </w:tcPr>
+          <w:p>
+            <w:pPr>
+              <w:keepNext/>
+              <w:spacing w:line="240" w:lineRule="auto" w:after="0"/>
+              <w:ind w:firstLine="0"/>
+              <w:jc w:val="left"/>
+            </w:pPr>
+          </w:p>
+        </w:tc>
+        <w:tc>
+          <w:tcPr>
+            <w:tcW w:type="dxa" w:w="1701"/>
+          </w:tcPr>
+          <w:p>
+            <w:pPr>
+              <w:keepNext/>
+              <w:spacing w:line="240" w:lineRule="auto" w:after="0"/>
+              <w:ind w:firstLine="0"/>
+              <w:jc w:val="left"/>
+            </w:pPr>
+          </w:p>
+        </w:tc>
+        <w:tc>
+          <w:tcPr>
+            <w:tcW w:type="dxa" w:w="2583"/>
+          </w:tcPr>
+          <w:p>
+            <w:pPr>
+              <w:keepNext/>
+              <w:spacing w:line="240" w:lineRule="auto" w:after="0"/>
+              <w:ind w:firstLine="0"/>
+              <w:jc w:val="left"/>
+            </w:pPr>
+          </w:p>
+        </w:tc>
+        <w:tc>
+          <w:tcPr>
+            <w:tcW w:type="dxa" w:w="3936"/>
+          </w:tcPr>
+          <w:p>
+            <w:pPr>
+              <w:keepNext/>
+              <w:spacing w:line="240" w:lineRule="auto" w:after="0"/>
+              <w:ind w:firstLine="0"/>
+              <w:jc w:val="left"/>
+            </w:pPr>
+          </w:p>
+        </w:tc>
+      </w:tr>
+      <w:tr>
+        <w:trPr>
+          <w:cantSplit w:val="true"/>
+          <w:trHeight w:val="680" w:hRule="atLeast"/>
+        </w:trPr>
+        <w:tc>
+          <w:tcPr>
+            <w:tcW w:type="dxa" w:w="1134"/>
+          </w:tcPr>
+          <w:p>
+            <w:pPr>
+              <w:keepNext/>
+              <w:spacing w:line="240" w:lineRule="auto" w:after="0"/>
+              <w:ind w:firstLine="0"/>
+              <w:jc w:val="left"/>
+            </w:pPr>
+          </w:p>
+        </w:tc>
+        <w:tc>
+          <w:tcPr>
+            <w:tcW w:type="dxa" w:w="1701"/>
+          </w:tcPr>
+          <w:p>
+            <w:pPr>
+              <w:keepNext/>
+              <w:spacing w:line="240" w:lineRule="auto" w:after="0"/>
+              <w:ind w:firstLine="0"/>
+              <w:jc w:val="left"/>
+            </w:pPr>
+          </w:p>
+        </w:tc>
+        <w:tc>
+          <w:tcPr>
+            <w:tcW w:type="dxa" w:w="2583"/>
+          </w:tcPr>
+          <w:p>
+            <w:pPr>
+              <w:keepNext/>
+              <w:spacing w:line="240" w:lineRule="auto" w:after="0"/>
+              <w:ind w:firstLine="0"/>
+              <w:jc w:val="left"/>
+            </w:pPr>
+          </w:p>
+        </w:tc>
+        <w:tc>
+          <w:tcPr>
+            <w:tcW w:type="dxa" w:w="3936"/>
+          </w:tcPr>
+          <w:p>
+            <w:pPr>
+              <w:keepNext/>
+              <w:spacing w:line="240" w:lineRule="auto" w:after="0"/>
+              <w:ind w:firstLine="0"/>
+              <w:jc w:val="left"/>
+            </w:pPr>
+          </w:p>
+        </w:tc>
+      </w:tr>
+      <w:tr>
+        <w:trPr>
+          <w:cantSplit w:val="true"/>
+          <w:trHeight w:val="680" w:hRule="atLeast"/>
+        </w:trPr>
+        <w:tc>
+          <w:tcPr>
+            <w:tcW w:type="dxa" w:w="1134"/>
+          </w:tcPr>
+          <w:p>
+            <w:pPr>
+              <w:keepNext/>
+              <w:spacing w:line="240" w:lineRule="auto" w:after="0"/>
+              <w:ind w:firstLine="0"/>
+              <w:jc w:val="left"/>
+            </w:pPr>
+          </w:p>
+        </w:tc>
+        <w:tc>
+          <w:tcPr>
+            <w:tcW w:type="dxa" w:w="1701"/>
+          </w:tcPr>
+          <w:p>
+            <w:pPr>
+              <w:keepNext/>
+              <w:spacing w:line="240" w:lineRule="auto" w:after="0"/>
+              <w:ind w:firstLine="0"/>
+              <w:jc w:val="left"/>
+            </w:pPr>
+          </w:p>
+        </w:tc>
+        <w:tc>
+          <w:tcPr>
+            <w:tcW w:type="dxa" w:w="2583"/>
+          </w:tcPr>
+          <w:p>
+            <w:pPr>
+              <w:keepNext/>
+              <w:spacing w:line="240" w:lineRule="auto" w:after="0"/>
+              <w:ind w:firstLine="0"/>
+              <w:jc w:val="left"/>
+            </w:pPr>
+          </w:p>
+        </w:tc>
+        <w:tc>
+          <w:tcPr>
+            <w:tcW w:type="dxa" w:w="3936"/>
+          </w:tcPr>
+          <w:p>
+            <w:pPr>
+              <w:keepNext/>
+              <w:spacing w:line="240" w:lineRule="auto" w:after="0"/>
+              <w:ind w:firstLine="0"/>
+              <w:jc w:val="left"/>
+            </w:pPr>
+          </w:p>
+        </w:tc>
+      </w:tr>
+      <w:tr>
+        <w:trPr>
+          <w:cantSplit w:val="true"/>
+          <w:trHeight w:val="680" w:hRule="atLeast"/>
+        </w:trPr>
+        <w:tc>
+          <w:tcPr>
+            <w:tcW w:type="dxa" w:w="1134"/>
+          </w:tcPr>
+          <w:p>
+            <w:pPr>
+              <w:spacing w:line="240" w:lineRule="auto" w:after="0"/>
+              <w:ind w:firstLine="0"/>
+              <w:jc w:val="left"/>
+            </w:pPr>
+          </w:p>
+        </w:tc>
+        <w:tc>
+          <w:tcPr>
+            <w:tcW w:type="dxa" w:w="1701"/>
+          </w:tcPr>
+          <w:p>
+            <w:pPr>
+              <w:spacing w:line="240" w:lineRule="auto" w:after="0"/>
+              <w:ind w:firstLine="0"/>
+              <w:jc w:val="left"/>
+            </w:pPr>
+          </w:p>
+        </w:tc>
+        <w:tc>
+          <w:tcPr>
+            <w:tcW w:type="dxa" w:w="2583"/>
+          </w:tcPr>
+          <w:p>
+            <w:pPr>
+              <w:spacing w:line="240" w:lineRule="auto" w:after="0"/>
+              <w:ind w:firstLine="0"/>
+              <w:jc w:val="left"/>
+            </w:pPr>
+          </w:p>
+        </w:tc>
+        <w:tc>
+          <w:tcPr>
+            <w:tcW w:type="dxa" w:w="3936"/>
           </w:tcPr>
           <w:p>
             <w:pPr>

--- a/Документация/Руководство по развёртыванию и сопровождению/Руководство по развёртыванию и сопровождению.docx
+++ b/Документация/Руководство по развёртыванию и сопровождению/Руководство по развёртыванию и сопровождению.docx
@@ -2590,7 +2590,7 @@
           <w:color w:val="000000"/>
           <w:sz w:val="26"/>
         </w:rPr>
-        <w:t>Приложение А. Порты и сетевые доступы</w:t>
+        <w:t>14. Перенос системы на другой сервер</w:t>
       </w:r>
       <w:r>
         <w:rPr>
@@ -2602,6 +2602,254 @@
         </w:rPr>
         <w:tab/>
         <w:t>37</w:t>
+      </w:r>
+    </w:p>
+    <w:p>
+      <w:pPr>
+        <w:tabs>
+          <w:tab w:pos="9354" w:val="right" w:leader="dot"/>
+        </w:tabs>
+        <w:spacing w:after="0" w:line="360" w:lineRule="auto"/>
+        <w:ind w:firstLine="0" w:left="454"/>
+        <w:jc w:val="left"/>
+      </w:pPr>
+      <w:r>
+        <w:rPr>
+          <w:rFonts w:ascii="Times New Roman" w:hAnsi="Times New Roman" w:cs="Times New Roman" w:eastAsia="Times New Roman"/>
+          <w:b w:val="0"/>
+          <w:i w:val="0"/>
+          <w:color w:val="000000"/>
+          <w:sz w:val="26"/>
+        </w:rPr>
+        <w:t>14.1. Что переносится</w:t>
+      </w:r>
+      <w:r>
+        <w:rPr>
+          <w:rFonts w:ascii="Times New Roman" w:hAnsi="Times New Roman" w:cs="Times New Roman" w:eastAsia="Times New Roman"/>
+          <w:b w:val="0"/>
+          <w:i w:val="0"/>
+          <w:color w:val="000000"/>
+          <w:sz w:val="26"/>
+        </w:rPr>
+        <w:tab/>
+        <w:t>37</w:t>
+      </w:r>
+    </w:p>
+    <w:p>
+      <w:pPr>
+        <w:tabs>
+          <w:tab w:pos="9354" w:val="right" w:leader="dot"/>
+        </w:tabs>
+        <w:spacing w:after="0" w:line="360" w:lineRule="auto"/>
+        <w:ind w:firstLine="0" w:left="454"/>
+        <w:jc w:val="left"/>
+      </w:pPr>
+      <w:r>
+        <w:rPr>
+          <w:rFonts w:ascii="Times New Roman" w:hAnsi="Times New Roman" w:cs="Times New Roman" w:eastAsia="Times New Roman"/>
+          <w:b w:val="0"/>
+          <w:i w:val="0"/>
+          <w:color w:val="000000"/>
+          <w:sz w:val="26"/>
+        </w:rPr>
+        <w:t>14.2. Что меняется при переносе</w:t>
+      </w:r>
+      <w:r>
+        <w:rPr>
+          <w:rFonts w:ascii="Times New Roman" w:hAnsi="Times New Roman" w:cs="Times New Roman" w:eastAsia="Times New Roman"/>
+          <w:b w:val="0"/>
+          <w:i w:val="0"/>
+          <w:color w:val="000000"/>
+          <w:sz w:val="26"/>
+        </w:rPr>
+        <w:tab/>
+        <w:t>38</w:t>
+      </w:r>
+    </w:p>
+    <w:p>
+      <w:pPr>
+        <w:tabs>
+          <w:tab w:pos="9354" w:val="right" w:leader="dot"/>
+        </w:tabs>
+        <w:spacing w:after="0" w:line="360" w:lineRule="auto"/>
+        <w:ind w:firstLine="0" w:left="454"/>
+        <w:jc w:val="left"/>
+      </w:pPr>
+      <w:r>
+        <w:rPr>
+          <w:rFonts w:ascii="Times New Roman" w:hAnsi="Times New Roman" w:cs="Times New Roman" w:eastAsia="Times New Roman"/>
+          <w:b w:val="0"/>
+          <w:i w:val="0"/>
+          <w:color w:val="000000"/>
+          <w:sz w:val="26"/>
+        </w:rPr>
+        <w:t>14.3. Подготовка нового сервера</w:t>
+      </w:r>
+      <w:r>
+        <w:rPr>
+          <w:rFonts w:ascii="Times New Roman" w:hAnsi="Times New Roman" w:cs="Times New Roman" w:eastAsia="Times New Roman"/>
+          <w:b w:val="0"/>
+          <w:i w:val="0"/>
+          <w:color w:val="000000"/>
+          <w:sz w:val="26"/>
+        </w:rPr>
+        <w:tab/>
+        <w:t>38</w:t>
+      </w:r>
+    </w:p>
+    <w:p>
+      <w:pPr>
+        <w:tabs>
+          <w:tab w:pos="9354" w:val="right" w:leader="dot"/>
+        </w:tabs>
+        <w:spacing w:after="0" w:line="360" w:lineRule="auto"/>
+        <w:ind w:firstLine="0" w:left="454"/>
+        <w:jc w:val="left"/>
+      </w:pPr>
+      <w:r>
+        <w:rPr>
+          <w:rFonts w:ascii="Times New Roman" w:hAnsi="Times New Roman" w:cs="Times New Roman" w:eastAsia="Times New Roman"/>
+          <w:b w:val="0"/>
+          <w:i w:val="0"/>
+          <w:color w:val="000000"/>
+          <w:sz w:val="26"/>
+        </w:rPr>
+        <w:t>14.4. Выгрузка данных со старого сервера</w:t>
+      </w:r>
+      <w:r>
+        <w:rPr>
+          <w:rFonts w:ascii="Times New Roman" w:hAnsi="Times New Roman" w:cs="Times New Roman" w:eastAsia="Times New Roman"/>
+          <w:b w:val="0"/>
+          <w:i w:val="0"/>
+          <w:color w:val="000000"/>
+          <w:sz w:val="26"/>
+        </w:rPr>
+        <w:tab/>
+        <w:t>38</w:t>
+      </w:r>
+    </w:p>
+    <w:p>
+      <w:pPr>
+        <w:tabs>
+          <w:tab w:pos="9354" w:val="right" w:leader="dot"/>
+        </w:tabs>
+        <w:spacing w:after="0" w:line="360" w:lineRule="auto"/>
+        <w:ind w:firstLine="0" w:left="454"/>
+        <w:jc w:val="left"/>
+      </w:pPr>
+      <w:r>
+        <w:rPr>
+          <w:rFonts w:ascii="Times New Roman" w:hAnsi="Times New Roman" w:cs="Times New Roman" w:eastAsia="Times New Roman"/>
+          <w:b w:val="0"/>
+          <w:i w:val="0"/>
+          <w:color w:val="000000"/>
+          <w:sz w:val="26"/>
+        </w:rPr>
+        <w:t>14.5. Восстановление на новом сервере</w:t>
+      </w:r>
+      <w:r>
+        <w:rPr>
+          <w:rFonts w:ascii="Times New Roman" w:hAnsi="Times New Roman" w:cs="Times New Roman" w:eastAsia="Times New Roman"/>
+          <w:b w:val="0"/>
+          <w:i w:val="0"/>
+          <w:color w:val="000000"/>
+          <w:sz w:val="26"/>
+        </w:rPr>
+        <w:tab/>
+        <w:t>39</w:t>
+      </w:r>
+    </w:p>
+    <w:p>
+      <w:pPr>
+        <w:tabs>
+          <w:tab w:pos="9354" w:val="right" w:leader="dot"/>
+        </w:tabs>
+        <w:spacing w:after="0" w:line="360" w:lineRule="auto"/>
+        <w:ind w:firstLine="0" w:left="454"/>
+        <w:jc w:val="left"/>
+      </w:pPr>
+      <w:r>
+        <w:rPr>
+          <w:rFonts w:ascii="Times New Roman" w:hAnsi="Times New Roman" w:cs="Times New Roman" w:eastAsia="Times New Roman"/>
+          <w:b w:val="0"/>
+          <w:i w:val="0"/>
+          <w:color w:val="000000"/>
+          <w:sz w:val="26"/>
+        </w:rPr>
+        <w:t>14.6. Сертификат и запуск</w:t>
+      </w:r>
+      <w:r>
+        <w:rPr>
+          <w:rFonts w:ascii="Times New Roman" w:hAnsi="Times New Roman" w:cs="Times New Roman" w:eastAsia="Times New Roman"/>
+          <w:b w:val="0"/>
+          <w:i w:val="0"/>
+          <w:color w:val="000000"/>
+          <w:sz w:val="26"/>
+        </w:rPr>
+        <w:tab/>
+        <w:t>40</w:t>
+      </w:r>
+    </w:p>
+    <w:p>
+      <w:pPr>
+        <w:tabs>
+          <w:tab w:pos="9354" w:val="right" w:leader="dot"/>
+        </w:tabs>
+        <w:spacing w:after="0" w:line="360" w:lineRule="auto"/>
+        <w:ind w:firstLine="0" w:left="454"/>
+        <w:jc w:val="left"/>
+      </w:pPr>
+      <w:r>
+        <w:rPr>
+          <w:rFonts w:ascii="Times New Roman" w:hAnsi="Times New Roman" w:cs="Times New Roman" w:eastAsia="Times New Roman"/>
+          <w:b w:val="0"/>
+          <w:i w:val="0"/>
+          <w:color w:val="000000"/>
+          <w:sz w:val="26"/>
+        </w:rPr>
+        <w:t>14.7. Проверка после переноса</w:t>
+      </w:r>
+      <w:r>
+        <w:rPr>
+          <w:rFonts w:ascii="Times New Roman" w:hAnsi="Times New Roman" w:cs="Times New Roman" w:eastAsia="Times New Roman"/>
+          <w:b w:val="0"/>
+          <w:i w:val="0"/>
+          <w:color w:val="000000"/>
+          <w:sz w:val="26"/>
+        </w:rPr>
+        <w:tab/>
+        <w:t>40</w:t>
+      </w:r>
+    </w:p>
+    <w:p>
+      <w:pPr>
+        <w:tabs>
+          <w:tab w:pos="9354" w:val="right" w:leader="dot"/>
+        </w:tabs>
+        <w:spacing w:after="0" w:line="360" w:lineRule="auto"/>
+        <w:ind w:firstLine="0" w:left="454"/>
+        <w:jc w:val="left"/>
+      </w:pPr>
+      <w:r>
+        <w:rPr>
+          <w:rFonts w:ascii="Times New Roman" w:hAnsi="Times New Roman" w:cs="Times New Roman" w:eastAsia="Times New Roman"/>
+          <w:b w:val="0"/>
+          <w:i w:val="0"/>
+          <w:color w:val="000000"/>
+          <w:sz w:val="26"/>
+        </w:rPr>
+        <w:t>14.8. Переключение и вывод прежнего сервера из работы</w:t>
+      </w:r>
+      <w:r>
+        <w:rPr>
+          <w:rFonts w:ascii="Times New Roman" w:hAnsi="Times New Roman" w:cs="Times New Roman" w:eastAsia="Times New Roman"/>
+          <w:b w:val="0"/>
+          <w:i w:val="0"/>
+          <w:color w:val="000000"/>
+          <w:sz w:val="26"/>
+        </w:rPr>
+        <w:tab/>
+        <w:t>41</w:t>
       </w:r>
     </w:p>
     <w:p>
@@ -2621,7 +2869,7 @@
           <w:color w:val="000000"/>
           <w:sz w:val="26"/>
         </w:rPr>
-        <w:t>Приложение Б. Перечень параметров конфигурации</w:t>
+        <w:t>Приложение А. Порты и сетевые доступы</w:t>
       </w:r>
       <w:r>
         <w:rPr>
@@ -2632,7 +2880,7 @@
           <w:sz w:val="26"/>
         </w:rPr>
         <w:tab/>
-        <w:t>37</w:t>
+        <w:t>41</w:t>
       </w:r>
     </w:p>
     <w:p>
@@ -2652,7 +2900,7 @@
           <w:color w:val="000000"/>
           <w:sz w:val="26"/>
         </w:rPr>
-        <w:t>Приложение В. Файлы, необходимые для запуска</w:t>
+        <w:t>Приложение Б. Перечень параметров конфигурации</w:t>
       </w:r>
       <w:r>
         <w:rPr>
@@ -2663,7 +2911,7 @@
           <w:sz w:val="26"/>
         </w:rPr>
         <w:tab/>
-        <w:t>40</w:t>
+        <w:t>42</w:t>
       </w:r>
     </w:p>
     <w:p>
@@ -2683,6 +2931,37 @@
           <w:color w:val="000000"/>
           <w:sz w:val="26"/>
         </w:rPr>
+        <w:t>Приложение В. Файлы, необходимые для запуска</w:t>
+      </w:r>
+      <w:r>
+        <w:rPr>
+          <w:rFonts w:ascii="Times New Roman" w:hAnsi="Times New Roman" w:cs="Times New Roman" w:eastAsia="Times New Roman"/>
+          <w:b w:val="0"/>
+          <w:i w:val="0"/>
+          <w:color w:val="000000"/>
+          <w:sz w:val="26"/>
+        </w:rPr>
+        <w:tab/>
+        <w:t>44</w:t>
+      </w:r>
+    </w:p>
+    <w:p>
+      <w:pPr>
+        <w:tabs>
+          <w:tab w:pos="9354" w:val="right" w:leader="dot"/>
+        </w:tabs>
+        <w:spacing w:after="0" w:line="360" w:lineRule="auto"/>
+        <w:ind w:firstLine="0"/>
+        <w:jc w:val="left"/>
+      </w:pPr>
+      <w:r>
+        <w:rPr>
+          <w:rFonts w:ascii="Times New Roman" w:hAnsi="Times New Roman" w:cs="Times New Roman" w:eastAsia="Times New Roman"/>
+          <w:b/>
+          <w:i w:val="0"/>
+          <w:color w:val="000000"/>
+          <w:sz w:val="26"/>
+        </w:rPr>
         <w:t>Приложение Г. Проверочный лист ввода в эксплуатацию</w:t>
       </w:r>
       <w:r>
@@ -2694,7 +2973,7 @@
           <w:sz w:val="26"/>
         </w:rPr>
         <w:tab/>
-        <w:t>41</w:t>
+        <w:t>45</w:t>
       </w:r>
     </w:p>
     <w:p>
@@ -22997,6 +23276,2401 @@
           <w:color w:val="000000"/>
           <w:sz w:val="32"/>
         </w:rPr>
+        <w:t>14. Перенос системы на другой сервер</w:t>
+      </w:r>
+    </w:p>
+    <w:p>
+      <w:r>
+        <w:rPr>
+          <w:rFonts w:ascii="Times New Roman" w:hAnsi="Times New Roman" w:cs="Times New Roman" w:eastAsia="Times New Roman"/>
+          <w:b w:val="0"/>
+          <w:i w:val="0"/>
+          <w:color w:val="000000"/>
+          <w:sz w:val="28"/>
+        </w:rPr>
+        <w:t>Раздел описывает перенос работающей системы вместе со всеми данными: например, с сервера во внутренней сети организации на арендованный сервер. Порядок обеспечивает сохранность данных и возможность вернуться к прежнему серверу, если что-то пойдёт не так.</w:t>
+      </w:r>
+    </w:p>
+    <w:p>
+      <w:pPr>
+        <w:pStyle w:val="Heading2"/>
+        <w:ind w:firstLine="0"/>
+      </w:pPr>
+      <w:r>
+        <w:rPr>
+          <w:rFonts w:ascii="Times New Roman" w:hAnsi="Times New Roman" w:cs="Times New Roman" w:eastAsia="Times New Roman"/>
+          <w:b/>
+          <w:i w:val="0"/>
+          <w:color w:val="000000"/>
+          <w:sz w:val="28"/>
+        </w:rPr>
+        <w:t>14.1. Что переносится</w:t>
+      </w:r>
+    </w:p>
+    <w:p>
+      <w:pPr>
+        <w:keepNext/>
+        <w:spacing w:line="240" w:lineRule="auto" w:before="160" w:after="80"/>
+        <w:ind w:firstLine="0"/>
+        <w:jc w:val="left"/>
+      </w:pPr>
+      <w:r>
+        <w:rPr>
+          <w:rFonts w:ascii="Times New Roman" w:hAnsi="Times New Roman" w:cs="Times New Roman" w:eastAsia="Times New Roman"/>
+          <w:b w:val="0"/>
+          <w:i/>
+          <w:color w:val="000000"/>
+          <w:sz w:val="24"/>
+        </w:rPr>
+        <w:t>Таблица 14.1 — Состав переносимых данных</w:t>
+      </w:r>
+    </w:p>
+    <w:tbl>
+      <w:tblPr>
+        <w:tblStyle w:val="TableGrid"/>
+        <w:tblW w:type="auto" w:w="0"/>
+        <w:jc w:val="center"/>
+        <w:tblLayout w:type="fixed"/>
+        <w:tblLook w:firstColumn="1" w:firstRow="1" w:lastColumn="0" w:lastRow="0" w:noHBand="0" w:noVBand="1" w:val="04A0"/>
+        <w:tblLayout w:type="fixed"/>
+      </w:tblPr>
+      <w:tblGrid>
+        <w:gridCol w:w="1843"/>
+        <w:gridCol w:w="2053"/>
+        <w:gridCol w:w="5460"/>
+      </w:tblGrid>
+      <w:tr>
+        <w:trPr>
+          <w:tblHeader w:val="true"/>
+          <w:cantSplit w:val="true"/>
+        </w:trPr>
+        <w:tc>
+          <w:tcPr>
+            <w:tcW w:type="dxa" w:w="1843"/>
+            <w:shd w:val="clear" w:fill="E8E8E8"/>
+          </w:tcPr>
+          <w:p>
+            <w:pPr>
+              <w:keepNext/>
+              <w:spacing w:line="240" w:lineRule="auto" w:after="0"/>
+              <w:ind w:firstLine="0"/>
+              <w:jc w:val="left"/>
+            </w:pPr>
+            <w:r>
+              <w:rPr>
+                <w:rFonts w:ascii="Times New Roman" w:hAnsi="Times New Roman" w:cs="Times New Roman" w:eastAsia="Times New Roman"/>
+                <w:b/>
+                <w:i w:val="0"/>
+                <w:color w:val="000000"/>
+                <w:sz w:val="24"/>
+              </w:rPr>
+              <w:t>Элемент</w:t>
+            </w:r>
+          </w:p>
+        </w:tc>
+        <w:tc>
+          <w:tcPr>
+            <w:tcW w:type="dxa" w:w="2052"/>
+            <w:shd w:val="clear" w:fill="E8E8E8"/>
+          </w:tcPr>
+          <w:p>
+            <w:pPr>
+              <w:keepNext/>
+              <w:spacing w:line="240" w:lineRule="auto" w:after="0"/>
+              <w:ind w:firstLine="0"/>
+              <w:jc w:val="left"/>
+            </w:pPr>
+            <w:r>
+              <w:rPr>
+                <w:rFonts w:ascii="Times New Roman" w:hAnsi="Times New Roman" w:cs="Times New Roman" w:eastAsia="Times New Roman"/>
+                <w:b/>
+                <w:i w:val="0"/>
+                <w:color w:val="000000"/>
+                <w:sz w:val="24"/>
+              </w:rPr>
+              <w:t>Где находится</w:t>
+            </w:r>
+          </w:p>
+        </w:tc>
+        <w:tc>
+          <w:tcPr>
+            <w:tcW w:type="dxa" w:w="5460"/>
+            <w:shd w:val="clear" w:fill="E8E8E8"/>
+          </w:tcPr>
+          <w:p>
+            <w:pPr>
+              <w:keepNext/>
+              <w:spacing w:line="240" w:lineRule="auto" w:after="0"/>
+              <w:ind w:firstLine="0"/>
+              <w:jc w:val="left"/>
+            </w:pPr>
+            <w:r>
+              <w:rPr>
+                <w:rFonts w:ascii="Times New Roman" w:hAnsi="Times New Roman" w:cs="Times New Roman" w:eastAsia="Times New Roman"/>
+                <w:b/>
+                <w:i w:val="0"/>
+                <w:color w:val="000000"/>
+                <w:sz w:val="24"/>
+              </w:rPr>
+              <w:t>Последствия, если не перенести</w:t>
+            </w:r>
+          </w:p>
+        </w:tc>
+      </w:tr>
+      <w:tr>
+        <w:trPr>
+          <w:cantSplit w:val="true"/>
+        </w:trPr>
+        <w:tc>
+          <w:tcPr>
+            <w:tcW w:type="dxa" w:w="1843"/>
+          </w:tcPr>
+          <w:p>
+            <w:pPr>
+              <w:spacing w:line="240" w:lineRule="auto" w:after="0"/>
+              <w:ind w:firstLine="0"/>
+              <w:jc w:val="left"/>
+            </w:pPr>
+            <w:r>
+              <w:rPr>
+                <w:rFonts w:ascii="Times New Roman" w:hAnsi="Times New Roman" w:cs="Times New Roman" w:eastAsia="Times New Roman"/>
+                <w:b w:val="0"/>
+                <w:i w:val="0"/>
+                <w:color w:val="000000"/>
+                <w:sz w:val="24"/>
+              </w:rPr>
+              <w:t>База данных</w:t>
+            </w:r>
+          </w:p>
+        </w:tc>
+        <w:tc>
+          <w:tcPr>
+            <w:tcW w:type="dxa" w:w="2052"/>
+          </w:tcPr>
+          <w:p>
+            <w:pPr>
+              <w:spacing w:line="240" w:lineRule="auto" w:after="0"/>
+              <w:ind w:firstLine="0"/>
+              <w:jc w:val="left"/>
+            </w:pPr>
+            <w:r>
+              <w:rPr>
+                <w:rFonts w:ascii="Times New Roman" w:hAnsi="Times New Roman" w:cs="Times New Roman" w:eastAsia="Times New Roman"/>
+                <w:b w:val="0"/>
+                <w:i w:val="0"/>
+                <w:color w:val="000000"/>
+                <w:sz w:val="24"/>
+              </w:rPr>
+              <w:t xml:space="preserve">Том </w:t>
+            </w:r>
+            <w:r>
+              <w:rPr>
+                <w:rFonts w:ascii="Courier New" w:hAnsi="Courier New" w:cs="Courier New" w:eastAsia="Courier New"/>
+                <w:b w:val="0"/>
+                <w:i w:val="0"/>
+                <w:color w:val="000000"/>
+                <w:sz w:val="20"/>
+              </w:rPr>
+              <w:t>pgdata</w:t>
+            </w:r>
+          </w:p>
+        </w:tc>
+        <w:tc>
+          <w:tcPr>
+            <w:tcW w:type="dxa" w:w="5460"/>
+          </w:tcPr>
+          <w:p>
+            <w:pPr>
+              <w:spacing w:line="240" w:lineRule="auto" w:after="0"/>
+              <w:ind w:firstLine="0"/>
+              <w:jc w:val="left"/>
+            </w:pPr>
+            <w:r>
+              <w:rPr>
+                <w:rFonts w:ascii="Times New Roman" w:hAnsi="Times New Roman" w:cs="Times New Roman" w:eastAsia="Times New Roman"/>
+                <w:b w:val="0"/>
+                <w:i w:val="0"/>
+                <w:color w:val="000000"/>
+                <w:sz w:val="24"/>
+              </w:rPr>
+              <w:t>Утрата всех заявок, реестров, учётных записей и журналов</w:t>
+            </w:r>
+          </w:p>
+        </w:tc>
+      </w:tr>
+      <w:tr>
+        <w:trPr>
+          <w:cantSplit w:val="true"/>
+        </w:trPr>
+        <w:tc>
+          <w:tcPr>
+            <w:tcW w:type="dxa" w:w="1843"/>
+          </w:tcPr>
+          <w:p>
+            <w:pPr>
+              <w:spacing w:line="240" w:lineRule="auto" w:after="0"/>
+              <w:ind w:firstLine="0"/>
+              <w:jc w:val="left"/>
+            </w:pPr>
+            <w:r>
+              <w:rPr>
+                <w:rFonts w:ascii="Times New Roman" w:hAnsi="Times New Roman" w:cs="Times New Roman" w:eastAsia="Times New Roman"/>
+                <w:b w:val="0"/>
+                <w:i w:val="0"/>
+                <w:color w:val="000000"/>
+                <w:sz w:val="24"/>
+              </w:rPr>
+              <w:t>Загруженные файлы</w:t>
+            </w:r>
+          </w:p>
+        </w:tc>
+        <w:tc>
+          <w:tcPr>
+            <w:tcW w:type="dxa" w:w="2052"/>
+          </w:tcPr>
+          <w:p>
+            <w:pPr>
+              <w:spacing w:line="240" w:lineRule="auto" w:after="0"/>
+              <w:ind w:firstLine="0"/>
+              <w:jc w:val="left"/>
+            </w:pPr>
+            <w:r>
+              <w:rPr>
+                <w:rFonts w:ascii="Times New Roman" w:hAnsi="Times New Roman" w:cs="Times New Roman" w:eastAsia="Times New Roman"/>
+                <w:b w:val="0"/>
+                <w:i w:val="0"/>
+                <w:color w:val="000000"/>
+                <w:sz w:val="24"/>
+              </w:rPr>
+              <w:t xml:space="preserve">Том </w:t>
+            </w:r>
+            <w:r>
+              <w:rPr>
+                <w:rFonts w:ascii="Courier New" w:hAnsi="Courier New" w:cs="Courier New" w:eastAsia="Courier New"/>
+                <w:b w:val="0"/>
+                <w:i w:val="0"/>
+                <w:color w:val="000000"/>
+                <w:sz w:val="20"/>
+              </w:rPr>
+              <w:t>uploads</w:t>
+            </w:r>
+          </w:p>
+        </w:tc>
+        <w:tc>
+          <w:tcPr>
+            <w:tcW w:type="dxa" w:w="5460"/>
+          </w:tcPr>
+          <w:p>
+            <w:pPr>
+              <w:spacing w:line="240" w:lineRule="auto" w:after="0"/>
+              <w:ind w:firstLine="0"/>
+              <w:jc w:val="left"/>
+            </w:pPr>
+            <w:r>
+              <w:rPr>
+                <w:rFonts w:ascii="Times New Roman" w:hAnsi="Times New Roman" w:cs="Times New Roman" w:eastAsia="Times New Roman"/>
+                <w:b w:val="0"/>
+                <w:i w:val="0"/>
+                <w:color w:val="000000"/>
+                <w:sz w:val="24"/>
+              </w:rPr>
+              <w:t>Фотографии, шаблоны бланков и приложения к заявкам пропадут, записи в базе будут ссылаться в пустоту</w:t>
+            </w:r>
+          </w:p>
+        </w:tc>
+      </w:tr>
+      <w:tr>
+        <w:trPr>
+          <w:cantSplit w:val="true"/>
+        </w:trPr>
+        <w:tc>
+          <w:tcPr>
+            <w:tcW w:type="dxa" w:w="1843"/>
+          </w:tcPr>
+          <w:p>
+            <w:pPr>
+              <w:spacing w:line="240" w:lineRule="auto" w:after="0"/>
+              <w:ind w:firstLine="0"/>
+              <w:jc w:val="left"/>
+            </w:pPr>
+            <w:r>
+              <w:rPr>
+                <w:rFonts w:ascii="Times New Roman" w:hAnsi="Times New Roman" w:cs="Times New Roman" w:eastAsia="Times New Roman"/>
+                <w:b w:val="0"/>
+                <w:i w:val="0"/>
+                <w:color w:val="000000"/>
+                <w:sz w:val="24"/>
+              </w:rPr>
+              <w:t>Файл параметров</w:t>
+            </w:r>
+          </w:p>
+        </w:tc>
+        <w:tc>
+          <w:tcPr>
+            <w:tcW w:type="dxa" w:w="2052"/>
+          </w:tcPr>
+          <w:p>
+            <w:pPr>
+              <w:spacing w:line="240" w:lineRule="auto" w:after="0"/>
+              <w:ind w:firstLine="0"/>
+              <w:jc w:val="left"/>
+            </w:pPr>
+            <w:r>
+              <w:rPr>
+                <w:rFonts w:ascii="Courier New" w:hAnsi="Courier New" w:cs="Courier New" w:eastAsia="Courier New"/>
+                <w:b w:val="0"/>
+                <w:i w:val="0"/>
+                <w:color w:val="000000"/>
+                <w:sz w:val="20"/>
+              </w:rPr>
+              <w:t>.env</w:t>
+            </w:r>
+            <w:r>
+              <w:rPr>
+                <w:rFonts w:ascii="Times New Roman" w:hAnsi="Times New Roman" w:cs="Times New Roman" w:eastAsia="Times New Roman"/>
+                <w:b w:val="0"/>
+                <w:i w:val="0"/>
+                <w:color w:val="000000"/>
+                <w:sz w:val="24"/>
+              </w:rPr>
+              <w:t xml:space="preserve"> в каталоге системы</w:t>
+            </w:r>
+          </w:p>
+        </w:tc>
+        <w:tc>
+          <w:tcPr>
+            <w:tcW w:type="dxa" w:w="5460"/>
+          </w:tcPr>
+          <w:p>
+            <w:pPr>
+              <w:spacing w:line="240" w:lineRule="auto" w:after="0"/>
+              <w:ind w:firstLine="0"/>
+              <w:jc w:val="left"/>
+            </w:pPr>
+            <w:r>
+              <w:rPr>
+                <w:rFonts w:ascii="Times New Roman" w:hAnsi="Times New Roman" w:cs="Times New Roman" w:eastAsia="Times New Roman"/>
+                <w:b w:val="0"/>
+                <w:i w:val="0"/>
+                <w:color w:val="000000"/>
+                <w:sz w:val="24"/>
+              </w:rPr>
+              <w:t>См. предупреждение ниже</w:t>
+            </w:r>
+          </w:p>
+        </w:tc>
+      </w:tr>
+      <w:tr>
+        <w:trPr>
+          <w:cantSplit w:val="true"/>
+        </w:trPr>
+        <w:tc>
+          <w:tcPr>
+            <w:tcW w:type="dxa" w:w="1843"/>
+          </w:tcPr>
+          <w:p>
+            <w:pPr>
+              <w:spacing w:line="240" w:lineRule="auto" w:after="0"/>
+              <w:ind w:firstLine="0"/>
+              <w:jc w:val="left"/>
+            </w:pPr>
+            <w:r>
+              <w:rPr>
+                <w:rFonts w:ascii="Times New Roman" w:hAnsi="Times New Roman" w:cs="Times New Roman" w:eastAsia="Times New Roman"/>
+                <w:b w:val="0"/>
+                <w:i w:val="0"/>
+                <w:color w:val="000000"/>
+                <w:sz w:val="24"/>
+              </w:rPr>
+              <w:t>Сертификат</w:t>
+            </w:r>
+          </w:p>
+        </w:tc>
+        <w:tc>
+          <w:tcPr>
+            <w:tcW w:type="dxa" w:w="2052"/>
+          </w:tcPr>
+          <w:p>
+            <w:pPr>
+              <w:spacing w:line="240" w:lineRule="auto" w:after="0"/>
+              <w:ind w:firstLine="0"/>
+              <w:jc w:val="left"/>
+            </w:pPr>
+            <w:r>
+              <w:rPr>
+                <w:rFonts w:ascii="Courier New" w:hAnsi="Courier New" w:cs="Courier New" w:eastAsia="Courier New"/>
+                <w:b w:val="0"/>
+                <w:i w:val="0"/>
+                <w:color w:val="000000"/>
+                <w:sz w:val="20"/>
+              </w:rPr>
+              <w:t>nginx/certs/</w:t>
+            </w:r>
+          </w:p>
+        </w:tc>
+        <w:tc>
+          <w:tcPr>
+            <w:tcW w:type="dxa" w:w="5460"/>
+          </w:tcPr>
+          <w:p>
+            <w:pPr>
+              <w:spacing w:line="240" w:lineRule="auto" w:after="0"/>
+              <w:ind w:firstLine="0"/>
+              <w:jc w:val="left"/>
+            </w:pPr>
+            <w:r>
+              <w:rPr>
+                <w:rFonts w:ascii="Times New Roman" w:hAnsi="Times New Roman" w:cs="Times New Roman" w:eastAsia="Times New Roman"/>
+                <w:b w:val="0"/>
+                <w:i w:val="0"/>
+                <w:color w:val="000000"/>
+                <w:sz w:val="24"/>
+              </w:rPr>
+              <w:t>Потребуется выпустить заново, что при смене адреса и так необходимо</w:t>
+            </w:r>
+          </w:p>
+        </w:tc>
+      </w:tr>
+    </w:tbl>
+    <w:p>
+      <w:pPr>
+        <w:spacing w:after="0" w:line="240" w:lineRule="auto"/>
+        <w:ind w:firstLine="0"/>
+      </w:pPr>
+      <w:r>
+        <w:rPr>
+          <w:rFonts w:ascii="Times New Roman" w:hAnsi="Times New Roman" w:cs="Times New Roman" w:eastAsia="Times New Roman"/>
+          <w:b w:val="0"/>
+          <w:i w:val="0"/>
+          <w:color w:val="000000"/>
+          <w:sz w:val="12"/>
+        </w:rPr>
+      </w:r>
+    </w:p>
+    <w:tbl>
+      <w:tblPr>
+        <w:tblW w:type="auto" w:w="0"/>
+        <w:tblLayout w:type="fixed"/>
+        <w:tblLook w:firstColumn="1" w:firstRow="1" w:lastColumn="0" w:lastRow="0" w:noHBand="0" w:noVBand="1" w:val="04A0"/>
+        <w:tblLayout w:type="fixed"/>
+      </w:tblPr>
+      <w:tblGrid>
+        <w:gridCol w:w="9356"/>
+      </w:tblGrid>
+      <w:tr>
+        <w:trPr>
+          <w:cantSplit w:val="true"/>
+        </w:trPr>
+        <w:tc>
+          <w:tcPr>
+            <w:tcW w:type="dxa" w:w="9354"/>
+            <w:shd w:val="clear" w:fill="FBEAE7"/>
+            <w:tcBorders>
+              <w:left w:val="single" w:sz="24" w:color="C0392B"/>
+              <w:top w:val="single" w:sz="4" w:color="FBEAE7"/>
+              <w:bottom w:val="single" w:sz="4" w:color="FBEAE7"/>
+              <w:right w:val="single" w:sz="4" w:color="FBEAE7"/>
+            </w:tcBorders>
+          </w:tcPr>
+          <w:p>
+            <w:pPr>
+              <w:spacing w:line="288" w:lineRule="auto" w:after="0"/>
+              <w:ind w:firstLine="0"/>
+            </w:pPr>
+            <w:r>
+              <w:rPr>
+                <w:rFonts w:ascii="Times New Roman" w:hAnsi="Times New Roman" w:cs="Times New Roman" w:eastAsia="Times New Roman"/>
+                <w:b/>
+                <w:i w:val="0"/>
+                <w:color w:val="C0392B"/>
+                <w:sz w:val="26"/>
+              </w:rPr>
+              <w:t xml:space="preserve">ОПАСНО. </w:t>
+            </w:r>
+            <w:r>
+              <w:rPr>
+                <w:rFonts w:ascii="Times New Roman" w:hAnsi="Times New Roman" w:cs="Times New Roman" w:eastAsia="Times New Roman"/>
+                <w:b w:val="0"/>
+                <w:i w:val="0"/>
+                <w:color w:val="000000"/>
+                <w:sz w:val="26"/>
+              </w:rPr>
+              <w:t>Файл параметров переносится со старого сервера, а не создаётся заново. В нём хранится ключ шифрования персональных данных. Если на новом сервере сгенерировать новый файл параметров, перенесённая база откроется, но сведения документов, удостоверяющих личность, прочитать будет невозможно ничем.</w:t>
+            </w:r>
+          </w:p>
+        </w:tc>
+      </w:tr>
+    </w:tbl>
+    <w:p>
+      <w:pPr>
+        <w:spacing w:after="0" w:line="240" w:lineRule="auto"/>
+        <w:ind w:firstLine="0"/>
+      </w:pPr>
+      <w:r>
+        <w:rPr>
+          <w:rFonts w:ascii="Times New Roman" w:hAnsi="Times New Roman" w:cs="Times New Roman" w:eastAsia="Times New Roman"/>
+          <w:b w:val="0"/>
+          <w:i w:val="0"/>
+          <w:color w:val="000000"/>
+          <w:sz w:val="12"/>
+        </w:rPr>
+      </w:r>
+    </w:p>
+    <w:p>
+      <w:pPr>
+        <w:pStyle w:val="Heading2"/>
+        <w:ind w:firstLine="0"/>
+      </w:pPr>
+      <w:r>
+        <w:rPr>
+          <w:rFonts w:ascii="Times New Roman" w:hAnsi="Times New Roman" w:cs="Times New Roman" w:eastAsia="Times New Roman"/>
+          <w:b/>
+          <w:i w:val="0"/>
+          <w:color w:val="000000"/>
+          <w:sz w:val="28"/>
+        </w:rPr>
+        <w:t>14.2. Что меняется при переносе</w:t>
+      </w:r>
+    </w:p>
+    <w:p>
+      <w:r>
+        <w:rPr>
+          <w:rFonts w:ascii="Times New Roman" w:hAnsi="Times New Roman" w:cs="Times New Roman" w:eastAsia="Times New Roman"/>
+          <w:b w:val="0"/>
+          <w:i w:val="0"/>
+          <w:color w:val="000000"/>
+          <w:sz w:val="28"/>
+        </w:rPr>
+        <w:t>Три параметра привязаны к адресу системы и требуют изменения.</w:t>
+      </w:r>
+    </w:p>
+    <w:p>
+      <w:pPr>
+        <w:keepNext/>
+        <w:spacing w:line="240" w:lineRule="auto" w:before="160" w:after="80"/>
+        <w:ind w:firstLine="0"/>
+        <w:jc w:val="left"/>
+      </w:pPr>
+      <w:r>
+        <w:rPr>
+          <w:rFonts w:ascii="Times New Roman" w:hAnsi="Times New Roman" w:cs="Times New Roman" w:eastAsia="Times New Roman"/>
+          <w:b w:val="0"/>
+          <w:i/>
+          <w:color w:val="000000"/>
+          <w:sz w:val="24"/>
+        </w:rPr>
+        <w:t>Таблица 14.2 — Параметры, зависящие от адреса</w:t>
+      </w:r>
+    </w:p>
+    <w:tbl>
+      <w:tblPr>
+        <w:tblStyle w:val="TableGrid"/>
+        <w:tblW w:type="auto" w:w="0"/>
+        <w:jc w:val="center"/>
+        <w:tblLayout w:type="fixed"/>
+        <w:tblLook w:firstColumn="1" w:firstRow="1" w:lastColumn="0" w:lastRow="0" w:noHBand="0" w:noVBand="1" w:val="04A0"/>
+        <w:tblLayout w:type="fixed"/>
+      </w:tblPr>
+      <w:tblGrid>
+        <w:gridCol w:w="3232"/>
+        <w:gridCol w:w="6124"/>
+      </w:tblGrid>
+      <w:tr>
+        <w:trPr>
+          <w:tblHeader w:val="true"/>
+          <w:cantSplit w:val="true"/>
+        </w:trPr>
+        <w:tc>
+          <w:tcPr>
+            <w:tcW w:type="dxa" w:w="3231"/>
+            <w:shd w:val="clear" w:fill="E8E8E8"/>
+          </w:tcPr>
+          <w:p>
+            <w:pPr>
+              <w:keepNext/>
+              <w:spacing w:line="240" w:lineRule="auto" w:after="0"/>
+              <w:ind w:firstLine="0"/>
+              <w:jc w:val="left"/>
+            </w:pPr>
+            <w:r>
+              <w:rPr>
+                <w:rFonts w:ascii="Times New Roman" w:hAnsi="Times New Roman" w:cs="Times New Roman" w:eastAsia="Times New Roman"/>
+                <w:b/>
+                <w:i w:val="0"/>
+                <w:color w:val="000000"/>
+                <w:sz w:val="24"/>
+              </w:rPr>
+              <w:t>Параметр</w:t>
+            </w:r>
+          </w:p>
+        </w:tc>
+        <w:tc>
+          <w:tcPr>
+            <w:tcW w:type="dxa" w:w="6123"/>
+            <w:shd w:val="clear" w:fill="E8E8E8"/>
+          </w:tcPr>
+          <w:p>
+            <w:pPr>
+              <w:keepNext/>
+              <w:spacing w:line="240" w:lineRule="auto" w:after="0"/>
+              <w:ind w:firstLine="0"/>
+              <w:jc w:val="left"/>
+            </w:pPr>
+            <w:r>
+              <w:rPr>
+                <w:rFonts w:ascii="Times New Roman" w:hAnsi="Times New Roman" w:cs="Times New Roman" w:eastAsia="Times New Roman"/>
+                <w:b/>
+                <w:i w:val="0"/>
+                <w:color w:val="000000"/>
+                <w:sz w:val="24"/>
+              </w:rPr>
+              <w:t>Что задаёт</w:t>
+            </w:r>
+          </w:p>
+        </w:tc>
+      </w:tr>
+      <w:tr>
+        <w:trPr>
+          <w:cantSplit w:val="true"/>
+        </w:trPr>
+        <w:tc>
+          <w:tcPr>
+            <w:tcW w:type="dxa" w:w="3231"/>
+          </w:tcPr>
+          <w:p>
+            <w:pPr>
+              <w:spacing w:line="240" w:lineRule="auto" w:after="0"/>
+              <w:ind w:firstLine="0"/>
+              <w:jc w:val="left"/>
+            </w:pPr>
+            <w:r>
+              <w:rPr>
+                <w:rFonts w:ascii="Courier New" w:hAnsi="Courier New" w:cs="Courier New" w:eastAsia="Courier New"/>
+                <w:b w:val="0"/>
+                <w:i w:val="0"/>
+                <w:color w:val="000000"/>
+                <w:sz w:val="20"/>
+              </w:rPr>
+              <w:t>CORS_ALLOWED_ORIGINS</w:t>
+            </w:r>
+          </w:p>
+        </w:tc>
+        <w:tc>
+          <w:tcPr>
+            <w:tcW w:type="dxa" w:w="6123"/>
+          </w:tcPr>
+          <w:p>
+            <w:pPr>
+              <w:spacing w:line="240" w:lineRule="auto" w:after="0"/>
+              <w:ind w:firstLine="0"/>
+              <w:jc w:val="left"/>
+            </w:pPr>
+            <w:r>
+              <w:rPr>
+                <w:rFonts w:ascii="Times New Roman" w:hAnsi="Times New Roman" w:cs="Times New Roman" w:eastAsia="Times New Roman"/>
+                <w:b w:val="0"/>
+                <w:i w:val="0"/>
+                <w:color w:val="000000"/>
+                <w:sz w:val="24"/>
+              </w:rPr>
+              <w:t>Адреса, с которых интерфейсу разрешено обращаться к серверу</w:t>
+            </w:r>
+          </w:p>
+        </w:tc>
+      </w:tr>
+      <w:tr>
+        <w:trPr>
+          <w:cantSplit w:val="true"/>
+        </w:trPr>
+        <w:tc>
+          <w:tcPr>
+            <w:tcW w:type="dxa" w:w="3231"/>
+          </w:tcPr>
+          <w:p>
+            <w:pPr>
+              <w:spacing w:line="240" w:lineRule="auto" w:after="0"/>
+              <w:ind w:firstLine="0"/>
+              <w:jc w:val="left"/>
+            </w:pPr>
+            <w:r>
+              <w:rPr>
+                <w:rFonts w:ascii="Courier New" w:hAnsi="Courier New" w:cs="Courier New" w:eastAsia="Courier New"/>
+                <w:b w:val="0"/>
+                <w:i w:val="0"/>
+                <w:color w:val="000000"/>
+                <w:sz w:val="20"/>
+              </w:rPr>
+              <w:t>VITE_API_BASE_URL</w:t>
+            </w:r>
+          </w:p>
+        </w:tc>
+        <w:tc>
+          <w:tcPr>
+            <w:tcW w:type="dxa" w:w="6123"/>
+          </w:tcPr>
+          <w:p>
+            <w:pPr>
+              <w:spacing w:line="240" w:lineRule="auto" w:after="0"/>
+              <w:ind w:firstLine="0"/>
+              <w:jc w:val="left"/>
+            </w:pPr>
+            <w:r>
+              <w:rPr>
+                <w:rFonts w:ascii="Times New Roman" w:hAnsi="Times New Roman" w:cs="Times New Roman" w:eastAsia="Times New Roman"/>
+                <w:b w:val="0"/>
+                <w:i w:val="0"/>
+                <w:color w:val="000000"/>
+                <w:sz w:val="24"/>
+              </w:rPr>
+              <w:t>Адрес, по которому интерфейс обращается к серверу</w:t>
+            </w:r>
+          </w:p>
+        </w:tc>
+      </w:tr>
+      <w:tr>
+        <w:trPr>
+          <w:cantSplit w:val="true"/>
+        </w:trPr>
+        <w:tc>
+          <w:tcPr>
+            <w:tcW w:type="dxa" w:w="3231"/>
+          </w:tcPr>
+          <w:p>
+            <w:pPr>
+              <w:spacing w:line="240" w:lineRule="auto" w:after="0"/>
+              <w:ind w:firstLine="0"/>
+              <w:jc w:val="left"/>
+            </w:pPr>
+            <w:r>
+              <w:rPr>
+                <w:rFonts w:ascii="Courier New" w:hAnsi="Courier New" w:cs="Courier New" w:eastAsia="Courier New"/>
+                <w:b w:val="0"/>
+                <w:i w:val="0"/>
+                <w:color w:val="000000"/>
+                <w:sz w:val="20"/>
+              </w:rPr>
+              <w:t>COMPOSE_PROJECT_NAME</w:t>
+            </w:r>
+          </w:p>
+        </w:tc>
+        <w:tc>
+          <w:tcPr>
+            <w:tcW w:type="dxa" w:w="6123"/>
+          </w:tcPr>
+          <w:p>
+            <w:pPr>
+              <w:spacing w:line="240" w:lineRule="auto" w:after="0"/>
+              <w:ind w:firstLine="0"/>
+              <w:jc w:val="left"/>
+            </w:pPr>
+            <w:r>
+              <w:rPr>
+                <w:rFonts w:ascii="Times New Roman" w:hAnsi="Times New Roman" w:cs="Times New Roman" w:eastAsia="Times New Roman"/>
+                <w:b w:val="0"/>
+                <w:i w:val="0"/>
+                <w:color w:val="000000"/>
+                <w:sz w:val="24"/>
+              </w:rPr>
+              <w:t>Имя установки, от которого зависят имена томов с данными</w:t>
+            </w:r>
+          </w:p>
+        </w:tc>
+      </w:tr>
+    </w:tbl>
+    <w:p>
+      <w:pPr>
+        <w:spacing w:after="0" w:line="240" w:lineRule="auto"/>
+        <w:ind w:firstLine="0"/>
+      </w:pPr>
+      <w:r>
+        <w:rPr>
+          <w:rFonts w:ascii="Times New Roman" w:hAnsi="Times New Roman" w:cs="Times New Roman" w:eastAsia="Times New Roman"/>
+          <w:b w:val="0"/>
+          <w:i w:val="0"/>
+          <w:color w:val="000000"/>
+          <w:sz w:val="12"/>
+        </w:rPr>
+      </w:r>
+    </w:p>
+    <w:tbl>
+      <w:tblPr>
+        <w:tblW w:type="auto" w:w="0"/>
+        <w:tblLayout w:type="fixed"/>
+        <w:tblLook w:firstColumn="1" w:firstRow="1" w:lastColumn="0" w:lastRow="0" w:noHBand="0" w:noVBand="1" w:val="04A0"/>
+        <w:tblLayout w:type="fixed"/>
+      </w:tblPr>
+      <w:tblGrid>
+        <w:gridCol w:w="9356"/>
+      </w:tblGrid>
+      <w:tr>
+        <w:trPr>
+          <w:cantSplit w:val="true"/>
+        </w:trPr>
+        <w:tc>
+          <w:tcPr>
+            <w:tcW w:type="dxa" w:w="9354"/>
+            <w:shd w:val="clear" w:fill="FDF6E3"/>
+            <w:tcBorders>
+              <w:left w:val="single" w:sz="24" w:color="B7791F"/>
+              <w:top w:val="single" w:sz="4" w:color="FDF6E3"/>
+              <w:bottom w:val="single" w:sz="4" w:color="FDF6E3"/>
+              <w:right w:val="single" w:sz="4" w:color="FDF6E3"/>
+            </w:tcBorders>
+          </w:tcPr>
+          <w:p>
+            <w:pPr>
+              <w:spacing w:line="288" w:lineRule="auto" w:after="0"/>
+              <w:ind w:firstLine="0"/>
+            </w:pPr>
+            <w:r>
+              <w:rPr>
+                <w:rFonts w:ascii="Times New Roman" w:hAnsi="Times New Roman" w:cs="Times New Roman" w:eastAsia="Times New Roman"/>
+                <w:b/>
+                <w:i w:val="0"/>
+                <w:color w:val="B7791F"/>
+                <w:sz w:val="26"/>
+              </w:rPr>
+              <w:t xml:space="preserve">ВАЖНО. </w:t>
+            </w:r>
+            <w:r>
+              <w:rPr>
+                <w:rFonts w:ascii="Times New Roman" w:hAnsi="Times New Roman" w:cs="Times New Roman" w:eastAsia="Times New Roman"/>
+                <w:b w:val="0"/>
+                <w:i w:val="0"/>
+                <w:color w:val="000000"/>
+                <w:sz w:val="26"/>
+              </w:rPr>
+              <w:t>Адрес сервера встраивается в интерфейс на этапе сборки, а не читается при запуске. После изменения адреса образ интерфейса необходимо собрать заново, иначе интерфейс на новом сервере продолжит обращаться к старому.</w:t>
+            </w:r>
+          </w:p>
+        </w:tc>
+      </w:tr>
+    </w:tbl>
+    <w:p>
+      <w:pPr>
+        <w:spacing w:after="0" w:line="240" w:lineRule="auto"/>
+        <w:ind w:firstLine="0"/>
+      </w:pPr>
+      <w:r>
+        <w:rPr>
+          <w:rFonts w:ascii="Times New Roman" w:hAnsi="Times New Roman" w:cs="Times New Roman" w:eastAsia="Times New Roman"/>
+          <w:b w:val="0"/>
+          <w:i w:val="0"/>
+          <w:color w:val="000000"/>
+          <w:sz w:val="12"/>
+        </w:rPr>
+      </w:r>
+    </w:p>
+    <w:p>
+      <w:pPr>
+        <w:pStyle w:val="Heading2"/>
+        <w:ind w:firstLine="0"/>
+      </w:pPr>
+      <w:r>
+        <w:rPr>
+          <w:rFonts w:ascii="Times New Roman" w:hAnsi="Times New Roman" w:cs="Times New Roman" w:eastAsia="Times New Roman"/>
+          <w:b/>
+          <w:i w:val="0"/>
+          <w:color w:val="000000"/>
+          <w:sz w:val="28"/>
+        </w:rPr>
+        <w:t>14.3. Подготовка нового сервера</w:t>
+      </w:r>
+    </w:p>
+    <w:p>
+      <w:r>
+        <w:rPr>
+          <w:rFonts w:ascii="Times New Roman" w:hAnsi="Times New Roman" w:cs="Times New Roman" w:eastAsia="Times New Roman"/>
+          <w:b w:val="0"/>
+          <w:i w:val="0"/>
+          <w:color w:val="000000"/>
+          <w:sz w:val="28"/>
+        </w:rPr>
+        <w:t>Выполните на новом сервере подразделы 5.1, 5.2 и 5.3: установите служебные пакеты и Docker, распакуйте поставку в рабочий каталог. Создание файла параметров и первый запуск пока не выполняйте.</w:t>
+      </w:r>
+    </w:p>
+    <w:p>
+      <w:pPr>
+        <w:pStyle w:val="Heading2"/>
+        <w:ind w:firstLine="0"/>
+      </w:pPr>
+      <w:r>
+        <w:rPr>
+          <w:rFonts w:ascii="Times New Roman" w:hAnsi="Times New Roman" w:cs="Times New Roman" w:eastAsia="Times New Roman"/>
+          <w:b/>
+          <w:i w:val="0"/>
+          <w:color w:val="000000"/>
+          <w:sz w:val="28"/>
+        </w:rPr>
+        <w:t>14.4. Выгрузка данных со старого сервера</w:t>
+      </w:r>
+    </w:p>
+    <w:p>
+      <w:r>
+        <w:rPr>
+          <w:rFonts w:ascii="Times New Roman" w:hAnsi="Times New Roman" w:cs="Times New Roman" w:eastAsia="Times New Roman"/>
+          <w:b w:val="0"/>
+          <w:i w:val="0"/>
+          <w:color w:val="000000"/>
+          <w:sz w:val="28"/>
+        </w:rPr>
+        <w:t>Работы выполняются при остановленном прикладном сервере, чтобы данные не менялись во время выгрузки. База данных при этом остаётся запущенной.</w:t>
+      </w:r>
+    </w:p>
+    <w:p>
+      <w:pPr>
+        <w:keepNext/>
+        <w:spacing w:line="240" w:lineRule="auto" w:before="160" w:after="80"/>
+        <w:ind w:firstLine="0"/>
+        <w:jc w:val="left"/>
+      </w:pPr>
+      <w:r>
+        <w:rPr>
+          <w:rFonts w:ascii="Times New Roman" w:hAnsi="Times New Roman" w:cs="Times New Roman" w:eastAsia="Times New Roman"/>
+          <w:b w:val="0"/>
+          <w:i/>
+          <w:color w:val="000000"/>
+          <w:sz w:val="24"/>
+        </w:rPr>
+        <w:t>Листинг 14.1 — Остановка приёма заявок</w:t>
+      </w:r>
+    </w:p>
+    <w:p>
+      <w:pPr>
+        <w:keepLines/>
+        <w:spacing w:line="240" w:lineRule="auto" w:before="40" w:after="160"/>
+        <w:ind w:firstLine="0" w:left="227" w:right="113"/>
+        <w:jc w:val="left"/>
+        <w:shd w:val="clear" w:fill="F4F4F4"/>
+        <w:pBdr>
+          <w:top w:val="single" w:sz="6" w:space="6" w:color="C8C8C8"/>
+          <w:left w:val="single" w:sz="6" w:space="6" w:color="C8C8C8"/>
+          <w:bottom w:val="single" w:sz="6" w:space="6" w:color="C8C8C8"/>
+          <w:right w:val="single" w:sz="6" w:space="6" w:color="C8C8C8"/>
+        </w:pBdr>
+      </w:pPr>
+      <w:r>
+        <w:rPr>
+          <w:rFonts w:ascii="Courier New" w:hAnsi="Courier New" w:cs="Courier New" w:eastAsia="Courier New"/>
+          <w:b w:val="0"/>
+          <w:i w:val="0"/>
+          <w:color w:val="000000"/>
+          <w:sz w:val="20"/>
+        </w:rPr>
+        <w:t>cd /opt/systemburo</w:t>
+      </w:r>
+      <w:r>
+        <w:br/>
+      </w:r>
+      <w:r>
+        <w:rPr>
+          <w:rFonts w:ascii="Courier New" w:hAnsi="Courier New" w:cs="Courier New" w:eastAsia="Courier New"/>
+          <w:b w:val="0"/>
+          <w:i w:val="0"/>
+          <w:color w:val="000000"/>
+          <w:sz w:val="20"/>
+        </w:rPr>
+        <w:t>docker compose -f docker-compose.base.yml -f docker-compose.prod.yml \</w:t>
+      </w:r>
+      <w:r>
+        <w:br/>
+      </w:r>
+      <w:r>
+        <w:rPr>
+          <w:rFonts w:ascii="Courier New" w:hAnsi="Courier New" w:cs="Courier New" w:eastAsia="Courier New"/>
+          <w:b w:val="0"/>
+          <w:i w:val="0"/>
+          <w:color w:val="000000"/>
+          <w:sz w:val="20"/>
+        </w:rPr>
+        <w:t xml:space="preserve">  stop backend frontend nginx</w:t>
+      </w:r>
+    </w:p>
+    <w:p>
+      <w:r>
+        <w:rPr>
+          <w:rFonts w:ascii="Times New Roman" w:hAnsi="Times New Roman" w:cs="Times New Roman" w:eastAsia="Times New Roman"/>
+          <w:b w:val="0"/>
+          <w:i w:val="0"/>
+          <w:color w:val="000000"/>
+          <w:sz w:val="28"/>
+        </w:rPr>
+        <w:t>Ожидаемый результат: три службы остановлены, служба базы данных продолжает работать.</w:t>
+      </w:r>
+    </w:p>
+    <w:p>
+      <w:pPr>
+        <w:keepNext/>
+        <w:spacing w:line="240" w:lineRule="auto" w:before="160" w:after="80"/>
+        <w:ind w:firstLine="0"/>
+        <w:jc w:val="left"/>
+      </w:pPr>
+      <w:r>
+        <w:rPr>
+          <w:rFonts w:ascii="Times New Roman" w:hAnsi="Times New Roman" w:cs="Times New Roman" w:eastAsia="Times New Roman"/>
+          <w:b w:val="0"/>
+          <w:i/>
+          <w:color w:val="000000"/>
+          <w:sz w:val="24"/>
+        </w:rPr>
+        <w:t>Листинг 14.2 — Выгрузка базы данных</w:t>
+      </w:r>
+    </w:p>
+    <w:p>
+      <w:pPr>
+        <w:keepLines/>
+        <w:spacing w:line="240" w:lineRule="auto" w:before="40" w:after="160"/>
+        <w:ind w:firstLine="0" w:left="227" w:right="113"/>
+        <w:jc w:val="left"/>
+        <w:shd w:val="clear" w:fill="F4F4F4"/>
+        <w:pBdr>
+          <w:top w:val="single" w:sz="6" w:space="6" w:color="C8C8C8"/>
+          <w:left w:val="single" w:sz="6" w:space="6" w:color="C8C8C8"/>
+          <w:bottom w:val="single" w:sz="6" w:space="6" w:color="C8C8C8"/>
+          <w:right w:val="single" w:sz="6" w:space="6" w:color="C8C8C8"/>
+        </w:pBdr>
+      </w:pPr>
+      <w:r>
+        <w:rPr>
+          <w:rFonts w:ascii="Courier New" w:hAnsi="Courier New" w:cs="Courier New" w:eastAsia="Courier New"/>
+          <w:b w:val="0"/>
+          <w:i w:val="0"/>
+          <w:color w:val="000000"/>
+          <w:sz w:val="20"/>
+        </w:rPr>
+        <w:t>docker compose -f docker-compose.base.yml -f docker-compose.prod.yml \</w:t>
+      </w:r>
+      <w:r>
+        <w:br/>
+      </w:r>
+      <w:r>
+        <w:rPr>
+          <w:rFonts w:ascii="Courier New" w:hAnsi="Courier New" w:cs="Courier New" w:eastAsia="Courier New"/>
+          <w:b w:val="0"/>
+          <w:i w:val="0"/>
+          <w:color w:val="000000"/>
+          <w:sz w:val="20"/>
+        </w:rPr>
+        <w:t xml:space="preserve">  exec -T db pg_dump -U postgres -Fc "$DB_NAME" &gt; /tmp/buro-db.dump</w:t>
+      </w:r>
+      <w:r>
+        <w:br/>
+      </w:r>
+      <w:r>
+        <w:rPr>
+          <w:rFonts w:ascii="Courier New" w:hAnsi="Courier New" w:cs="Courier New" w:eastAsia="Courier New"/>
+          <w:b w:val="0"/>
+          <w:i w:val="0"/>
+          <w:color w:val="000000"/>
+          <w:sz w:val="20"/>
+        </w:rPr>
+        <w:t>ls -lh /tmp/buro-db.dump</w:t>
+      </w:r>
+    </w:p>
+    <w:p>
+      <w:r>
+        <w:rPr>
+          <w:rFonts w:ascii="Times New Roman" w:hAnsi="Times New Roman" w:cs="Times New Roman" w:eastAsia="Times New Roman"/>
+          <w:b w:val="0"/>
+          <w:i w:val="0"/>
+          <w:color w:val="000000"/>
+          <w:sz w:val="28"/>
+        </w:rPr>
+        <w:t xml:space="preserve">Ожидаемый результат: файл создан, размер отличен от нуля. Формат выгрузки сжатый, восстановление выполняется командой </w:t>
+      </w:r>
+      <w:r>
+        <w:rPr>
+          <w:rFonts w:ascii="Courier New" w:hAnsi="Courier New" w:cs="Courier New" w:eastAsia="Courier New"/>
+          <w:b w:val="0"/>
+          <w:i w:val="0"/>
+          <w:color w:val="000000"/>
+          <w:sz w:val="24"/>
+        </w:rPr>
+        <w:t>pg_restore</w:t>
+      </w:r>
+      <w:r>
+        <w:rPr>
+          <w:rFonts w:ascii="Times New Roman" w:hAnsi="Times New Roman" w:cs="Times New Roman" w:eastAsia="Times New Roman"/>
+          <w:b w:val="0"/>
+          <w:i w:val="0"/>
+          <w:color w:val="000000"/>
+          <w:sz w:val="28"/>
+        </w:rPr>
+        <w:t>.</w:t>
+      </w:r>
+    </w:p>
+    <w:p>
+      <w:pPr>
+        <w:keepNext/>
+        <w:spacing w:line="240" w:lineRule="auto" w:before="160" w:after="80"/>
+        <w:ind w:firstLine="0"/>
+        <w:jc w:val="left"/>
+      </w:pPr>
+      <w:r>
+        <w:rPr>
+          <w:rFonts w:ascii="Times New Roman" w:hAnsi="Times New Roman" w:cs="Times New Roman" w:eastAsia="Times New Roman"/>
+          <w:b w:val="0"/>
+          <w:i/>
+          <w:color w:val="000000"/>
+          <w:sz w:val="24"/>
+        </w:rPr>
+        <w:t>Листинг 14.3 — Выгрузка загруженных файлов</w:t>
+      </w:r>
+    </w:p>
+    <w:p>
+      <w:pPr>
+        <w:keepLines/>
+        <w:spacing w:line="240" w:lineRule="auto" w:before="40" w:after="160"/>
+        <w:ind w:firstLine="0" w:left="227" w:right="113"/>
+        <w:jc w:val="left"/>
+        <w:shd w:val="clear" w:fill="F4F4F4"/>
+        <w:pBdr>
+          <w:top w:val="single" w:sz="6" w:space="6" w:color="C8C8C8"/>
+          <w:left w:val="single" w:sz="6" w:space="6" w:color="C8C8C8"/>
+          <w:bottom w:val="single" w:sz="6" w:space="6" w:color="C8C8C8"/>
+          <w:right w:val="single" w:sz="6" w:space="6" w:color="C8C8C8"/>
+        </w:pBdr>
+      </w:pPr>
+      <w:r>
+        <w:rPr>
+          <w:rFonts w:ascii="Courier New" w:hAnsi="Courier New" w:cs="Courier New" w:eastAsia="Courier New"/>
+          <w:b w:val="0"/>
+          <w:i w:val="0"/>
+          <w:color w:val="000000"/>
+          <w:sz w:val="20"/>
+        </w:rPr>
+        <w:t>docker run --rm \</w:t>
+      </w:r>
+      <w:r>
+        <w:br/>
+      </w:r>
+      <w:r>
+        <w:rPr>
+          <w:rFonts w:ascii="Courier New" w:hAnsi="Courier New" w:cs="Courier New" w:eastAsia="Courier New"/>
+          <w:b w:val="0"/>
+          <w:i w:val="0"/>
+          <w:color w:val="000000"/>
+          <w:sz w:val="20"/>
+        </w:rPr>
+        <w:t xml:space="preserve">  -v "$(basename $PWD)_uploads":/data:ro \</w:t>
+      </w:r>
+      <w:r>
+        <w:br/>
+      </w:r>
+      <w:r>
+        <w:rPr>
+          <w:rFonts w:ascii="Courier New" w:hAnsi="Courier New" w:cs="Courier New" w:eastAsia="Courier New"/>
+          <w:b w:val="0"/>
+          <w:i w:val="0"/>
+          <w:color w:val="000000"/>
+          <w:sz w:val="20"/>
+        </w:rPr>
+        <w:t xml:space="preserve">  -v /tmp:/backup alpine \</w:t>
+      </w:r>
+      <w:r>
+        <w:br/>
+      </w:r>
+      <w:r>
+        <w:rPr>
+          <w:rFonts w:ascii="Courier New" w:hAnsi="Courier New" w:cs="Courier New" w:eastAsia="Courier New"/>
+          <w:b w:val="0"/>
+          <w:i w:val="0"/>
+          <w:color w:val="000000"/>
+          <w:sz w:val="20"/>
+        </w:rPr>
+        <w:t xml:space="preserve">  tar czf /backup/buro-uploads.tar.gz -C /data .</w:t>
+      </w:r>
+      <w:r>
+        <w:br/>
+      </w:r>
+      <w:r>
+        <w:rPr>
+          <w:rFonts w:ascii="Courier New" w:hAnsi="Courier New" w:cs="Courier New" w:eastAsia="Courier New"/>
+          <w:b w:val="0"/>
+          <w:i w:val="0"/>
+          <w:color w:val="000000"/>
+          <w:sz w:val="20"/>
+        </w:rPr>
+        <w:t>ls -lh /tmp/buro-uploads.tar.gz</w:t>
+      </w:r>
+    </w:p>
+    <w:p>
+      <w:r>
+        <w:rPr>
+          <w:rFonts w:ascii="Times New Roman" w:hAnsi="Times New Roman" w:cs="Times New Roman" w:eastAsia="Times New Roman"/>
+          <w:b w:val="0"/>
+          <w:i w:val="0"/>
+          <w:color w:val="000000"/>
+          <w:sz w:val="28"/>
+        </w:rPr>
+        <w:t xml:space="preserve">Ожидаемый результат: архив создан. Имя тома состоит из имени каталога системы и слова </w:t>
+      </w:r>
+      <w:r>
+        <w:rPr>
+          <w:rFonts w:ascii="Courier New" w:hAnsi="Courier New" w:cs="Courier New" w:eastAsia="Courier New"/>
+          <w:b w:val="0"/>
+          <w:i w:val="0"/>
+          <w:color w:val="000000"/>
+          <w:sz w:val="24"/>
+        </w:rPr>
+        <w:t>uploads</w:t>
+      </w:r>
+      <w:r>
+        <w:rPr>
+          <w:rFonts w:ascii="Times New Roman" w:hAnsi="Times New Roman" w:cs="Times New Roman" w:eastAsia="Times New Roman"/>
+          <w:b w:val="0"/>
+          <w:i w:val="0"/>
+          <w:color w:val="000000"/>
+          <w:sz w:val="28"/>
+        </w:rPr>
+        <w:t xml:space="preserve">; если в файле параметров задан </w:t>
+      </w:r>
+      <w:r>
+        <w:rPr>
+          <w:rFonts w:ascii="Courier New" w:hAnsi="Courier New" w:cs="Courier New" w:eastAsia="Courier New"/>
+          <w:b w:val="0"/>
+          <w:i w:val="0"/>
+          <w:color w:val="000000"/>
+          <w:sz w:val="24"/>
+        </w:rPr>
+        <w:t>COMPOSE_PROJECT_NAME</w:t>
+      </w:r>
+      <w:r>
+        <w:rPr>
+          <w:rFonts w:ascii="Times New Roman" w:hAnsi="Times New Roman" w:cs="Times New Roman" w:eastAsia="Times New Roman"/>
+          <w:b w:val="0"/>
+          <w:i w:val="0"/>
+          <w:color w:val="000000"/>
+          <w:sz w:val="28"/>
+        </w:rPr>
+        <w:t>, используется он.</w:t>
+      </w:r>
+    </w:p>
+    <w:p>
+      <w:r>
+        <w:rPr>
+          <w:rFonts w:ascii="Times New Roman" w:hAnsi="Times New Roman" w:cs="Times New Roman" w:eastAsia="Times New Roman"/>
+          <w:b w:val="0"/>
+          <w:i w:val="0"/>
+          <w:color w:val="000000"/>
+          <w:sz w:val="28"/>
+        </w:rPr>
+        <w:t xml:space="preserve">Скопируйте на новый сервер три файла: выгрузку базы, архив файлов и файл параметров </w:t>
+      </w:r>
+      <w:r>
+        <w:rPr>
+          <w:rFonts w:ascii="Courier New" w:hAnsi="Courier New" w:cs="Courier New" w:eastAsia="Courier New"/>
+          <w:b w:val="0"/>
+          <w:i w:val="0"/>
+          <w:color w:val="000000"/>
+          <w:sz w:val="24"/>
+        </w:rPr>
+        <w:t>.env</w:t>
+      </w:r>
+      <w:r>
+        <w:rPr>
+          <w:rFonts w:ascii="Times New Roman" w:hAnsi="Times New Roman" w:cs="Times New Roman" w:eastAsia="Times New Roman"/>
+          <w:b w:val="0"/>
+          <w:i w:val="0"/>
+          <w:color w:val="000000"/>
+          <w:sz w:val="28"/>
+        </w:rPr>
+        <w:t>.</w:t>
+      </w:r>
+    </w:p>
+    <w:tbl>
+      <w:tblPr>
+        <w:tblW w:type="auto" w:w="0"/>
+        <w:tblLayout w:type="fixed"/>
+        <w:tblLook w:firstColumn="1" w:firstRow="1" w:lastColumn="0" w:lastRow="0" w:noHBand="0" w:noVBand="1" w:val="04A0"/>
+        <w:tblLayout w:type="fixed"/>
+      </w:tblPr>
+      <w:tblGrid>
+        <w:gridCol w:w="9356"/>
+      </w:tblGrid>
+      <w:tr>
+        <w:trPr>
+          <w:cantSplit w:val="true"/>
+        </w:trPr>
+        <w:tc>
+          <w:tcPr>
+            <w:tcW w:type="dxa" w:w="9354"/>
+            <w:shd w:val="clear" w:fill="FDF6E3"/>
+            <w:tcBorders>
+              <w:left w:val="single" w:sz="24" w:color="B7791F"/>
+              <w:top w:val="single" w:sz="4" w:color="FDF6E3"/>
+              <w:bottom w:val="single" w:sz="4" w:color="FDF6E3"/>
+              <w:right w:val="single" w:sz="4" w:color="FDF6E3"/>
+            </w:tcBorders>
+          </w:tcPr>
+          <w:p>
+            <w:pPr>
+              <w:spacing w:line="288" w:lineRule="auto" w:after="0"/>
+              <w:ind w:firstLine="0"/>
+            </w:pPr>
+            <w:r>
+              <w:rPr>
+                <w:rFonts w:ascii="Times New Roman" w:hAnsi="Times New Roman" w:cs="Times New Roman" w:eastAsia="Times New Roman"/>
+                <w:b/>
+                <w:i w:val="0"/>
+                <w:color w:val="B7791F"/>
+                <w:sz w:val="26"/>
+              </w:rPr>
+              <w:t xml:space="preserve">ВАЖНО. </w:t>
+            </w:r>
+            <w:r>
+              <w:rPr>
+                <w:rFonts w:ascii="Times New Roman" w:hAnsi="Times New Roman" w:cs="Times New Roman" w:eastAsia="Times New Roman"/>
+                <w:b w:val="0"/>
+                <w:i w:val="0"/>
+                <w:color w:val="000000"/>
+                <w:sz w:val="26"/>
+              </w:rPr>
+              <w:t>Файл параметров содержит пароли и ключ шифрования. Передавайте его защищённым каналом и удаляйте промежуточные копии после переноса.</w:t>
+            </w:r>
+          </w:p>
+        </w:tc>
+      </w:tr>
+    </w:tbl>
+    <w:p>
+      <w:pPr>
+        <w:spacing w:after="0" w:line="240" w:lineRule="auto"/>
+        <w:ind w:firstLine="0"/>
+      </w:pPr>
+      <w:r>
+        <w:rPr>
+          <w:rFonts w:ascii="Times New Roman" w:hAnsi="Times New Roman" w:cs="Times New Roman" w:eastAsia="Times New Roman"/>
+          <w:b w:val="0"/>
+          <w:i w:val="0"/>
+          <w:color w:val="000000"/>
+          <w:sz w:val="12"/>
+        </w:rPr>
+      </w:r>
+    </w:p>
+    <w:p>
+      <w:pPr>
+        <w:pStyle w:val="Heading2"/>
+        <w:ind w:firstLine="0"/>
+      </w:pPr>
+      <w:r>
+        <w:rPr>
+          <w:rFonts w:ascii="Times New Roman" w:hAnsi="Times New Roman" w:cs="Times New Roman" w:eastAsia="Times New Roman"/>
+          <w:b/>
+          <w:i w:val="0"/>
+          <w:color w:val="000000"/>
+          <w:sz w:val="28"/>
+        </w:rPr>
+        <w:t>14.5. Восстановление на новом сервере</w:t>
+      </w:r>
+    </w:p>
+    <w:p>
+      <w:r>
+        <w:rPr>
+          <w:rFonts w:ascii="Times New Roman" w:hAnsi="Times New Roman" w:cs="Times New Roman" w:eastAsia="Times New Roman"/>
+          <w:b w:val="0"/>
+          <w:i w:val="0"/>
+          <w:color w:val="000000"/>
+          <w:sz w:val="28"/>
+        </w:rPr>
+        <w:t xml:space="preserve">Разместите файл параметров в каталоге системы и внесите изменения по подразделу 14.2: новый адрес в </w:t>
+      </w:r>
+      <w:r>
+        <w:rPr>
+          <w:rFonts w:ascii="Courier New" w:hAnsi="Courier New" w:cs="Courier New" w:eastAsia="Courier New"/>
+          <w:b w:val="0"/>
+          <w:i w:val="0"/>
+          <w:color w:val="000000"/>
+          <w:sz w:val="24"/>
+        </w:rPr>
+        <w:t>CORS_ALLOWED_ORIGINS</w:t>
+      </w:r>
+      <w:r>
+        <w:rPr>
+          <w:rFonts w:ascii="Times New Roman" w:hAnsi="Times New Roman" w:cs="Times New Roman" w:eastAsia="Times New Roman"/>
+          <w:b w:val="0"/>
+          <w:i w:val="0"/>
+          <w:color w:val="000000"/>
+          <w:sz w:val="28"/>
+        </w:rPr>
+        <w:t xml:space="preserve"> и </w:t>
+      </w:r>
+      <w:r>
+        <w:rPr>
+          <w:rFonts w:ascii="Courier New" w:hAnsi="Courier New" w:cs="Courier New" w:eastAsia="Courier New"/>
+          <w:b w:val="0"/>
+          <w:i w:val="0"/>
+          <w:color w:val="000000"/>
+          <w:sz w:val="24"/>
+        </w:rPr>
+        <w:t>VITE_API_BASE_URL</w:t>
+      </w:r>
+      <w:r>
+        <w:rPr>
+          <w:rFonts w:ascii="Times New Roman" w:hAnsi="Times New Roman" w:cs="Times New Roman" w:eastAsia="Times New Roman"/>
+          <w:b w:val="0"/>
+          <w:i w:val="0"/>
+          <w:color w:val="000000"/>
+          <w:sz w:val="28"/>
+        </w:rPr>
+        <w:t>. Строку подключения к базе менять не требуется, она указывает на службу внутри контура.</w:t>
+      </w:r>
+    </w:p>
+    <w:p>
+      <w:pPr>
+        <w:keepNext/>
+        <w:spacing w:line="240" w:lineRule="auto" w:before="160" w:after="80"/>
+        <w:ind w:firstLine="0"/>
+        <w:jc w:val="left"/>
+      </w:pPr>
+      <w:r>
+        <w:rPr>
+          <w:rFonts w:ascii="Times New Roman" w:hAnsi="Times New Roman" w:cs="Times New Roman" w:eastAsia="Times New Roman"/>
+          <w:b w:val="0"/>
+          <w:i/>
+          <w:color w:val="000000"/>
+          <w:sz w:val="24"/>
+        </w:rPr>
+        <w:t>Листинг 14.4 — Запуск базы данных и восстановление</w:t>
+      </w:r>
+    </w:p>
+    <w:p>
+      <w:pPr>
+        <w:keepLines/>
+        <w:spacing w:line="240" w:lineRule="auto" w:before="40" w:after="160"/>
+        <w:ind w:firstLine="0" w:left="227" w:right="113"/>
+        <w:jc w:val="left"/>
+        <w:shd w:val="clear" w:fill="F4F4F4"/>
+        <w:pBdr>
+          <w:top w:val="single" w:sz="6" w:space="6" w:color="C8C8C8"/>
+          <w:left w:val="single" w:sz="6" w:space="6" w:color="C8C8C8"/>
+          <w:bottom w:val="single" w:sz="6" w:space="6" w:color="C8C8C8"/>
+          <w:right w:val="single" w:sz="6" w:space="6" w:color="C8C8C8"/>
+        </w:pBdr>
+      </w:pPr>
+      <w:r>
+        <w:rPr>
+          <w:rFonts w:ascii="Courier New" w:hAnsi="Courier New" w:cs="Courier New" w:eastAsia="Courier New"/>
+          <w:b w:val="0"/>
+          <w:i w:val="0"/>
+          <w:color w:val="000000"/>
+          <w:sz w:val="20"/>
+        </w:rPr>
+        <w:t>docker compose -f docker-compose.base.yml -f docker-compose.prod.yml up -d db</w:t>
+      </w:r>
+      <w:r>
+        <w:br/>
+      </w:r>
+      <w:r>
+        <w:rPr>
+          <w:rFonts w:ascii="Courier New" w:hAnsi="Courier New" w:cs="Courier New" w:eastAsia="Courier New"/>
+          <w:b w:val="0"/>
+          <w:i w:val="0"/>
+          <w:color w:val="000000"/>
+          <w:sz w:val="20"/>
+        </w:rPr>
+        <w:t>docker compose -f docker-compose.base.yml -f docker-compose.prod.yml \</w:t>
+      </w:r>
+      <w:r>
+        <w:br/>
+      </w:r>
+      <w:r>
+        <w:rPr>
+          <w:rFonts w:ascii="Courier New" w:hAnsi="Courier New" w:cs="Courier New" w:eastAsia="Courier New"/>
+          <w:b w:val="0"/>
+          <w:i w:val="0"/>
+          <w:color w:val="000000"/>
+          <w:sz w:val="20"/>
+        </w:rPr>
+        <w:t xml:space="preserve">  exec -T db pg_restore -U postgres -d "$DB_NAME" --clean --if-exists \</w:t>
+      </w:r>
+      <w:r>
+        <w:br/>
+      </w:r>
+      <w:r>
+        <w:rPr>
+          <w:rFonts w:ascii="Courier New" w:hAnsi="Courier New" w:cs="Courier New" w:eastAsia="Courier New"/>
+          <w:b w:val="0"/>
+          <w:i w:val="0"/>
+          <w:color w:val="000000"/>
+          <w:sz w:val="20"/>
+        </w:rPr>
+        <w:t xml:space="preserve">  &lt; /tmp/buro-db.dump</w:t>
+      </w:r>
+    </w:p>
+    <w:p>
+      <w:r>
+        <w:rPr>
+          <w:rFonts w:ascii="Times New Roman" w:hAnsi="Times New Roman" w:cs="Times New Roman" w:eastAsia="Times New Roman"/>
+          <w:b w:val="0"/>
+          <w:i w:val="0"/>
+          <w:color w:val="000000"/>
+          <w:sz w:val="28"/>
+        </w:rPr>
+        <w:t xml:space="preserve">Ожидаемый результат: восстановление завершается без сообщений об ошибках. Предупреждения о несуществующих объектах при первом восстановлении нормальны: ключ </w:t>
+      </w:r>
+      <w:r>
+        <w:rPr>
+          <w:rFonts w:ascii="Courier New" w:hAnsi="Courier New" w:cs="Courier New" w:eastAsia="Courier New"/>
+          <w:b w:val="0"/>
+          <w:i w:val="0"/>
+          <w:color w:val="000000"/>
+          <w:sz w:val="24"/>
+        </w:rPr>
+        <w:t>--if-exists</w:t>
+      </w:r>
+      <w:r>
+        <w:rPr>
+          <w:rFonts w:ascii="Times New Roman" w:hAnsi="Times New Roman" w:cs="Times New Roman" w:eastAsia="Times New Roman"/>
+          <w:b w:val="0"/>
+          <w:i w:val="0"/>
+          <w:color w:val="000000"/>
+          <w:sz w:val="28"/>
+        </w:rPr>
+        <w:t xml:space="preserve"> их подавляет не полностью.</w:t>
+      </w:r>
+    </w:p>
+    <w:p>
+      <w:pPr>
+        <w:keepNext/>
+        <w:spacing w:line="240" w:lineRule="auto" w:before="160" w:after="80"/>
+        <w:ind w:firstLine="0"/>
+        <w:jc w:val="left"/>
+      </w:pPr>
+      <w:r>
+        <w:rPr>
+          <w:rFonts w:ascii="Times New Roman" w:hAnsi="Times New Roman" w:cs="Times New Roman" w:eastAsia="Times New Roman"/>
+          <w:b w:val="0"/>
+          <w:i/>
+          <w:color w:val="000000"/>
+          <w:sz w:val="24"/>
+        </w:rPr>
+        <w:t>Листинг 14.5 — Восстановление загруженных файлов</w:t>
+      </w:r>
+    </w:p>
+    <w:p>
+      <w:pPr>
+        <w:keepLines/>
+        <w:spacing w:line="240" w:lineRule="auto" w:before="40" w:after="160"/>
+        <w:ind w:firstLine="0" w:left="227" w:right="113"/>
+        <w:jc w:val="left"/>
+        <w:shd w:val="clear" w:fill="F4F4F4"/>
+        <w:pBdr>
+          <w:top w:val="single" w:sz="6" w:space="6" w:color="C8C8C8"/>
+          <w:left w:val="single" w:sz="6" w:space="6" w:color="C8C8C8"/>
+          <w:bottom w:val="single" w:sz="6" w:space="6" w:color="C8C8C8"/>
+          <w:right w:val="single" w:sz="6" w:space="6" w:color="C8C8C8"/>
+        </w:pBdr>
+      </w:pPr>
+      <w:r>
+        <w:rPr>
+          <w:rFonts w:ascii="Courier New" w:hAnsi="Courier New" w:cs="Courier New" w:eastAsia="Courier New"/>
+          <w:b w:val="0"/>
+          <w:i w:val="0"/>
+          <w:color w:val="000000"/>
+          <w:sz w:val="20"/>
+        </w:rPr>
+        <w:t>docker volume create "$(basename $PWD)_uploads"</w:t>
+      </w:r>
+      <w:r>
+        <w:br/>
+      </w:r>
+      <w:r>
+        <w:rPr>
+          <w:rFonts w:ascii="Courier New" w:hAnsi="Courier New" w:cs="Courier New" w:eastAsia="Courier New"/>
+          <w:b w:val="0"/>
+          <w:i w:val="0"/>
+          <w:color w:val="000000"/>
+          <w:sz w:val="20"/>
+        </w:rPr>
+        <w:t>docker run --rm \</w:t>
+      </w:r>
+      <w:r>
+        <w:br/>
+      </w:r>
+      <w:r>
+        <w:rPr>
+          <w:rFonts w:ascii="Courier New" w:hAnsi="Courier New" w:cs="Courier New" w:eastAsia="Courier New"/>
+          <w:b w:val="0"/>
+          <w:i w:val="0"/>
+          <w:color w:val="000000"/>
+          <w:sz w:val="20"/>
+        </w:rPr>
+        <w:t xml:space="preserve">  -v "$(basename $PWD)_uploads":/data \</w:t>
+      </w:r>
+      <w:r>
+        <w:br/>
+      </w:r>
+      <w:r>
+        <w:rPr>
+          <w:rFonts w:ascii="Courier New" w:hAnsi="Courier New" w:cs="Courier New" w:eastAsia="Courier New"/>
+          <w:b w:val="0"/>
+          <w:i w:val="0"/>
+          <w:color w:val="000000"/>
+          <w:sz w:val="20"/>
+        </w:rPr>
+        <w:t xml:space="preserve">  -v /tmp:/backup alpine \</w:t>
+      </w:r>
+      <w:r>
+        <w:br/>
+      </w:r>
+      <w:r>
+        <w:rPr>
+          <w:rFonts w:ascii="Courier New" w:hAnsi="Courier New" w:cs="Courier New" w:eastAsia="Courier New"/>
+          <w:b w:val="0"/>
+          <w:i w:val="0"/>
+          <w:color w:val="000000"/>
+          <w:sz w:val="20"/>
+        </w:rPr>
+        <w:t xml:space="preserve">  tar xzf /backup/buro-uploads.tar.gz -C /data</w:t>
+      </w:r>
+    </w:p>
+    <w:p>
+      <w:pPr>
+        <w:pStyle w:val="Heading2"/>
+        <w:ind w:firstLine="0"/>
+      </w:pPr>
+      <w:r>
+        <w:rPr>
+          <w:rFonts w:ascii="Times New Roman" w:hAnsi="Times New Roman" w:cs="Times New Roman" w:eastAsia="Times New Roman"/>
+          <w:b/>
+          <w:i w:val="0"/>
+          <w:color w:val="000000"/>
+          <w:sz w:val="28"/>
+        </w:rPr>
+        <w:t>14.6. Сертификат и запуск</w:t>
+      </w:r>
+    </w:p>
+    <w:p>
+      <w:r>
+        <w:rPr>
+          <w:rFonts w:ascii="Times New Roman" w:hAnsi="Times New Roman" w:cs="Times New Roman" w:eastAsia="Times New Roman"/>
+          <w:b w:val="0"/>
+          <w:i w:val="0"/>
+          <w:color w:val="000000"/>
+          <w:sz w:val="28"/>
+        </w:rPr>
+        <w:t>Подготовьте сертификат для нового адреса по разделу 7. При переносе в сеть общего пользования это возможность перейти на сертификат общедоступного удостоверяющего центра и отказаться от установки корневого сертификата на рабочие места.</w:t>
+      </w:r>
+    </w:p>
+    <w:p>
+      <w:pPr>
+        <w:keepNext/>
+        <w:spacing w:line="240" w:lineRule="auto" w:before="160" w:after="80"/>
+        <w:ind w:firstLine="0"/>
+        <w:jc w:val="left"/>
+      </w:pPr>
+      <w:r>
+        <w:rPr>
+          <w:rFonts w:ascii="Times New Roman" w:hAnsi="Times New Roman" w:cs="Times New Roman" w:eastAsia="Times New Roman"/>
+          <w:b w:val="0"/>
+          <w:i/>
+          <w:color w:val="000000"/>
+          <w:sz w:val="24"/>
+        </w:rPr>
+        <w:t>Листинг 14.6 — Сборка и запуск на новом сервере</w:t>
+      </w:r>
+    </w:p>
+    <w:p>
+      <w:pPr>
+        <w:keepLines/>
+        <w:spacing w:line="240" w:lineRule="auto" w:before="40" w:after="160"/>
+        <w:ind w:firstLine="0" w:left="227" w:right="113"/>
+        <w:jc w:val="left"/>
+        <w:shd w:val="clear" w:fill="F4F4F4"/>
+        <w:pBdr>
+          <w:top w:val="single" w:sz="6" w:space="6" w:color="C8C8C8"/>
+          <w:left w:val="single" w:sz="6" w:space="6" w:color="C8C8C8"/>
+          <w:bottom w:val="single" w:sz="6" w:space="6" w:color="C8C8C8"/>
+          <w:right w:val="single" w:sz="6" w:space="6" w:color="C8C8C8"/>
+        </w:pBdr>
+      </w:pPr>
+      <w:r>
+        <w:rPr>
+          <w:rFonts w:ascii="Courier New" w:hAnsi="Courier New" w:cs="Courier New" w:eastAsia="Courier New"/>
+          <w:b w:val="0"/>
+          <w:i w:val="0"/>
+          <w:color w:val="000000"/>
+          <w:sz w:val="20"/>
+        </w:rPr>
+        <w:t>make deploy-build</w:t>
+      </w:r>
+      <w:r>
+        <w:br/>
+      </w:r>
+      <w:r>
+        <w:rPr>
+          <w:rFonts w:ascii="Courier New" w:hAnsi="Courier New" w:cs="Courier New" w:eastAsia="Courier New"/>
+          <w:b w:val="0"/>
+          <w:i w:val="0"/>
+          <w:color w:val="000000"/>
+          <w:sz w:val="20"/>
+        </w:rPr>
+        <w:t>make deploy-up</w:t>
+      </w:r>
+      <w:r>
+        <w:br/>
+      </w:r>
+      <w:r>
+        <w:rPr>
+          <w:rFonts w:ascii="Courier New" w:hAnsi="Courier New" w:cs="Courier New" w:eastAsia="Courier New"/>
+          <w:b w:val="0"/>
+          <w:i w:val="0"/>
+          <w:color w:val="000000"/>
+          <w:sz w:val="20"/>
+        </w:rPr>
+        <w:t>make deploy-logs</w:t>
+      </w:r>
+    </w:p>
+    <w:p>
+      <w:r>
+        <w:rPr>
+          <w:rFonts w:ascii="Times New Roman" w:hAnsi="Times New Roman" w:cs="Times New Roman" w:eastAsia="Times New Roman"/>
+          <w:b w:val="0"/>
+          <w:i w:val="0"/>
+          <w:color w:val="000000"/>
+          <w:sz w:val="28"/>
+        </w:rPr>
+        <w:t xml:space="preserve">Ожидаемый результат: службы запускаются, в журнале нет сообщений уровня </w:t>
+      </w:r>
+      <w:r>
+        <w:rPr>
+          <w:rFonts w:ascii="Courier New" w:hAnsi="Courier New" w:cs="Courier New" w:eastAsia="Courier New"/>
+          <w:b w:val="0"/>
+          <w:i w:val="0"/>
+          <w:color w:val="000000"/>
+          <w:sz w:val="24"/>
+        </w:rPr>
+        <w:t>error</w:t>
+      </w:r>
+      <w:r>
+        <w:rPr>
+          <w:rFonts w:ascii="Times New Roman" w:hAnsi="Times New Roman" w:cs="Times New Roman" w:eastAsia="Times New Roman"/>
+          <w:b w:val="0"/>
+          <w:i w:val="0"/>
+          <w:color w:val="000000"/>
+          <w:sz w:val="28"/>
+        </w:rPr>
+        <w:t>. Приведение схемы базы данных выполняется быстро: схема уже соответствует восстановленным данным.</w:t>
+      </w:r>
+    </w:p>
+    <w:p>
+      <w:pPr>
+        <w:pStyle w:val="Heading2"/>
+        <w:ind w:firstLine="0"/>
+      </w:pPr>
+      <w:r>
+        <w:rPr>
+          <w:rFonts w:ascii="Times New Roman" w:hAnsi="Times New Roman" w:cs="Times New Roman" w:eastAsia="Times New Roman"/>
+          <w:b/>
+          <w:i w:val="0"/>
+          <w:color w:val="000000"/>
+          <w:sz w:val="28"/>
+        </w:rPr>
+        <w:t>14.7. Проверка после переноса</w:t>
+      </w:r>
+    </w:p>
+    <w:p>
+      <w:r>
+        <w:rPr>
+          <w:rFonts w:ascii="Times New Roman" w:hAnsi="Times New Roman" w:cs="Times New Roman" w:eastAsia="Times New Roman"/>
+          <w:b w:val="0"/>
+          <w:i w:val="0"/>
+          <w:color w:val="000000"/>
+          <w:sz w:val="28"/>
+        </w:rPr>
+        <w:t>Проверки выполняются до переключения пользователей на новый сервер.</w:t>
+      </w:r>
+    </w:p>
+    <w:p>
+      <w:pPr>
+        <w:keepNext/>
+        <w:spacing w:line="240" w:lineRule="auto" w:before="160" w:after="80"/>
+        <w:ind w:firstLine="0"/>
+        <w:jc w:val="left"/>
+      </w:pPr>
+      <w:r>
+        <w:rPr>
+          <w:rFonts w:ascii="Times New Roman" w:hAnsi="Times New Roman" w:cs="Times New Roman" w:eastAsia="Times New Roman"/>
+          <w:b w:val="0"/>
+          <w:i/>
+          <w:color w:val="000000"/>
+          <w:sz w:val="24"/>
+        </w:rPr>
+        <w:t>Таблица 14.3 — Проверки после переноса</w:t>
+      </w:r>
+    </w:p>
+    <w:tbl>
+      <w:tblPr>
+        <w:tblStyle w:val="TableGrid"/>
+        <w:tblW w:type="auto" w:w="0"/>
+        <w:jc w:val="center"/>
+        <w:tblLayout w:type="fixed"/>
+        <w:tblLook w:firstColumn="1" w:firstRow="1" w:lastColumn="0" w:lastRow="0" w:noHBand="0" w:noVBand="1" w:val="04A0"/>
+        <w:tblLayout w:type="fixed"/>
+      </w:tblPr>
+      <w:tblGrid>
+        <w:gridCol w:w="3430"/>
+        <w:gridCol w:w="5926"/>
+      </w:tblGrid>
+      <w:tr>
+        <w:trPr>
+          <w:tblHeader w:val="true"/>
+          <w:cantSplit w:val="true"/>
+        </w:trPr>
+        <w:tc>
+          <w:tcPr>
+            <w:tcW w:type="dxa" w:w="3429"/>
+            <w:shd w:val="clear" w:fill="E8E8E8"/>
+          </w:tcPr>
+          <w:p>
+            <w:pPr>
+              <w:keepNext/>
+              <w:spacing w:line="240" w:lineRule="auto" w:after="0"/>
+              <w:ind w:firstLine="0"/>
+              <w:jc w:val="left"/>
+            </w:pPr>
+            <w:r>
+              <w:rPr>
+                <w:rFonts w:ascii="Times New Roman" w:hAnsi="Times New Roman" w:cs="Times New Roman" w:eastAsia="Times New Roman"/>
+                <w:b/>
+                <w:i w:val="0"/>
+                <w:color w:val="000000"/>
+                <w:sz w:val="24"/>
+              </w:rPr>
+              <w:t>Проверка</w:t>
+            </w:r>
+          </w:p>
+        </w:tc>
+        <w:tc>
+          <w:tcPr>
+            <w:tcW w:type="dxa" w:w="5925"/>
+            <w:shd w:val="clear" w:fill="E8E8E8"/>
+          </w:tcPr>
+          <w:p>
+            <w:pPr>
+              <w:keepNext/>
+              <w:spacing w:line="240" w:lineRule="auto" w:after="0"/>
+              <w:ind w:firstLine="0"/>
+              <w:jc w:val="left"/>
+            </w:pPr>
+            <w:r>
+              <w:rPr>
+                <w:rFonts w:ascii="Times New Roman" w:hAnsi="Times New Roman" w:cs="Times New Roman" w:eastAsia="Times New Roman"/>
+                <w:b/>
+                <w:i w:val="0"/>
+                <w:color w:val="000000"/>
+                <w:sz w:val="24"/>
+              </w:rPr>
+              <w:t>Ожидаемый результат</w:t>
+            </w:r>
+          </w:p>
+        </w:tc>
+      </w:tr>
+      <w:tr>
+        <w:trPr>
+          <w:cantSplit w:val="true"/>
+        </w:trPr>
+        <w:tc>
+          <w:tcPr>
+            <w:tcW w:type="dxa" w:w="3429"/>
+          </w:tcPr>
+          <w:p>
+            <w:pPr>
+              <w:spacing w:line="240" w:lineRule="auto" w:after="0"/>
+              <w:ind w:firstLine="0"/>
+              <w:jc w:val="left"/>
+            </w:pPr>
+            <w:r>
+              <w:rPr>
+                <w:rFonts w:ascii="Times New Roman" w:hAnsi="Times New Roman" w:cs="Times New Roman" w:eastAsia="Times New Roman"/>
+                <w:b w:val="0"/>
+                <w:i w:val="0"/>
+                <w:color w:val="000000"/>
+                <w:sz w:val="24"/>
+              </w:rPr>
+              <w:t>Вход администратора</w:t>
+            </w:r>
+          </w:p>
+        </w:tc>
+        <w:tc>
+          <w:tcPr>
+            <w:tcW w:type="dxa" w:w="5925"/>
+          </w:tcPr>
+          <w:p>
+            <w:pPr>
+              <w:spacing w:line="240" w:lineRule="auto" w:after="0"/>
+              <w:ind w:firstLine="0"/>
+              <w:jc w:val="left"/>
+            </w:pPr>
+            <w:r>
+              <w:rPr>
+                <w:rFonts w:ascii="Times New Roman" w:hAnsi="Times New Roman" w:cs="Times New Roman" w:eastAsia="Times New Roman"/>
+                <w:b w:val="0"/>
+                <w:i w:val="0"/>
+                <w:color w:val="000000"/>
+                <w:sz w:val="24"/>
+              </w:rPr>
+              <w:t>Выполняется с прежним паролем</w:t>
+            </w:r>
+          </w:p>
+        </w:tc>
+      </w:tr>
+      <w:tr>
+        <w:trPr>
+          <w:cantSplit w:val="true"/>
+        </w:trPr>
+        <w:tc>
+          <w:tcPr>
+            <w:tcW w:type="dxa" w:w="3429"/>
+          </w:tcPr>
+          <w:p>
+            <w:pPr>
+              <w:spacing w:line="240" w:lineRule="auto" w:after="0"/>
+              <w:ind w:firstLine="0"/>
+              <w:jc w:val="left"/>
+            </w:pPr>
+            <w:r>
+              <w:rPr>
+                <w:rFonts w:ascii="Times New Roman" w:hAnsi="Times New Roman" w:cs="Times New Roman" w:eastAsia="Times New Roman"/>
+                <w:b w:val="0"/>
+                <w:i w:val="0"/>
+                <w:color w:val="000000"/>
+                <w:sz w:val="24"/>
+              </w:rPr>
+              <w:t>Число заявок в центре заявок</w:t>
+            </w:r>
+          </w:p>
+        </w:tc>
+        <w:tc>
+          <w:tcPr>
+            <w:tcW w:type="dxa" w:w="5925"/>
+          </w:tcPr>
+          <w:p>
+            <w:pPr>
+              <w:spacing w:line="240" w:lineRule="auto" w:after="0"/>
+              <w:ind w:firstLine="0"/>
+              <w:jc w:val="left"/>
+            </w:pPr>
+            <w:r>
+              <w:rPr>
+                <w:rFonts w:ascii="Times New Roman" w:hAnsi="Times New Roman" w:cs="Times New Roman" w:eastAsia="Times New Roman"/>
+                <w:b w:val="0"/>
+                <w:i w:val="0"/>
+                <w:color w:val="000000"/>
+                <w:sz w:val="24"/>
+              </w:rPr>
+              <w:t>Совпадает с прежним сервером</w:t>
+            </w:r>
+          </w:p>
+        </w:tc>
+      </w:tr>
+      <w:tr>
+        <w:trPr>
+          <w:cantSplit w:val="true"/>
+        </w:trPr>
+        <w:tc>
+          <w:tcPr>
+            <w:tcW w:type="dxa" w:w="3429"/>
+          </w:tcPr>
+          <w:p>
+            <w:pPr>
+              <w:spacing w:line="240" w:lineRule="auto" w:after="0"/>
+              <w:ind w:firstLine="0"/>
+              <w:jc w:val="left"/>
+            </w:pPr>
+            <w:r>
+              <w:rPr>
+                <w:rFonts w:ascii="Times New Roman" w:hAnsi="Times New Roman" w:cs="Times New Roman" w:eastAsia="Times New Roman"/>
+                <w:b w:val="0"/>
+                <w:i w:val="0"/>
+                <w:color w:val="000000"/>
+                <w:sz w:val="24"/>
+              </w:rPr>
+              <w:t>Открытие заявки со вложениями</w:t>
+            </w:r>
+          </w:p>
+        </w:tc>
+        <w:tc>
+          <w:tcPr>
+            <w:tcW w:type="dxa" w:w="5925"/>
+          </w:tcPr>
+          <w:p>
+            <w:pPr>
+              <w:spacing w:line="240" w:lineRule="auto" w:after="0"/>
+              <w:ind w:firstLine="0"/>
+              <w:jc w:val="left"/>
+            </w:pPr>
+            <w:r>
+              <w:rPr>
+                <w:rFonts w:ascii="Times New Roman" w:hAnsi="Times New Roman" w:cs="Times New Roman" w:eastAsia="Times New Roman"/>
+                <w:b w:val="0"/>
+                <w:i w:val="0"/>
+                <w:color w:val="000000"/>
+                <w:sz w:val="24"/>
+              </w:rPr>
+              <w:t>Открывается, файлы и фотографии отображаются</w:t>
+            </w:r>
+          </w:p>
+        </w:tc>
+      </w:tr>
+      <w:tr>
+        <w:trPr>
+          <w:cantSplit w:val="true"/>
+        </w:trPr>
+        <w:tc>
+          <w:tcPr>
+            <w:tcW w:type="dxa" w:w="3429"/>
+          </w:tcPr>
+          <w:p>
+            <w:pPr>
+              <w:spacing w:line="240" w:lineRule="auto" w:after="0"/>
+              <w:ind w:firstLine="0"/>
+              <w:jc w:val="left"/>
+            </w:pPr>
+            <w:r>
+              <w:rPr>
+                <w:rFonts w:ascii="Times New Roman" w:hAnsi="Times New Roman" w:cs="Times New Roman" w:eastAsia="Times New Roman"/>
+                <w:b w:val="0"/>
+                <w:i w:val="0"/>
+                <w:color w:val="000000"/>
+                <w:sz w:val="24"/>
+              </w:rPr>
+              <w:t>Открытие карточки человека</w:t>
+            </w:r>
+          </w:p>
+        </w:tc>
+        <w:tc>
+          <w:tcPr>
+            <w:tcW w:type="dxa" w:w="5925"/>
+          </w:tcPr>
+          <w:p>
+            <w:pPr>
+              <w:spacing w:line="240" w:lineRule="auto" w:after="0"/>
+              <w:ind w:firstLine="0"/>
+              <w:jc w:val="left"/>
+            </w:pPr>
+            <w:r>
+              <w:rPr>
+                <w:rFonts w:ascii="Times New Roman" w:hAnsi="Times New Roman" w:cs="Times New Roman" w:eastAsia="Times New Roman"/>
+                <w:b w:val="0"/>
+                <w:i w:val="0"/>
+                <w:color w:val="000000"/>
+                <w:sz w:val="24"/>
+              </w:rPr>
+              <w:t>Сведения документа, удостоверяющего личность, читаются</w:t>
+            </w:r>
+          </w:p>
+        </w:tc>
+      </w:tr>
+      <w:tr>
+        <w:trPr>
+          <w:cantSplit w:val="true"/>
+        </w:trPr>
+        <w:tc>
+          <w:tcPr>
+            <w:tcW w:type="dxa" w:w="3429"/>
+          </w:tcPr>
+          <w:p>
+            <w:pPr>
+              <w:spacing w:line="240" w:lineRule="auto" w:after="0"/>
+              <w:ind w:firstLine="0"/>
+              <w:jc w:val="left"/>
+            </w:pPr>
+            <w:r>
+              <w:rPr>
+                <w:rFonts w:ascii="Times New Roman" w:hAnsi="Times New Roman" w:cs="Times New Roman" w:eastAsia="Times New Roman"/>
+                <w:b w:val="0"/>
+                <w:i w:val="0"/>
+                <w:color w:val="000000"/>
+                <w:sz w:val="24"/>
+              </w:rPr>
+              <w:t>Открытие таблицы поста</w:t>
+            </w:r>
+          </w:p>
+        </w:tc>
+        <w:tc>
+          <w:tcPr>
+            <w:tcW w:type="dxa" w:w="5925"/>
+          </w:tcPr>
+          <w:p>
+            <w:pPr>
+              <w:spacing w:line="240" w:lineRule="auto" w:after="0"/>
+              <w:ind w:firstLine="0"/>
+              <w:jc w:val="left"/>
+            </w:pPr>
+            <w:r>
+              <w:rPr>
+                <w:rFonts w:ascii="Times New Roman" w:hAnsi="Times New Roman" w:cs="Times New Roman" w:eastAsia="Times New Roman"/>
+                <w:b w:val="0"/>
+                <w:i w:val="0"/>
+                <w:color w:val="000000"/>
+                <w:sz w:val="24"/>
+              </w:rPr>
+              <w:t>Перечень допущенных объектов на месте</w:t>
+            </w:r>
+          </w:p>
+        </w:tc>
+      </w:tr>
+      <w:tr>
+        <w:trPr>
+          <w:cantSplit w:val="true"/>
+        </w:trPr>
+        <w:tc>
+          <w:tcPr>
+            <w:tcW w:type="dxa" w:w="3429"/>
+          </w:tcPr>
+          <w:p>
+            <w:pPr>
+              <w:spacing w:line="240" w:lineRule="auto" w:after="0"/>
+              <w:ind w:firstLine="0"/>
+              <w:jc w:val="left"/>
+            </w:pPr>
+            <w:r>
+              <w:rPr>
+                <w:rFonts w:ascii="Times New Roman" w:hAnsi="Times New Roman" w:cs="Times New Roman" w:eastAsia="Times New Roman"/>
+                <w:b w:val="0"/>
+                <w:i w:val="0"/>
+                <w:color w:val="000000"/>
+                <w:sz w:val="24"/>
+              </w:rPr>
+              <w:t>Формирование печатной формы</w:t>
+            </w:r>
+          </w:p>
+        </w:tc>
+        <w:tc>
+          <w:tcPr>
+            <w:tcW w:type="dxa" w:w="5925"/>
+          </w:tcPr>
+          <w:p>
+            <w:pPr>
+              <w:spacing w:line="240" w:lineRule="auto" w:after="0"/>
+              <w:ind w:firstLine="0"/>
+              <w:jc w:val="left"/>
+            </w:pPr>
+            <w:r>
+              <w:rPr>
+                <w:rFonts w:ascii="Times New Roman" w:hAnsi="Times New Roman" w:cs="Times New Roman" w:eastAsia="Times New Roman"/>
+                <w:b w:val="0"/>
+                <w:i w:val="0"/>
+                <w:color w:val="000000"/>
+                <w:sz w:val="24"/>
+              </w:rPr>
+              <w:t>Формируется, шаблон найден</w:t>
+            </w:r>
+          </w:p>
+        </w:tc>
+      </w:tr>
+      <w:tr>
+        <w:trPr>
+          <w:cantSplit w:val="true"/>
+        </w:trPr>
+        <w:tc>
+          <w:tcPr>
+            <w:tcW w:type="dxa" w:w="3429"/>
+          </w:tcPr>
+          <w:p>
+            <w:pPr>
+              <w:spacing w:line="240" w:lineRule="auto" w:after="0"/>
+              <w:ind w:firstLine="0"/>
+              <w:jc w:val="left"/>
+            </w:pPr>
+            <w:r>
+              <w:rPr>
+                <w:rFonts w:ascii="Times New Roman" w:hAnsi="Times New Roman" w:cs="Times New Roman" w:eastAsia="Times New Roman"/>
+                <w:b w:val="0"/>
+                <w:i w:val="0"/>
+                <w:color w:val="000000"/>
+                <w:sz w:val="24"/>
+              </w:rPr>
+              <w:t>Журналы</w:t>
+            </w:r>
+          </w:p>
+        </w:tc>
+        <w:tc>
+          <w:tcPr>
+            <w:tcW w:type="dxa" w:w="5925"/>
+          </w:tcPr>
+          <w:p>
+            <w:pPr>
+              <w:spacing w:line="240" w:lineRule="auto" w:after="0"/>
+              <w:ind w:firstLine="0"/>
+              <w:jc w:val="left"/>
+            </w:pPr>
+            <w:r>
+              <w:rPr>
+                <w:rFonts w:ascii="Times New Roman" w:hAnsi="Times New Roman" w:cs="Times New Roman" w:eastAsia="Times New Roman"/>
+                <w:b w:val="0"/>
+                <w:i w:val="0"/>
+                <w:color w:val="000000"/>
+                <w:sz w:val="24"/>
+              </w:rPr>
+              <w:t>Записи за прежний период доступны</w:t>
+            </w:r>
+          </w:p>
+        </w:tc>
+      </w:tr>
+    </w:tbl>
+    <w:p>
+      <w:pPr>
+        <w:spacing w:after="0" w:line="240" w:lineRule="auto"/>
+        <w:ind w:firstLine="0"/>
+      </w:pPr>
+      <w:r>
+        <w:rPr>
+          <w:rFonts w:ascii="Times New Roman" w:hAnsi="Times New Roman" w:cs="Times New Roman" w:eastAsia="Times New Roman"/>
+          <w:b w:val="0"/>
+          <w:i w:val="0"/>
+          <w:color w:val="000000"/>
+          <w:sz w:val="12"/>
+        </w:rPr>
+      </w:r>
+    </w:p>
+    <w:tbl>
+      <w:tblPr>
+        <w:tblW w:type="auto" w:w="0"/>
+        <w:tblLayout w:type="fixed"/>
+        <w:tblLook w:firstColumn="1" w:firstRow="1" w:lastColumn="0" w:lastRow="0" w:noHBand="0" w:noVBand="1" w:val="04A0"/>
+        <w:tblLayout w:type="fixed"/>
+      </w:tblPr>
+      <w:tblGrid>
+        <w:gridCol w:w="9356"/>
+      </w:tblGrid>
+      <w:tr>
+        <w:trPr>
+          <w:cantSplit w:val="true"/>
+        </w:trPr>
+        <w:tc>
+          <w:tcPr>
+            <w:tcW w:type="dxa" w:w="9354"/>
+            <w:shd w:val="clear" w:fill="FDF6E3"/>
+            <w:tcBorders>
+              <w:left w:val="single" w:sz="24" w:color="B7791F"/>
+              <w:top w:val="single" w:sz="4" w:color="FDF6E3"/>
+              <w:bottom w:val="single" w:sz="4" w:color="FDF6E3"/>
+              <w:right w:val="single" w:sz="4" w:color="FDF6E3"/>
+            </w:tcBorders>
+          </w:tcPr>
+          <w:p>
+            <w:pPr>
+              <w:spacing w:line="288" w:lineRule="auto" w:after="0"/>
+              <w:ind w:firstLine="0"/>
+            </w:pPr>
+            <w:r>
+              <w:rPr>
+                <w:rFonts w:ascii="Times New Roman" w:hAnsi="Times New Roman" w:cs="Times New Roman" w:eastAsia="Times New Roman"/>
+                <w:b/>
+                <w:i w:val="0"/>
+                <w:color w:val="B7791F"/>
+                <w:sz w:val="26"/>
+              </w:rPr>
+              <w:t xml:space="preserve">ВАЖНО. </w:t>
+            </w:r>
+            <w:r>
+              <w:rPr>
+                <w:rFonts w:ascii="Times New Roman" w:hAnsi="Times New Roman" w:cs="Times New Roman" w:eastAsia="Times New Roman"/>
+                <w:b w:val="0"/>
+                <w:i w:val="0"/>
+                <w:color w:val="000000"/>
+                <w:sz w:val="26"/>
+              </w:rPr>
+              <w:t>Проверка чтения сведений документа, удостоверяющего личность, обязательна. Именно она подтверждает, что ключ шифрования перенесён верно. Все остальные проверки могут пройти успешно и при неверном ключе.</w:t>
+            </w:r>
+          </w:p>
+        </w:tc>
+      </w:tr>
+    </w:tbl>
+    <w:p>
+      <w:pPr>
+        <w:spacing w:after="0" w:line="240" w:lineRule="auto"/>
+        <w:ind w:firstLine="0"/>
+      </w:pPr>
+      <w:r>
+        <w:rPr>
+          <w:rFonts w:ascii="Times New Roman" w:hAnsi="Times New Roman" w:cs="Times New Roman" w:eastAsia="Times New Roman"/>
+          <w:b w:val="0"/>
+          <w:i w:val="0"/>
+          <w:color w:val="000000"/>
+          <w:sz w:val="12"/>
+        </w:rPr>
+      </w:r>
+    </w:p>
+    <w:p>
+      <w:pPr>
+        <w:pStyle w:val="Heading2"/>
+        <w:ind w:firstLine="0"/>
+      </w:pPr>
+      <w:r>
+        <w:rPr>
+          <w:rFonts w:ascii="Times New Roman" w:hAnsi="Times New Roman" w:cs="Times New Roman" w:eastAsia="Times New Roman"/>
+          <w:b/>
+          <w:i w:val="0"/>
+          <w:color w:val="000000"/>
+          <w:sz w:val="28"/>
+        </w:rPr>
+        <w:t>14.8. Переключение и вывод прежнего сервера из работы</w:t>
+      </w:r>
+    </w:p>
+    <w:p>
+      <w:r>
+        <w:rPr>
+          <w:rFonts w:ascii="Times New Roman" w:hAnsi="Times New Roman" w:cs="Times New Roman" w:eastAsia="Times New Roman"/>
+          <w:b w:val="0"/>
+          <w:i w:val="0"/>
+          <w:color w:val="000000"/>
+          <w:sz w:val="28"/>
+        </w:rPr>
+        <w:t>После успешной проверки измените запись в системе доменных имён либо сообщите работникам новый адрес.</w:t>
+      </w:r>
+    </w:p>
+    <w:p>
+      <w:r>
+        <w:rPr>
+          <w:rFonts w:ascii="Times New Roman" w:hAnsi="Times New Roman" w:cs="Times New Roman" w:eastAsia="Times New Roman"/>
+          <w:b w:val="0"/>
+          <w:i w:val="0"/>
+          <w:color w:val="000000"/>
+          <w:sz w:val="28"/>
+        </w:rPr>
+        <w:t>Прежний сервер не выключайте сразу. Держите его остановленным, но сохранным не менее двух недель: этого срока достаточно, чтобы проявились расхождения, незаметные при первичной проверке. Возврат в этом случае сводится к обратному переключению адреса.</w:t>
+      </w:r>
+    </w:p>
+    <w:p>
+      <w:r>
+        <w:rPr>
+          <w:rFonts w:ascii="Times New Roman" w:hAnsi="Times New Roman" w:cs="Times New Roman" w:eastAsia="Times New Roman"/>
+          <w:b w:val="0"/>
+          <w:i w:val="0"/>
+          <w:color w:val="000000"/>
+          <w:sz w:val="28"/>
+        </w:rPr>
+        <w:t>Данные, внесённые на новом сервере после переключения, при возврате будут потеряны, поэтому решение о возврате принимается в первые сутки.</w:t>
+      </w:r>
+    </w:p>
+    <w:p>
+      <w:r>
+        <w:rPr>
+          <w:rFonts w:ascii="Times New Roman" w:hAnsi="Times New Roman" w:cs="Times New Roman" w:eastAsia="Times New Roman"/>
+          <w:b w:val="0"/>
+          <w:i w:val="0"/>
+          <w:color w:val="000000"/>
+          <w:sz w:val="28"/>
+        </w:rPr>
+        <w:t>По истечении срока хранения удалите с прежнего сервера тома с данными и файл параметров: они содержат персональные данные и ключ шифрования.</w:t>
+      </w:r>
+    </w:p>
+    <w:p>
+      <w:pPr>
+        <w:pStyle w:val="Heading1"/>
+        <w:ind w:firstLine="0"/>
+      </w:pPr>
+      <w:r>
+        <w:rPr>
+          <w:rFonts w:ascii="Times New Roman" w:hAnsi="Times New Roman" w:cs="Times New Roman" w:eastAsia="Times New Roman"/>
+          <w:b/>
+          <w:i w:val="0"/>
+          <w:color w:val="000000"/>
+          <w:sz w:val="32"/>
+        </w:rPr>
         <w:t>Приложение А. Порты и сетевые доступы</w:t>
       </w:r>
     </w:p>
@@ -23765,9 +26439,9 @@
         <w:tblLayout w:type="fixed"/>
       </w:tblPr>
       <w:tblGrid>
-        <w:gridCol w:w="2195"/>
-        <w:gridCol w:w="2711"/>
-        <w:gridCol w:w="4449"/>
+        <w:gridCol w:w="2495"/>
+        <w:gridCol w:w="2200"/>
+        <w:gridCol w:w="4661"/>
       </w:tblGrid>
       <w:tr>
         <w:trPr>
@@ -23776,7 +26450,7 @@
         </w:trPr>
         <w:tc>
           <w:tcPr>
-            <w:tcW w:type="dxa" w:w="2195"/>
+            <w:tcW w:type="dxa" w:w="2494"/>
             <w:shd w:val="clear" w:fill="E8E8E8"/>
           </w:tcPr>
           <w:p>
@@ -23800,7 +26474,7 @@
         </w:tc>
         <w:tc>
           <w:tcPr>
-            <w:tcW w:type="dxa" w:w="2711"/>
+            <w:tcW w:type="dxa" w:w="2200"/>
             <w:shd w:val="clear" w:fill="E8E8E8"/>
           </w:tcPr>
           <w:p>
@@ -23824,7 +26498,7 @@
         </w:tc>
         <w:tc>
           <w:tcPr>
-            <w:tcW w:type="dxa" w:w="4449"/>
+            <w:tcW w:type="dxa" w:w="4660"/>
             <w:shd w:val="clear" w:fill="E8E8E8"/>
           </w:tcPr>
           <w:p>
@@ -23853,7 +26527,7 @@
         </w:trPr>
         <w:tc>
           <w:tcPr>
-            <w:tcW w:type="dxa" w:w="2195"/>
+            <w:tcW w:type="dxa" w:w="2494"/>
           </w:tcPr>
           <w:p>
             <w:pPr>
@@ -23875,7 +26549,7 @@
         </w:tc>
         <w:tc>
           <w:tcPr>
-            <w:tcW w:type="dxa" w:w="2711"/>
+            <w:tcW w:type="dxa" w:w="2200"/>
           </w:tcPr>
           <w:p>
             <w:pPr>
@@ -23897,7 +26571,7 @@
         </w:tc>
         <w:tc>
           <w:tcPr>
-            <w:tcW w:type="dxa" w:w="4449"/>
+            <w:tcW w:type="dxa" w:w="4660"/>
           </w:tcPr>
           <w:p>
             <w:pPr>
@@ -23924,7 +26598,7 @@
         </w:trPr>
         <w:tc>
           <w:tcPr>
-            <w:tcW w:type="dxa" w:w="2195"/>
+            <w:tcW w:type="dxa" w:w="2494"/>
           </w:tcPr>
           <w:p>
             <w:pPr>
@@ -23946,7 +26620,7 @@
         </w:tc>
         <w:tc>
           <w:tcPr>
-            <w:tcW w:type="dxa" w:w="2711"/>
+            <w:tcW w:type="dxa" w:w="2200"/>
           </w:tcPr>
           <w:p>
             <w:pPr>
@@ -23968,7 +26642,7 @@
         </w:tc>
         <w:tc>
           <w:tcPr>
-            <w:tcW w:type="dxa" w:w="4449"/>
+            <w:tcW w:type="dxa" w:w="4660"/>
           </w:tcPr>
           <w:p>
             <w:pPr>
@@ -23985,132 +26659,6 @@
                 <w:sz w:val="24"/>
               </w:rPr>
               <w:t>Имя базы данных</w:t>
-            </w:r>
-          </w:p>
-        </w:tc>
-      </w:tr>
-    </w:tbl>
-    <w:p>
-      <w:pPr>
-        <w:spacing w:after="0" w:line="240" w:lineRule="auto"/>
-        <w:ind w:firstLine="0"/>
-      </w:pPr>
-      <w:r>
-        <w:rPr>
-          <w:rFonts w:ascii="Times New Roman" w:hAnsi="Times New Roman" w:cs="Times New Roman" w:eastAsia="Times New Roman"/>
-          <w:b w:val="0"/>
-          <w:i w:val="0"/>
-          <w:color w:val="000000"/>
-          <w:sz w:val="12"/>
-        </w:rPr>
-      </w:r>
-    </w:p>
-    <w:p>
-      <w:pPr>
-        <w:keepNext/>
-        <w:spacing w:line="240" w:lineRule="auto" w:before="160" w:after="80"/>
-        <w:ind w:firstLine="0"/>
-        <w:jc w:val="left"/>
-      </w:pPr>
-      <w:r>
-        <w:rPr>
-          <w:rFonts w:ascii="Times New Roman" w:hAnsi="Times New Roman" w:cs="Times New Roman" w:eastAsia="Times New Roman"/>
-          <w:b w:val="0"/>
-          <w:i/>
-          <w:color w:val="000000"/>
-          <w:sz w:val="24"/>
-        </w:rPr>
-        <w:t>Продолжение таблицы Б.1</w:t>
-      </w:r>
-    </w:p>
-    <w:tbl>
-      <w:tblPr>
-        <w:tblStyle w:val="TableGrid"/>
-        <w:tblW w:type="auto" w:w="0"/>
-        <w:jc w:val="center"/>
-        <w:tblLayout w:type="fixed"/>
-        <w:tblLook w:firstColumn="1" w:firstRow="1" w:lastColumn="0" w:lastRow="0" w:noHBand="0" w:noVBand="1" w:val="04A0"/>
-        <w:tblLayout w:type="fixed"/>
-      </w:tblPr>
-      <w:tblGrid>
-        <w:gridCol w:w="2495"/>
-        <w:gridCol w:w="1559"/>
-        <w:gridCol w:w="5301"/>
-      </w:tblGrid>
-      <w:tr>
-        <w:trPr>
-          <w:tblHeader w:val="true"/>
-          <w:cantSplit w:val="true"/>
-        </w:trPr>
-        <w:tc>
-          <w:tcPr>
-            <w:tcW w:type="dxa" w:w="2494"/>
-            <w:shd w:val="clear" w:fill="E8E8E8"/>
-          </w:tcPr>
-          <w:p>
-            <w:pPr>
-              <w:keepNext/>
-              <w:spacing w:line="240" w:lineRule="auto" w:after="0"/>
-              <w:ind w:firstLine="0"/>
-              <w:jc w:val="left"/>
-            </w:pPr>
-            <w:r>
-              <w:rPr>
-                <w:rFonts w:ascii="Times New Roman" w:hAnsi="Times New Roman" w:cs="Times New Roman" w:eastAsia="Times New Roman"/>
-                <w:b/>
-                <w:i w:val="0"/>
-                <w:color w:val="000000"/>
-                <w:sz w:val="24"/>
-              </w:rPr>
-              <w:t>Параметр</w:t>
-            </w:r>
-          </w:p>
-        </w:tc>
-        <w:tc>
-          <w:tcPr>
-            <w:tcW w:type="dxa" w:w="1559"/>
-            <w:shd w:val="clear" w:fill="E8E8E8"/>
-          </w:tcPr>
-          <w:p>
-            <w:pPr>
-              <w:keepNext/>
-              <w:spacing w:line="240" w:lineRule="auto" w:after="0"/>
-              <w:ind w:firstLine="0"/>
-              <w:jc w:val="left"/>
-            </w:pPr>
-            <w:r>
-              <w:rPr>
-                <w:rFonts w:ascii="Times New Roman" w:hAnsi="Times New Roman" w:cs="Times New Roman" w:eastAsia="Times New Roman"/>
-                <w:b/>
-                <w:i w:val="0"/>
-                <w:color w:val="000000"/>
-                <w:sz w:val="24"/>
-              </w:rPr>
-              <w:t>По умолчанию</w:t>
-            </w:r>
-          </w:p>
-        </w:tc>
-        <w:tc>
-          <w:tcPr>
-            <w:tcW w:type="dxa" w:w="5301"/>
-            <w:shd w:val="clear" w:fill="E8E8E8"/>
-          </w:tcPr>
-          <w:p>
-            <w:pPr>
-              <w:keepNext/>
-              <w:spacing w:line="240" w:lineRule="auto" w:after="0"/>
-              <w:ind w:firstLine="0"/>
-              <w:jc w:val="left"/>
-            </w:pPr>
-            <w:r>
-              <w:rPr>
-                <w:rFonts w:ascii="Times New Roman" w:hAnsi="Times New Roman" w:cs="Times New Roman" w:eastAsia="Times New Roman"/>
-                <w:b/>
-                <w:i w:val="0"/>
-                <w:color w:val="000000"/>
-                <w:sz w:val="24"/>
-              </w:rPr>
-              <w:t>Назначение</w:t>
             </w:r>
           </w:p>
         </w:tc>
@@ -24143,7 +26691,7 @@
         </w:tc>
         <w:tc>
           <w:tcPr>
-            <w:tcW w:type="dxa" w:w="1559"/>
+            <w:tcW w:type="dxa" w:w="2200"/>
           </w:tcPr>
           <w:p>
             <w:pPr>
@@ -24165,7 +26713,7 @@
         </w:tc>
         <w:tc>
           <w:tcPr>
-            <w:tcW w:type="dxa" w:w="5301"/>
+            <w:tcW w:type="dxa" w:w="4660"/>
           </w:tcPr>
           <w:p>
             <w:pPr>
@@ -24214,7 +26762,7 @@
         </w:tc>
         <w:tc>
           <w:tcPr>
-            <w:tcW w:type="dxa" w:w="1559"/>
+            <w:tcW w:type="dxa" w:w="2200"/>
           </w:tcPr>
           <w:p>
             <w:pPr>
@@ -24236,7 +26784,7 @@
         </w:tc>
         <w:tc>
           <w:tcPr>
-            <w:tcW w:type="dxa" w:w="5301"/>
+            <w:tcW w:type="dxa" w:w="4660"/>
           </w:tcPr>
           <w:p>
             <w:pPr>
@@ -24285,7 +26833,7 @@
         </w:tc>
         <w:tc>
           <w:tcPr>
-            <w:tcW w:type="dxa" w:w="1559"/>
+            <w:tcW w:type="dxa" w:w="2200"/>
           </w:tcPr>
           <w:p>
             <w:pPr>
@@ -24307,7 +26855,7 @@
         </w:tc>
         <w:tc>
           <w:tcPr>
-            <w:tcW w:type="dxa" w:w="5301"/>
+            <w:tcW w:type="dxa" w:w="4660"/>
           </w:tcPr>
           <w:p>
             <w:pPr>
@@ -24356,7 +26904,7 @@
         </w:tc>
         <w:tc>
           <w:tcPr>
-            <w:tcW w:type="dxa" w:w="1559"/>
+            <w:tcW w:type="dxa" w:w="2200"/>
           </w:tcPr>
           <w:p>
             <w:pPr>
@@ -24378,7 +26926,7 @@
         </w:tc>
         <w:tc>
           <w:tcPr>
-            <w:tcW w:type="dxa" w:w="5301"/>
+            <w:tcW w:type="dxa" w:w="4660"/>
           </w:tcPr>
           <w:p>
             <w:pPr>
@@ -24427,7 +26975,7 @@
         </w:tc>
         <w:tc>
           <w:tcPr>
-            <w:tcW w:type="dxa" w:w="1559"/>
+            <w:tcW w:type="dxa" w:w="2200"/>
           </w:tcPr>
           <w:p>
             <w:pPr>
@@ -24449,7 +26997,7 @@
         </w:tc>
         <w:tc>
           <w:tcPr>
-            <w:tcW w:type="dxa" w:w="5301"/>
+            <w:tcW w:type="dxa" w:w="4660"/>
           </w:tcPr>
           <w:p>
             <w:pPr>
@@ -24498,7 +27046,7 @@
         </w:tc>
         <w:tc>
           <w:tcPr>
-            <w:tcW w:type="dxa" w:w="1559"/>
+            <w:tcW w:type="dxa" w:w="2200"/>
           </w:tcPr>
           <w:p>
             <w:pPr>
@@ -24520,7 +27068,7 @@
         </w:tc>
         <w:tc>
           <w:tcPr>
-            <w:tcW w:type="dxa" w:w="5301"/>
+            <w:tcW w:type="dxa" w:w="4660"/>
           </w:tcPr>
           <w:p>
             <w:pPr>
@@ -25547,274 +28095,6 @@
         <w:tblLayout w:type="fixed"/>
       </w:tblPr>
       <w:tblGrid>
-        <w:gridCol w:w="3598"/>
-        <w:gridCol w:w="1594"/>
-        <w:gridCol w:w="4163"/>
-      </w:tblGrid>
-      <w:tr>
-        <w:trPr>
-          <w:tblHeader w:val="true"/>
-          <w:cantSplit w:val="true"/>
-        </w:trPr>
-        <w:tc>
-          <w:tcPr>
-            <w:tcW w:type="dxa" w:w="3598"/>
-            <w:shd w:val="clear" w:fill="E8E8E8"/>
-          </w:tcPr>
-          <w:p>
-            <w:pPr>
-              <w:keepNext/>
-              <w:spacing w:line="240" w:lineRule="auto" w:after="0"/>
-              <w:ind w:firstLine="0"/>
-              <w:jc w:val="left"/>
-            </w:pPr>
-            <w:r>
-              <w:rPr>
-                <w:rFonts w:ascii="Times New Roman" w:hAnsi="Times New Roman" w:cs="Times New Roman" w:eastAsia="Times New Roman"/>
-                <w:b/>
-                <w:i w:val="0"/>
-                <w:color w:val="000000"/>
-                <w:sz w:val="24"/>
-              </w:rPr>
-              <w:t>Параметр</w:t>
-            </w:r>
-          </w:p>
-        </w:tc>
-        <w:tc>
-          <w:tcPr>
-            <w:tcW w:type="dxa" w:w="1594"/>
-            <w:shd w:val="clear" w:fill="E8E8E8"/>
-          </w:tcPr>
-          <w:p>
-            <w:pPr>
-              <w:keepNext/>
-              <w:spacing w:line="240" w:lineRule="auto" w:after="0"/>
-              <w:ind w:firstLine="0"/>
-              <w:jc w:val="left"/>
-            </w:pPr>
-            <w:r>
-              <w:rPr>
-                <w:rFonts w:ascii="Times New Roman" w:hAnsi="Times New Roman" w:cs="Times New Roman" w:eastAsia="Times New Roman"/>
-                <w:b/>
-                <w:i w:val="0"/>
-                <w:color w:val="000000"/>
-                <w:sz w:val="24"/>
-              </w:rPr>
-              <w:t>По умолчанию</w:t>
-            </w:r>
-          </w:p>
-        </w:tc>
-        <w:tc>
-          <w:tcPr>
-            <w:tcW w:type="dxa" w:w="4163"/>
-            <w:shd w:val="clear" w:fill="E8E8E8"/>
-          </w:tcPr>
-          <w:p>
-            <w:pPr>
-              <w:keepNext/>
-              <w:spacing w:line="240" w:lineRule="auto" w:after="0"/>
-              <w:ind w:firstLine="0"/>
-              <w:jc w:val="left"/>
-            </w:pPr>
-            <w:r>
-              <w:rPr>
-                <w:rFonts w:ascii="Times New Roman" w:hAnsi="Times New Roman" w:cs="Times New Roman" w:eastAsia="Times New Roman"/>
-                <w:b/>
-                <w:i w:val="0"/>
-                <w:color w:val="000000"/>
-                <w:sz w:val="24"/>
-              </w:rPr>
-              <w:t>Назначение</w:t>
-            </w:r>
-          </w:p>
-        </w:tc>
-      </w:tr>
-      <w:tr>
-        <w:trPr>
-          <w:cantSplit w:val="true"/>
-        </w:trPr>
-        <w:tc>
-          <w:tcPr>
-            <w:tcW w:type="dxa" w:w="3598"/>
-          </w:tcPr>
-          <w:p>
-            <w:pPr>
-              <w:spacing w:line="240" w:lineRule="auto" w:after="0"/>
-              <w:ind w:firstLine="0"/>
-              <w:jc w:val="left"/>
-            </w:pPr>
-            <w:r>
-              <w:rPr>
-                <w:rFonts w:ascii="Courier New" w:hAnsi="Courier New" w:cs="Courier New" w:eastAsia="Courier New"/>
-                <w:b w:val="0"/>
-                <w:i w:val="0"/>
-                <w:color w:val="000000"/>
-                <w:sz w:val="20"/>
-              </w:rPr>
-              <w:t>RATE_LIMIT_PER_MINUTE</w:t>
-            </w:r>
-          </w:p>
-        </w:tc>
-        <w:tc>
-          <w:tcPr>
-            <w:tcW w:type="dxa" w:w="1594"/>
-          </w:tcPr>
-          <w:p>
-            <w:pPr>
-              <w:spacing w:line="240" w:lineRule="auto" w:after="0"/>
-              <w:ind w:firstLine="0"/>
-              <w:jc w:val="left"/>
-            </w:pPr>
-            <w:r>
-              <w:rPr>
-                <w:rFonts w:ascii="Courier New" w:hAnsi="Courier New" w:cs="Courier New" w:eastAsia="Courier New"/>
-                <w:b w:val="0"/>
-                <w:i w:val="0"/>
-                <w:color w:val="000000"/>
-                <w:sz w:val="20"/>
-              </w:rPr>
-              <w:t>200</w:t>
-            </w:r>
-          </w:p>
-        </w:tc>
-        <w:tc>
-          <w:tcPr>
-            <w:tcW w:type="dxa" w:w="4163"/>
-          </w:tcPr>
-          <w:p>
-            <w:pPr>
-              <w:spacing w:line="240" w:lineRule="auto" w:after="0"/>
-              <w:ind w:firstLine="0"/>
-              <w:jc w:val="left"/>
-            </w:pPr>
-            <w:r>
-              <w:rPr>
-                <w:rFonts w:ascii="Times New Roman" w:hAnsi="Times New Roman" w:cs="Times New Roman" w:eastAsia="Times New Roman"/>
-                <w:b w:val="0"/>
-                <w:i w:val="0"/>
-                <w:color w:val="000000"/>
-                <w:sz w:val="24"/>
-              </w:rPr>
-              <w:t>Запросов в минуту на работника</w:t>
-            </w:r>
-          </w:p>
-        </w:tc>
-      </w:tr>
-      <w:tr>
-        <w:trPr>
-          <w:cantSplit w:val="true"/>
-        </w:trPr>
-        <w:tc>
-          <w:tcPr>
-            <w:tcW w:type="dxa" w:w="3598"/>
-          </w:tcPr>
-          <w:p>
-            <w:pPr>
-              <w:spacing w:line="240" w:lineRule="auto" w:after="0"/>
-              <w:ind w:firstLine="0"/>
-              <w:jc w:val="left"/>
-            </w:pPr>
-            <w:r>
-              <w:rPr>
-                <w:rFonts w:ascii="Courier New" w:hAnsi="Courier New" w:cs="Courier New" w:eastAsia="Courier New"/>
-                <w:b w:val="0"/>
-                <w:i w:val="0"/>
-                <w:color w:val="000000"/>
-                <w:sz w:val="20"/>
-              </w:rPr>
-              <w:t>RATE_LIMIT_WINDOW_SEC</w:t>
-            </w:r>
-          </w:p>
-        </w:tc>
-        <w:tc>
-          <w:tcPr>
-            <w:tcW w:type="dxa" w:w="1594"/>
-          </w:tcPr>
-          <w:p>
-            <w:pPr>
-              <w:spacing w:line="240" w:lineRule="auto" w:after="0"/>
-              <w:ind w:firstLine="0"/>
-              <w:jc w:val="left"/>
-            </w:pPr>
-            <w:r>
-              <w:rPr>
-                <w:rFonts w:ascii="Courier New" w:hAnsi="Courier New" w:cs="Courier New" w:eastAsia="Courier New"/>
-                <w:b w:val="0"/>
-                <w:i w:val="0"/>
-                <w:color w:val="000000"/>
-                <w:sz w:val="20"/>
-              </w:rPr>
-              <w:t>60</w:t>
-            </w:r>
-          </w:p>
-        </w:tc>
-        <w:tc>
-          <w:tcPr>
-            <w:tcW w:type="dxa" w:w="4163"/>
-          </w:tcPr>
-          <w:p>
-            <w:pPr>
-              <w:spacing w:line="240" w:lineRule="auto" w:after="0"/>
-              <w:ind w:firstLine="0"/>
-              <w:jc w:val="left"/>
-            </w:pPr>
-            <w:r>
-              <w:rPr>
-                <w:rFonts w:ascii="Times New Roman" w:hAnsi="Times New Roman" w:cs="Times New Roman" w:eastAsia="Times New Roman"/>
-                <w:b w:val="0"/>
-                <w:i w:val="0"/>
-                <w:color w:val="000000"/>
-                <w:sz w:val="24"/>
-              </w:rPr>
-              <w:t>Интервал подсчёта</w:t>
-            </w:r>
-          </w:p>
-        </w:tc>
-      </w:tr>
-    </w:tbl>
-    <w:p>
-      <w:pPr>
-        <w:spacing w:after="0" w:line="240" w:lineRule="auto"/>
-        <w:ind w:firstLine="0"/>
-      </w:pPr>
-      <w:r>
-        <w:rPr>
-          <w:rFonts w:ascii="Times New Roman" w:hAnsi="Times New Roman" w:cs="Times New Roman" w:eastAsia="Times New Roman"/>
-          <w:b w:val="0"/>
-          <w:i w:val="0"/>
-          <w:color w:val="000000"/>
-          <w:sz w:val="12"/>
-        </w:rPr>
-      </w:r>
-    </w:p>
-    <w:p>
-      <w:pPr>
-        <w:keepNext/>
-        <w:spacing w:line="240" w:lineRule="auto" w:before="160" w:after="80"/>
-        <w:ind w:firstLine="0"/>
-        <w:jc w:val="left"/>
-      </w:pPr>
-      <w:r>
-        <w:rPr>
-          <w:rFonts w:ascii="Times New Roman" w:hAnsi="Times New Roman" w:cs="Times New Roman" w:eastAsia="Times New Roman"/>
-          <w:b w:val="0"/>
-          <w:i/>
-          <w:color w:val="000000"/>
-          <w:sz w:val="24"/>
-        </w:rPr>
-        <w:t>Продолжение таблицы Б.4</w:t>
-      </w:r>
-    </w:p>
-    <w:tbl>
-      <w:tblPr>
-        <w:tblStyle w:val="TableGrid"/>
-        <w:tblW w:type="auto" w:w="0"/>
-        <w:jc w:val="center"/>
-        <w:tblLayout w:type="fixed"/>
-        <w:tblLook w:firstColumn="1" w:firstRow="1" w:lastColumn="0" w:lastRow="0" w:noHBand="0" w:noVBand="1" w:val="04A0"/>
-        <w:tblLayout w:type="fixed"/>
-      </w:tblPr>
-      <w:tblGrid>
         <w:gridCol w:w="3494"/>
         <w:gridCol w:w="4120"/>
         <w:gridCol w:w="1742"/>
@@ -25893,6 +28173,148 @@
                 <w:sz w:val="24"/>
               </w:rPr>
               <w:t>Назначение</w:t>
+            </w:r>
+          </w:p>
+        </w:tc>
+      </w:tr>
+      <w:tr>
+        <w:trPr>
+          <w:cantSplit w:val="true"/>
+        </w:trPr>
+        <w:tc>
+          <w:tcPr>
+            <w:tcW w:type="dxa" w:w="3493"/>
+          </w:tcPr>
+          <w:p>
+            <w:pPr>
+              <w:spacing w:line="240" w:lineRule="auto" w:after="0"/>
+              <w:ind w:firstLine="0"/>
+              <w:jc w:val="left"/>
+            </w:pPr>
+            <w:r>
+              <w:rPr>
+                <w:rFonts w:ascii="Courier New" w:hAnsi="Courier New" w:cs="Courier New" w:eastAsia="Courier New"/>
+                <w:b w:val="0"/>
+                <w:i w:val="0"/>
+                <w:color w:val="000000"/>
+                <w:sz w:val="20"/>
+              </w:rPr>
+              <w:t>RATE_LIMIT_PER_MINUTE</w:t>
+            </w:r>
+          </w:p>
+        </w:tc>
+        <w:tc>
+          <w:tcPr>
+            <w:tcW w:type="dxa" w:w="4119"/>
+          </w:tcPr>
+          <w:p>
+            <w:pPr>
+              <w:spacing w:line="240" w:lineRule="auto" w:after="0"/>
+              <w:ind w:firstLine="0"/>
+              <w:jc w:val="left"/>
+            </w:pPr>
+            <w:r>
+              <w:rPr>
+                <w:rFonts w:ascii="Courier New" w:hAnsi="Courier New" w:cs="Courier New" w:eastAsia="Courier New"/>
+                <w:b w:val="0"/>
+                <w:i w:val="0"/>
+                <w:color w:val="000000"/>
+                <w:sz w:val="20"/>
+              </w:rPr>
+              <w:t>200</w:t>
+            </w:r>
+          </w:p>
+        </w:tc>
+        <w:tc>
+          <w:tcPr>
+            <w:tcW w:type="dxa" w:w="1742"/>
+          </w:tcPr>
+          <w:p>
+            <w:pPr>
+              <w:spacing w:line="240" w:lineRule="auto" w:after="0"/>
+              <w:ind w:firstLine="0"/>
+              <w:jc w:val="left"/>
+            </w:pPr>
+            <w:r>
+              <w:rPr>
+                <w:rFonts w:ascii="Times New Roman" w:hAnsi="Times New Roman" w:cs="Times New Roman" w:eastAsia="Times New Roman"/>
+                <w:b w:val="0"/>
+                <w:i w:val="0"/>
+                <w:color w:val="000000"/>
+                <w:sz w:val="24"/>
+              </w:rPr>
+              <w:t>Запросов в минуту на работника</w:t>
+            </w:r>
+          </w:p>
+        </w:tc>
+      </w:tr>
+      <w:tr>
+        <w:trPr>
+          <w:cantSplit w:val="true"/>
+        </w:trPr>
+        <w:tc>
+          <w:tcPr>
+            <w:tcW w:type="dxa" w:w="3493"/>
+          </w:tcPr>
+          <w:p>
+            <w:pPr>
+              <w:spacing w:line="240" w:lineRule="auto" w:after="0"/>
+              <w:ind w:firstLine="0"/>
+              <w:jc w:val="left"/>
+            </w:pPr>
+            <w:r>
+              <w:rPr>
+                <w:rFonts w:ascii="Courier New" w:hAnsi="Courier New" w:cs="Courier New" w:eastAsia="Courier New"/>
+                <w:b w:val="0"/>
+                <w:i w:val="0"/>
+                <w:color w:val="000000"/>
+                <w:sz w:val="20"/>
+              </w:rPr>
+              <w:t>RATE_LIMIT_WINDOW_SEC</w:t>
+            </w:r>
+          </w:p>
+        </w:tc>
+        <w:tc>
+          <w:tcPr>
+            <w:tcW w:type="dxa" w:w="4119"/>
+          </w:tcPr>
+          <w:p>
+            <w:pPr>
+              <w:spacing w:line="240" w:lineRule="auto" w:after="0"/>
+              <w:ind w:firstLine="0"/>
+              <w:jc w:val="left"/>
+            </w:pPr>
+            <w:r>
+              <w:rPr>
+                <w:rFonts w:ascii="Courier New" w:hAnsi="Courier New" w:cs="Courier New" w:eastAsia="Courier New"/>
+                <w:b w:val="0"/>
+                <w:i w:val="0"/>
+                <w:color w:val="000000"/>
+                <w:sz w:val="20"/>
+              </w:rPr>
+              <w:t>60</w:t>
+            </w:r>
+          </w:p>
+        </w:tc>
+        <w:tc>
+          <w:tcPr>
+            <w:tcW w:type="dxa" w:w="1742"/>
+          </w:tcPr>
+          <w:p>
+            <w:pPr>
+              <w:spacing w:line="240" w:lineRule="auto" w:after="0"/>
+              <w:ind w:firstLine="0"/>
+              <w:jc w:val="left"/>
+            </w:pPr>
+            <w:r>
+              <w:rPr>
+                <w:rFonts w:ascii="Times New Roman" w:hAnsi="Times New Roman" w:cs="Times New Roman" w:eastAsia="Times New Roman"/>
+                <w:b w:val="0"/>
+                <w:i w:val="0"/>
+                <w:color w:val="000000"/>
+                <w:sz w:val="24"/>
+              </w:rPr>
+              <w:t>Интервал подсчёта</w:t>
             </w:r>
           </w:p>
         </w:tc>
@@ -28391,13 +30813,114 @@
           </w:p>
         </w:tc>
       </w:tr>
+    </w:tbl>
+    <w:p>
+      <w:pPr>
+        <w:spacing w:after="0" w:line="240" w:lineRule="auto"/>
+        <w:ind w:firstLine="0"/>
+      </w:pPr>
+      <w:r>
+        <w:rPr>
+          <w:rFonts w:ascii="Times New Roman" w:hAnsi="Times New Roman" w:cs="Times New Roman" w:eastAsia="Times New Roman"/>
+          <w:b w:val="0"/>
+          <w:i w:val="0"/>
+          <w:color w:val="000000"/>
+          <w:sz w:val="12"/>
+        </w:rPr>
+      </w:r>
+    </w:p>
+    <w:p>
+      <w:pPr>
+        <w:keepNext/>
+        <w:spacing w:line="240" w:lineRule="auto" w:before="160" w:after="80"/>
+        <w:ind w:firstLine="0"/>
+        <w:jc w:val="left"/>
+      </w:pPr>
+      <w:r>
+        <w:rPr>
+          <w:rFonts w:ascii="Times New Roman" w:hAnsi="Times New Roman" w:cs="Times New Roman" w:eastAsia="Times New Roman"/>
+          <w:b w:val="0"/>
+          <w:i/>
+          <w:color w:val="000000"/>
+          <w:sz w:val="24"/>
+        </w:rPr>
+        <w:t>Продолжение таблицы В.1</w:t>
+      </w:r>
+    </w:p>
+    <w:tbl>
+      <w:tblPr>
+        <w:tblStyle w:val="TableGrid"/>
+        <w:tblW w:type="auto" w:w="0"/>
+        <w:jc w:val="center"/>
+        <w:tblLayout w:type="fixed"/>
+        <w:tblLook w:firstColumn="1" w:firstRow="1" w:lastColumn="0" w:lastRow="0" w:noHBand="0" w:noVBand="1" w:val="04A0"/>
+        <w:tblLayout w:type="fixed"/>
+      </w:tblPr>
+      <w:tblGrid>
+        <w:gridCol w:w="6609"/>
+        <w:gridCol w:w="2747"/>
+      </w:tblGrid>
+      <w:tr>
+        <w:trPr>
+          <w:tblHeader w:val="true"/>
+          <w:cantSplit w:val="true"/>
+        </w:trPr>
+        <w:tc>
+          <w:tcPr>
+            <w:tcW w:type="dxa" w:w="6608"/>
+            <w:shd w:val="clear" w:fill="E8E8E8"/>
+          </w:tcPr>
+          <w:p>
+            <w:pPr>
+              <w:keepNext/>
+              <w:spacing w:line="240" w:lineRule="auto" w:after="0"/>
+              <w:ind w:firstLine="0"/>
+              <w:jc w:val="left"/>
+            </w:pPr>
+            <w:r>
+              <w:rPr>
+                <w:rFonts w:ascii="Times New Roman" w:hAnsi="Times New Roman" w:cs="Times New Roman" w:eastAsia="Times New Roman"/>
+                <w:b/>
+                <w:i w:val="0"/>
+                <w:color w:val="000000"/>
+                <w:sz w:val="24"/>
+              </w:rPr>
+              <w:t>Путь</w:t>
+            </w:r>
+          </w:p>
+        </w:tc>
+        <w:tc>
+          <w:tcPr>
+            <w:tcW w:type="dxa" w:w="2746"/>
+            <w:shd w:val="clear" w:fill="E8E8E8"/>
+          </w:tcPr>
+          <w:p>
+            <w:pPr>
+              <w:keepNext/>
+              <w:spacing w:line="240" w:lineRule="auto" w:after="0"/>
+              <w:ind w:firstLine="0"/>
+              <w:jc w:val="left"/>
+            </w:pPr>
+            <w:r>
+              <w:rPr>
+                <w:rFonts w:ascii="Times New Roman" w:hAnsi="Times New Roman" w:cs="Times New Roman" w:eastAsia="Times New Roman"/>
+                <w:b/>
+                <w:i w:val="0"/>
+                <w:color w:val="000000"/>
+                <w:sz w:val="24"/>
+              </w:rPr>
+              <w:t>Назначение</w:t>
+            </w:r>
+          </w:p>
+        </w:tc>
+      </w:tr>
       <w:tr>
         <w:trPr>
           <w:cantSplit w:val="true"/>
         </w:trPr>
         <w:tc>
           <w:tcPr>
-            <w:tcW w:type="dxa" w:w="4116"/>
+            <w:tcW w:type="dxa" w:w="6608"/>
           </w:tcPr>
           <w:p>
             <w:pPr>
@@ -28459,7 +30982,7 @@
         </w:tc>
         <w:tc>
           <w:tcPr>
-            <w:tcW w:type="dxa" w:w="5238"/>
+            <w:tcW w:type="dxa" w:w="2746"/>
           </w:tcPr>
           <w:p>
             <w:pPr>
